--- a/2026/ZSIGHT/DigDev_ZSight_User_Guide_UGU_v1.0.docx
+++ b/2026/ZSIGHT/DigDev_ZSight_User_Guide_UGU_v1.0.docx
@@ -148,6 +148,7 @@
                 <w:szCs w:val="20"/>
               </w:rPr>
             </w:pPr>
+            <w:proofErr w:type="spellStart"/>
             <w:r>
               <w:rPr>
                 <w:sz w:val="20"/>
@@ -167,7 +168,15 @@
                 <w:sz w:val="20"/>
                 <w:szCs w:val="20"/>
               </w:rPr>
-              <w:t>ser_Guide_(UGU)_v1.0</w:t>
+              <w:t>ser_Guide</w:t>
+            </w:r>
+            <w:proofErr w:type="spellEnd"/>
+            <w:r>
+              <w:rPr>
+                <w:sz w:val="20"/>
+                <w:szCs w:val="20"/>
+              </w:rPr>
+              <w:t>_(UGU)_v1.0</w:t>
             </w:r>
           </w:p>
         </w:tc>
@@ -369,7 +378,7 @@
           <w:r>
             <w:fldChar w:fldCharType="separate"/>
           </w:r>
-          <w:hyperlink w:anchor="_Toc227502388" w:history="1">
+          <w:hyperlink w:anchor="_Toc228128962" w:history="1">
             <w:r>
               <w:rPr>
                 <w:rStyle w:val="Hyperlink"/>
@@ -408,7 +417,7 @@
               <w:rPr>
                 <w:webHidden/>
               </w:rPr>
-              <w:instrText xml:space="preserve"> PAGEREF _Toc227502388 \h </w:instrText>
+              <w:instrText xml:space="preserve"> PAGEREF _Toc228128962 \h </w:instrText>
             </w:r>
             <w:r>
               <w:rPr>
@@ -445,7 +454,7 @@
               <w:szCs w:val="24"/>
             </w:rPr>
           </w:pPr>
-          <w:hyperlink w:anchor="_Toc227502389" w:history="1">
+          <w:hyperlink w:anchor="_Toc228128963" w:history="1">
             <w:r>
               <w:rPr>
                 <w:rStyle w:val="Hyperlink"/>
@@ -488,7 +497,7 @@
                 <w:noProof/>
                 <w:webHidden/>
               </w:rPr>
-              <w:instrText xml:space="preserve"> PAGEREF _Toc227502389 \h </w:instrText>
+              <w:instrText xml:space="preserve"> PAGEREF _Toc228128963 \h </w:instrText>
             </w:r>
             <w:r>
               <w:rPr>
@@ -529,7 +538,7 @@
               <w:szCs w:val="24"/>
             </w:rPr>
           </w:pPr>
-          <w:hyperlink w:anchor="_Toc227502390" w:history="1">
+          <w:hyperlink w:anchor="_Toc228128964" w:history="1">
             <w:r>
               <w:rPr>
                 <w:rStyle w:val="Hyperlink"/>
@@ -572,7 +581,7 @@
                 <w:noProof/>
                 <w:webHidden/>
               </w:rPr>
-              <w:instrText xml:space="preserve"> PAGEREF _Toc227502390 \h </w:instrText>
+              <w:instrText xml:space="preserve"> PAGEREF _Toc228128964 \h </w:instrText>
             </w:r>
             <w:r>
               <w:rPr>
@@ -613,7 +622,7 @@
               <w:szCs w:val="24"/>
             </w:rPr>
           </w:pPr>
-          <w:hyperlink w:anchor="_Toc227502391" w:history="1">
+          <w:hyperlink w:anchor="_Toc228128965" w:history="1">
             <w:r>
               <w:rPr>
                 <w:rStyle w:val="Hyperlink"/>
@@ -656,7 +665,7 @@
                 <w:noProof/>
                 <w:webHidden/>
               </w:rPr>
-              <w:instrText xml:space="preserve"> PAGEREF _Toc227502391 \h </w:instrText>
+              <w:instrText xml:space="preserve"> PAGEREF _Toc228128965 \h </w:instrText>
             </w:r>
             <w:r>
               <w:rPr>
@@ -698,7 +707,7 @@
               <w:szCs w:val="24"/>
             </w:rPr>
           </w:pPr>
-          <w:hyperlink w:anchor="_Toc227502392" w:history="1">
+          <w:hyperlink w:anchor="_Toc228128966" w:history="1">
             <w:r>
               <w:rPr>
                 <w:rStyle w:val="Hyperlink"/>
@@ -737,7 +746,7 @@
               <w:rPr>
                 <w:webHidden/>
               </w:rPr>
-              <w:instrText xml:space="preserve"> PAGEREF _Toc227502392 \h </w:instrText>
+              <w:instrText xml:space="preserve"> PAGEREF _Toc228128966 \h </w:instrText>
             </w:r>
             <w:r>
               <w:rPr>
@@ -774,7 +783,7 @@
               <w:szCs w:val="24"/>
             </w:rPr>
           </w:pPr>
-          <w:hyperlink w:anchor="_Toc227502393" w:history="1">
+          <w:hyperlink w:anchor="_Toc228128967" w:history="1">
             <w:r>
               <w:rPr>
                 <w:rStyle w:val="Hyperlink"/>
@@ -817,7 +826,7 @@
                 <w:noProof/>
                 <w:webHidden/>
               </w:rPr>
-              <w:instrText xml:space="preserve"> PAGEREF _Toc227502393 \h </w:instrText>
+              <w:instrText xml:space="preserve"> PAGEREF _Toc228128967 \h </w:instrText>
             </w:r>
             <w:r>
               <w:rPr>
@@ -858,7 +867,7 @@
               <w:szCs w:val="24"/>
             </w:rPr>
           </w:pPr>
-          <w:hyperlink w:anchor="_Toc227502394" w:history="1">
+          <w:hyperlink w:anchor="_Toc228128968" w:history="1">
             <w:r>
               <w:rPr>
                 <w:rStyle w:val="Hyperlink"/>
@@ -901,7 +910,7 @@
                 <w:noProof/>
                 <w:webHidden/>
               </w:rPr>
-              <w:instrText xml:space="preserve"> PAGEREF _Toc227502394 \h </w:instrText>
+              <w:instrText xml:space="preserve"> PAGEREF _Toc228128968 \h </w:instrText>
             </w:r>
             <w:r>
               <w:rPr>
@@ -942,7 +951,7 @@
               <w:szCs w:val="24"/>
             </w:rPr>
           </w:pPr>
-          <w:hyperlink w:anchor="_Toc227502395" w:history="1">
+          <w:hyperlink w:anchor="_Toc228128969" w:history="1">
             <w:r>
               <w:rPr>
                 <w:rStyle w:val="Hyperlink"/>
@@ -985,7 +994,7 @@
                 <w:noProof/>
                 <w:webHidden/>
               </w:rPr>
-              <w:instrText xml:space="preserve"> PAGEREF _Toc227502395 \h </w:instrText>
+              <w:instrText xml:space="preserve"> PAGEREF _Toc228128969 \h </w:instrText>
             </w:r>
             <w:r>
               <w:rPr>
@@ -1026,7 +1035,7 @@
               <w:szCs w:val="24"/>
             </w:rPr>
           </w:pPr>
-          <w:hyperlink w:anchor="_Toc227502396" w:history="1">
+          <w:hyperlink w:anchor="_Toc228128970" w:history="1">
             <w:r>
               <w:rPr>
                 <w:rStyle w:val="Hyperlink"/>
@@ -1069,7 +1078,7 @@
                 <w:noProof/>
                 <w:webHidden/>
               </w:rPr>
-              <w:instrText xml:space="preserve"> PAGEREF _Toc227502396 \h </w:instrText>
+              <w:instrText xml:space="preserve"> PAGEREF _Toc228128970 \h </w:instrText>
             </w:r>
             <w:r>
               <w:rPr>
@@ -1110,7 +1119,7 @@
               <w:szCs w:val="24"/>
             </w:rPr>
           </w:pPr>
-          <w:hyperlink w:anchor="_Toc227502397" w:history="1">
+          <w:hyperlink w:anchor="_Toc228128971" w:history="1">
             <w:r>
               <w:rPr>
                 <w:rStyle w:val="Hyperlink"/>
@@ -1153,7 +1162,7 @@
                 <w:noProof/>
                 <w:webHidden/>
               </w:rPr>
-              <w:instrText xml:space="preserve"> PAGEREF _Toc227502397 \h </w:instrText>
+              <w:instrText xml:space="preserve"> PAGEREF _Toc228128971 \h </w:instrText>
             </w:r>
             <w:r>
               <w:rPr>
@@ -1195,7 +1204,7 @@
               <w:szCs w:val="24"/>
             </w:rPr>
           </w:pPr>
-          <w:hyperlink w:anchor="_Toc227502398" w:history="1">
+          <w:hyperlink w:anchor="_Toc228128972" w:history="1">
             <w:r>
               <w:rPr>
                 <w:rStyle w:val="Hyperlink"/>
@@ -1234,7 +1243,7 @@
               <w:rPr>
                 <w:webHidden/>
               </w:rPr>
-              <w:instrText xml:space="preserve"> PAGEREF _Toc227502398 \h </w:instrText>
+              <w:instrText xml:space="preserve"> PAGEREF _Toc228128972 \h </w:instrText>
             </w:r>
             <w:r>
               <w:rPr>
@@ -1271,7 +1280,7 @@
               <w:szCs w:val="24"/>
             </w:rPr>
           </w:pPr>
-          <w:hyperlink w:anchor="_Toc227502399" w:history="1">
+          <w:hyperlink w:anchor="_Toc228128973" w:history="1">
             <w:r>
               <w:rPr>
                 <w:rStyle w:val="Hyperlink"/>
@@ -1314,7 +1323,7 @@
                 <w:noProof/>
                 <w:webHidden/>
               </w:rPr>
-              <w:instrText xml:space="preserve"> PAGEREF _Toc227502399 \h </w:instrText>
+              <w:instrText xml:space="preserve"> PAGEREF _Toc228128973 \h </w:instrText>
             </w:r>
             <w:r>
               <w:rPr>
@@ -1355,7 +1364,7 @@
               <w:szCs w:val="24"/>
             </w:rPr>
           </w:pPr>
-          <w:hyperlink w:anchor="_Toc227502400" w:history="1">
+          <w:hyperlink w:anchor="_Toc228128974" w:history="1">
             <w:r>
               <w:rPr>
                 <w:rStyle w:val="Hyperlink"/>
@@ -1398,7 +1407,7 @@
                 <w:noProof/>
                 <w:webHidden/>
               </w:rPr>
-              <w:instrText xml:space="preserve"> PAGEREF _Toc227502400 \h </w:instrText>
+              <w:instrText xml:space="preserve"> PAGEREF _Toc228128974 \h </w:instrText>
             </w:r>
             <w:r>
               <w:rPr>
@@ -1443,7 +1452,7 @@
               <w:szCs w:val="24"/>
             </w:rPr>
           </w:pPr>
-          <w:hyperlink w:anchor="_Toc227502401" w:history="1">
+          <w:hyperlink w:anchor="_Toc228128975" w:history="1">
             <w:r>
               <w:rPr>
                 <w:rStyle w:val="Hyperlink"/>
@@ -1486,7 +1495,7 @@
                 <w:noProof/>
                 <w:webHidden/>
               </w:rPr>
-              <w:instrText xml:space="preserve"> PAGEREF _Toc227502401 \h </w:instrText>
+              <w:instrText xml:space="preserve"> PAGEREF _Toc228128975 \h </w:instrText>
             </w:r>
             <w:r>
               <w:rPr>
@@ -1531,7 +1540,7 @@
               <w:szCs w:val="24"/>
             </w:rPr>
           </w:pPr>
-          <w:hyperlink w:anchor="_Toc227502402" w:history="1">
+          <w:hyperlink w:anchor="_Toc228128976" w:history="1">
             <w:r>
               <w:rPr>
                 <w:rStyle w:val="Hyperlink"/>
@@ -1574,7 +1583,7 @@
                 <w:noProof/>
                 <w:webHidden/>
               </w:rPr>
-              <w:instrText xml:space="preserve"> PAGEREF _Toc227502402 \h </w:instrText>
+              <w:instrText xml:space="preserve"> PAGEREF _Toc228128976 \h </w:instrText>
             </w:r>
             <w:r>
               <w:rPr>
@@ -1619,7 +1628,7 @@
               <w:szCs w:val="24"/>
             </w:rPr>
           </w:pPr>
-          <w:hyperlink w:anchor="_Toc227502403" w:history="1">
+          <w:hyperlink w:anchor="_Toc228128977" w:history="1">
             <w:r>
               <w:rPr>
                 <w:rStyle w:val="Hyperlink"/>
@@ -1662,7 +1671,7 @@
                 <w:noProof/>
                 <w:webHidden/>
               </w:rPr>
-              <w:instrText xml:space="preserve"> PAGEREF _Toc227502403 \h </w:instrText>
+              <w:instrText xml:space="preserve"> PAGEREF _Toc228128977 \h </w:instrText>
             </w:r>
             <w:r>
               <w:rPr>
@@ -1707,7 +1716,7 @@
               <w:szCs w:val="24"/>
             </w:rPr>
           </w:pPr>
-          <w:hyperlink w:anchor="_Toc227502404" w:history="1">
+          <w:hyperlink w:anchor="_Toc228128978" w:history="1">
             <w:r>
               <w:rPr>
                 <w:rStyle w:val="Hyperlink"/>
@@ -1750,7 +1759,7 @@
                 <w:noProof/>
                 <w:webHidden/>
               </w:rPr>
-              <w:instrText xml:space="preserve"> PAGEREF _Toc227502404 \h </w:instrText>
+              <w:instrText xml:space="preserve"> PAGEREF _Toc228128978 \h </w:instrText>
             </w:r>
             <w:r>
               <w:rPr>
@@ -1795,7 +1804,7 @@
               <w:szCs w:val="24"/>
             </w:rPr>
           </w:pPr>
-          <w:hyperlink w:anchor="_Toc227502405" w:history="1">
+          <w:hyperlink w:anchor="_Toc228128979" w:history="1">
             <w:r>
               <w:rPr>
                 <w:rStyle w:val="Hyperlink"/>
@@ -1838,7 +1847,7 @@
                 <w:noProof/>
                 <w:webHidden/>
               </w:rPr>
-              <w:instrText xml:space="preserve"> PAGEREF _Toc227502405 \h </w:instrText>
+              <w:instrText xml:space="preserve"> PAGEREF _Toc228128979 \h </w:instrText>
             </w:r>
             <w:r>
               <w:rPr>
@@ -1883,7 +1892,7 @@
               <w:szCs w:val="24"/>
             </w:rPr>
           </w:pPr>
-          <w:hyperlink w:anchor="_Toc227502406" w:history="1">
+          <w:hyperlink w:anchor="_Toc228128980" w:history="1">
             <w:r>
               <w:rPr>
                 <w:rStyle w:val="Hyperlink"/>
@@ -1926,7 +1935,7 @@
                 <w:noProof/>
                 <w:webHidden/>
               </w:rPr>
-              <w:instrText xml:space="preserve"> PAGEREF _Toc227502406 \h </w:instrText>
+              <w:instrText xml:space="preserve"> PAGEREF _Toc228128980 \h </w:instrText>
             </w:r>
             <w:r>
               <w:rPr>
@@ -1971,7 +1980,7 @@
               <w:szCs w:val="24"/>
             </w:rPr>
           </w:pPr>
-          <w:hyperlink w:anchor="_Toc227502407" w:history="1">
+          <w:hyperlink w:anchor="_Toc228128981" w:history="1">
             <w:r>
               <w:rPr>
                 <w:rStyle w:val="Hyperlink"/>
@@ -2014,7 +2023,7 @@
                 <w:noProof/>
                 <w:webHidden/>
               </w:rPr>
-              <w:instrText xml:space="preserve"> PAGEREF _Toc227502407 \h </w:instrText>
+              <w:instrText xml:space="preserve"> PAGEREF _Toc228128981 \h </w:instrText>
             </w:r>
             <w:r>
               <w:rPr>
@@ -2034,7 +2043,7 @@
                 <w:noProof/>
                 <w:webHidden/>
               </w:rPr>
-              <w:t>16</w:t>
+              <w:t>17</w:t>
             </w:r>
             <w:r>
               <w:rPr>
@@ -2059,7 +2068,7 @@
               <w:szCs w:val="24"/>
             </w:rPr>
           </w:pPr>
-          <w:hyperlink w:anchor="_Toc227502408" w:history="1">
+          <w:hyperlink w:anchor="_Toc228128982" w:history="1">
             <w:r>
               <w:rPr>
                 <w:rStyle w:val="Hyperlink"/>
@@ -2102,7 +2111,7 @@
                 <w:noProof/>
                 <w:webHidden/>
               </w:rPr>
-              <w:instrText xml:space="preserve"> PAGEREF _Toc227502408 \h </w:instrText>
+              <w:instrText xml:space="preserve"> PAGEREF _Toc228128982 \h </w:instrText>
             </w:r>
             <w:r>
               <w:rPr>
@@ -2122,7 +2131,7 @@
                 <w:noProof/>
                 <w:webHidden/>
               </w:rPr>
-              <w:t>16</w:t>
+              <w:t>17</w:t>
             </w:r>
             <w:r>
               <w:rPr>
@@ -2147,7 +2156,7 @@
               <w:szCs w:val="24"/>
             </w:rPr>
           </w:pPr>
-          <w:hyperlink w:anchor="_Toc227502409" w:history="1">
+          <w:hyperlink w:anchor="_Toc228128983" w:history="1">
             <w:r>
               <w:rPr>
                 <w:rStyle w:val="Hyperlink"/>
@@ -2190,7 +2199,7 @@
                 <w:noProof/>
                 <w:webHidden/>
               </w:rPr>
-              <w:instrText xml:space="preserve"> PAGEREF _Toc227502409 \h </w:instrText>
+              <w:instrText xml:space="preserve"> PAGEREF _Toc228128983 \h </w:instrText>
             </w:r>
             <w:r>
               <w:rPr>
@@ -2210,7 +2219,7 @@
                 <w:noProof/>
                 <w:webHidden/>
               </w:rPr>
-              <w:t>17</w:t>
+              <w:t>18</w:t>
             </w:r>
             <w:r>
               <w:rPr>
@@ -2231,7 +2240,7 @@
               <w:szCs w:val="24"/>
             </w:rPr>
           </w:pPr>
-          <w:hyperlink w:anchor="_Toc227502410" w:history="1">
+          <w:hyperlink w:anchor="_Toc228128984" w:history="1">
             <w:r>
               <w:rPr>
                 <w:rStyle w:val="Hyperlink"/>
@@ -2274,7 +2283,7 @@
                 <w:noProof/>
                 <w:webHidden/>
               </w:rPr>
-              <w:instrText xml:space="preserve"> PAGEREF _Toc227502410 \h </w:instrText>
+              <w:instrText xml:space="preserve"> PAGEREF _Toc228128984 \h </w:instrText>
             </w:r>
             <w:r>
               <w:rPr>
@@ -2294,7 +2303,7 @@
                 <w:noProof/>
                 <w:webHidden/>
               </w:rPr>
-              <w:t>19</w:t>
+              <w:t>21</w:t>
             </w:r>
             <w:r>
               <w:rPr>
@@ -2319,13 +2328,13 @@
               <w:szCs w:val="24"/>
             </w:rPr>
           </w:pPr>
-          <w:hyperlink w:anchor="_Toc227502411" w:history="1">
+          <w:hyperlink w:anchor="_Toc228128985" w:history="1">
             <w:r>
               <w:rPr>
                 <w:rStyle w:val="Hyperlink"/>
                 <w:noProof/>
               </w:rPr>
-              <w:t>3.3.1</w:t>
+              <w:t>3.3.2</w:t>
             </w:r>
             <w:r>
               <w:rPr>
@@ -2362,7 +2371,7 @@
                 <w:noProof/>
                 <w:webHidden/>
               </w:rPr>
-              <w:instrText xml:space="preserve"> PAGEREF _Toc227502411 \h </w:instrText>
+              <w:instrText xml:space="preserve"> PAGEREF _Toc228128985 \h </w:instrText>
             </w:r>
             <w:r>
               <w:rPr>
@@ -2382,7 +2391,7 @@
                 <w:noProof/>
                 <w:webHidden/>
               </w:rPr>
-              <w:t>19</w:t>
+              <w:t>21</w:t>
             </w:r>
             <w:r>
               <w:rPr>
@@ -2407,13 +2416,13 @@
               <w:szCs w:val="24"/>
             </w:rPr>
           </w:pPr>
-          <w:hyperlink w:anchor="_Toc227502412" w:history="1">
+          <w:hyperlink w:anchor="_Toc228128986" w:history="1">
             <w:r>
               <w:rPr>
                 <w:rStyle w:val="Hyperlink"/>
                 <w:noProof/>
               </w:rPr>
-              <w:t>3.3.2</w:t>
+              <w:t>3.3.3</w:t>
             </w:r>
             <w:r>
               <w:rPr>
@@ -2450,7 +2459,7 @@
                 <w:noProof/>
                 <w:webHidden/>
               </w:rPr>
-              <w:instrText xml:space="preserve"> PAGEREF _Toc227502412 \h </w:instrText>
+              <w:instrText xml:space="preserve"> PAGEREF _Toc228128986 \h </w:instrText>
             </w:r>
             <w:r>
               <w:rPr>
@@ -2470,7 +2479,7 @@
                 <w:noProof/>
                 <w:webHidden/>
               </w:rPr>
-              <w:t>19</w:t>
+              <w:t>21</w:t>
             </w:r>
             <w:r>
               <w:rPr>
@@ -2495,13 +2504,13 @@
               <w:szCs w:val="24"/>
             </w:rPr>
           </w:pPr>
-          <w:hyperlink w:anchor="_Toc227502413" w:history="1">
+          <w:hyperlink w:anchor="_Toc228128987" w:history="1">
             <w:r>
               <w:rPr>
                 <w:rStyle w:val="Hyperlink"/>
                 <w:noProof/>
               </w:rPr>
-              <w:t>3.3.3</w:t>
+              <w:t>3.3.4</w:t>
             </w:r>
             <w:r>
               <w:rPr>
@@ -2538,7 +2547,7 @@
                 <w:noProof/>
                 <w:webHidden/>
               </w:rPr>
-              <w:instrText xml:space="preserve"> PAGEREF _Toc227502413 \h </w:instrText>
+              <w:instrText xml:space="preserve"> PAGEREF _Toc228128987 \h </w:instrText>
             </w:r>
             <w:r>
               <w:rPr>
@@ -2558,7 +2567,7 @@
                 <w:noProof/>
                 <w:webHidden/>
               </w:rPr>
-              <w:t>19</w:t>
+              <w:t>22</w:t>
             </w:r>
             <w:r>
               <w:rPr>
@@ -2583,13 +2592,13 @@
               <w:szCs w:val="24"/>
             </w:rPr>
           </w:pPr>
-          <w:hyperlink w:anchor="_Toc227502414" w:history="1">
+          <w:hyperlink w:anchor="_Toc228128988" w:history="1">
             <w:r>
               <w:rPr>
                 <w:rStyle w:val="Hyperlink"/>
                 <w:noProof/>
               </w:rPr>
-              <w:t>3.3.4</w:t>
+              <w:t>3.3.5</w:t>
             </w:r>
             <w:r>
               <w:rPr>
@@ -2605,7 +2614,7 @@
                 <w:rStyle w:val="Hyperlink"/>
                 <w:noProof/>
               </w:rPr>
-              <w:t>User</w:t>
+              <w:t>Users</w:t>
             </w:r>
             <w:r>
               <w:rPr>
@@ -2626,7 +2635,7 @@
                 <w:noProof/>
                 <w:webHidden/>
               </w:rPr>
-              <w:instrText xml:space="preserve"> PAGEREF _Toc227502414 \h </w:instrText>
+              <w:instrText xml:space="preserve"> PAGEREF _Toc228128988 \h </w:instrText>
             </w:r>
             <w:r>
               <w:rPr>
@@ -2646,7 +2655,7 @@
                 <w:noProof/>
                 <w:webHidden/>
               </w:rPr>
-              <w:t>19</w:t>
+              <w:t>23</w:t>
             </w:r>
             <w:r>
               <w:rPr>
@@ -2671,13 +2680,13 @@
               <w:szCs w:val="24"/>
             </w:rPr>
           </w:pPr>
-          <w:hyperlink w:anchor="_Toc227502415" w:history="1">
+          <w:hyperlink w:anchor="_Toc228128989" w:history="1">
             <w:r>
               <w:rPr>
                 <w:rStyle w:val="Hyperlink"/>
                 <w:noProof/>
               </w:rPr>
-              <w:t>3.3.5</w:t>
+              <w:t>3.3.6</w:t>
             </w:r>
             <w:r>
               <w:rPr>
@@ -2714,7 +2723,7 @@
                 <w:noProof/>
                 <w:webHidden/>
               </w:rPr>
-              <w:instrText xml:space="preserve"> PAGEREF _Toc227502415 \h </w:instrText>
+              <w:instrText xml:space="preserve"> PAGEREF _Toc228128989 \h </w:instrText>
             </w:r>
             <w:r>
               <w:rPr>
@@ -2734,7 +2743,7 @@
                 <w:noProof/>
                 <w:webHidden/>
               </w:rPr>
-              <w:t>19</w:t>
+              <w:t>25</w:t>
             </w:r>
             <w:r>
               <w:rPr>
@@ -2759,13 +2768,13 @@
               <w:szCs w:val="24"/>
             </w:rPr>
           </w:pPr>
-          <w:hyperlink w:anchor="_Toc227502416" w:history="1">
+          <w:hyperlink w:anchor="_Toc228128990" w:history="1">
             <w:r>
               <w:rPr>
                 <w:rStyle w:val="Hyperlink"/>
                 <w:noProof/>
               </w:rPr>
-              <w:t>3.3.6</w:t>
+              <w:t>3.3.7</w:t>
             </w:r>
             <w:r>
               <w:rPr>
@@ -2802,7 +2811,7 @@
                 <w:noProof/>
                 <w:webHidden/>
               </w:rPr>
-              <w:instrText xml:space="preserve"> PAGEREF _Toc227502416 \h </w:instrText>
+              <w:instrText xml:space="preserve"> PAGEREF _Toc228128990 \h </w:instrText>
             </w:r>
             <w:r>
               <w:rPr>
@@ -2822,7 +2831,7 @@
                 <w:noProof/>
                 <w:webHidden/>
               </w:rPr>
-              <w:t>19</w:t>
+              <w:t>25</w:t>
             </w:r>
             <w:r>
               <w:rPr>
@@ -2847,13 +2856,13 @@
               <w:szCs w:val="24"/>
             </w:rPr>
           </w:pPr>
-          <w:hyperlink w:anchor="_Toc227502417" w:history="1">
+          <w:hyperlink w:anchor="_Toc228128991" w:history="1">
             <w:r>
               <w:rPr>
                 <w:rStyle w:val="Hyperlink"/>
                 <w:noProof/>
               </w:rPr>
-              <w:t>3.3.7</w:t>
+              <w:t>3.3.8</w:t>
             </w:r>
             <w:r>
               <w:rPr>
@@ -2890,7 +2899,7 @@
                 <w:noProof/>
                 <w:webHidden/>
               </w:rPr>
-              <w:instrText xml:space="preserve"> PAGEREF _Toc227502417 \h </w:instrText>
+              <w:instrText xml:space="preserve"> PAGEREF _Toc228128991 \h </w:instrText>
             </w:r>
             <w:r>
               <w:rPr>
@@ -2910,7 +2919,7 @@
                 <w:noProof/>
                 <w:webHidden/>
               </w:rPr>
-              <w:t>19</w:t>
+              <w:t>25</w:t>
             </w:r>
             <w:r>
               <w:rPr>
@@ -2935,13 +2944,13 @@
               <w:szCs w:val="24"/>
             </w:rPr>
           </w:pPr>
-          <w:hyperlink w:anchor="_Toc227502418" w:history="1">
+          <w:hyperlink w:anchor="_Toc228128992" w:history="1">
             <w:r>
               <w:rPr>
                 <w:rStyle w:val="Hyperlink"/>
                 <w:noProof/>
               </w:rPr>
-              <w:t>3.3.8</w:t>
+              <w:t>3.3.9</w:t>
             </w:r>
             <w:r>
               <w:rPr>
@@ -2978,7 +2987,7 @@
                 <w:noProof/>
                 <w:webHidden/>
               </w:rPr>
-              <w:instrText xml:space="preserve"> PAGEREF _Toc227502418 \h </w:instrText>
+              <w:instrText xml:space="preserve"> PAGEREF _Toc228128992 \h </w:instrText>
             </w:r>
             <w:r>
               <w:rPr>
@@ -2998,7 +3007,267 @@
                 <w:noProof/>
                 <w:webHidden/>
               </w:rPr>
-              <w:t>19</w:t>
+              <w:t>25</w:t>
+            </w:r>
+            <w:r>
+              <w:rPr>
+                <w:noProof/>
+                <w:webHidden/>
+              </w:rPr>
+              <w:fldChar w:fldCharType="end"/>
+            </w:r>
+          </w:hyperlink>
+        </w:p>
+        <w:p>
+          <w:pPr>
+            <w:pStyle w:val="TOC3"/>
+            <w:tabs>
+              <w:tab w:val="left" w:pos="1440"/>
+              <w:tab w:val="right" w:leader="dot" w:pos="10530"/>
+            </w:tabs>
+            <w:rPr>
+              <w:rFonts w:asciiTheme="minorHAnsi" w:eastAsiaTheme="minorEastAsia" w:hAnsiTheme="minorHAnsi"/>
+              <w:noProof/>
+              <w:sz w:val="24"/>
+              <w:szCs w:val="24"/>
+            </w:rPr>
+          </w:pPr>
+          <w:hyperlink w:anchor="_Toc228128993" w:history="1">
+            <w:r>
+              <w:rPr>
+                <w:rStyle w:val="Hyperlink"/>
+                <w:noProof/>
+              </w:rPr>
+              <w:t>3.3.10</w:t>
+            </w:r>
+            <w:r>
+              <w:rPr>
+                <w:rFonts w:asciiTheme="minorHAnsi" w:eastAsiaTheme="minorEastAsia" w:hAnsiTheme="minorHAnsi"/>
+                <w:noProof/>
+                <w:sz w:val="24"/>
+                <w:szCs w:val="24"/>
+              </w:rPr>
+              <w:tab/>
+            </w:r>
+            <w:r>
+              <w:rPr>
+                <w:rStyle w:val="Hyperlink"/>
+                <w:noProof/>
+              </w:rPr>
+              <w:t>Reports</w:t>
+            </w:r>
+            <w:r>
+              <w:rPr>
+                <w:noProof/>
+                <w:webHidden/>
+              </w:rPr>
+              <w:tab/>
+            </w:r>
+            <w:r>
+              <w:rPr>
+                <w:noProof/>
+                <w:webHidden/>
+              </w:rPr>
+              <w:fldChar w:fldCharType="begin"/>
+            </w:r>
+            <w:r>
+              <w:rPr>
+                <w:noProof/>
+                <w:webHidden/>
+              </w:rPr>
+              <w:instrText xml:space="preserve"> PAGEREF _Toc228128993 \h </w:instrText>
+            </w:r>
+            <w:r>
+              <w:rPr>
+                <w:noProof/>
+                <w:webHidden/>
+              </w:rPr>
+            </w:r>
+            <w:r>
+              <w:rPr>
+                <w:noProof/>
+                <w:webHidden/>
+              </w:rPr>
+              <w:fldChar w:fldCharType="separate"/>
+            </w:r>
+            <w:r>
+              <w:rPr>
+                <w:noProof/>
+                <w:webHidden/>
+              </w:rPr>
+              <w:t>26</w:t>
+            </w:r>
+            <w:r>
+              <w:rPr>
+                <w:noProof/>
+                <w:webHidden/>
+              </w:rPr>
+              <w:fldChar w:fldCharType="end"/>
+            </w:r>
+          </w:hyperlink>
+        </w:p>
+        <w:p>
+          <w:pPr>
+            <w:pStyle w:val="TOC3"/>
+            <w:tabs>
+              <w:tab w:val="left" w:pos="1440"/>
+              <w:tab w:val="right" w:leader="dot" w:pos="10530"/>
+            </w:tabs>
+            <w:rPr>
+              <w:rFonts w:asciiTheme="minorHAnsi" w:eastAsiaTheme="minorEastAsia" w:hAnsiTheme="minorHAnsi"/>
+              <w:noProof/>
+              <w:sz w:val="24"/>
+              <w:szCs w:val="24"/>
+            </w:rPr>
+          </w:pPr>
+          <w:hyperlink w:anchor="_Toc228128994" w:history="1">
+            <w:r>
+              <w:rPr>
+                <w:rStyle w:val="Hyperlink"/>
+                <w:noProof/>
+              </w:rPr>
+              <w:t>3.3.11</w:t>
+            </w:r>
+            <w:r>
+              <w:rPr>
+                <w:rFonts w:asciiTheme="minorHAnsi" w:eastAsiaTheme="minorEastAsia" w:hAnsiTheme="minorHAnsi"/>
+                <w:noProof/>
+                <w:sz w:val="24"/>
+                <w:szCs w:val="24"/>
+              </w:rPr>
+              <w:tab/>
+            </w:r>
+            <w:r>
+              <w:rPr>
+                <w:rStyle w:val="Hyperlink"/>
+                <w:noProof/>
+              </w:rPr>
+              <w:t>Audit Trail</w:t>
+            </w:r>
+            <w:r>
+              <w:rPr>
+                <w:noProof/>
+                <w:webHidden/>
+              </w:rPr>
+              <w:tab/>
+            </w:r>
+            <w:r>
+              <w:rPr>
+                <w:noProof/>
+                <w:webHidden/>
+              </w:rPr>
+              <w:fldChar w:fldCharType="begin"/>
+            </w:r>
+            <w:r>
+              <w:rPr>
+                <w:noProof/>
+                <w:webHidden/>
+              </w:rPr>
+              <w:instrText xml:space="preserve"> PAGEREF _Toc228128994 \h </w:instrText>
+            </w:r>
+            <w:r>
+              <w:rPr>
+                <w:noProof/>
+                <w:webHidden/>
+              </w:rPr>
+            </w:r>
+            <w:r>
+              <w:rPr>
+                <w:noProof/>
+                <w:webHidden/>
+              </w:rPr>
+              <w:fldChar w:fldCharType="separate"/>
+            </w:r>
+            <w:r>
+              <w:rPr>
+                <w:noProof/>
+                <w:webHidden/>
+              </w:rPr>
+              <w:t>26</w:t>
+            </w:r>
+            <w:r>
+              <w:rPr>
+                <w:noProof/>
+                <w:webHidden/>
+              </w:rPr>
+              <w:fldChar w:fldCharType="end"/>
+            </w:r>
+          </w:hyperlink>
+        </w:p>
+        <w:p>
+          <w:pPr>
+            <w:pStyle w:val="TOC2"/>
+            <w:rPr>
+              <w:rFonts w:asciiTheme="minorHAnsi" w:eastAsiaTheme="minorEastAsia" w:hAnsiTheme="minorHAnsi"/>
+              <w:noProof/>
+              <w:sz w:val="24"/>
+              <w:szCs w:val="24"/>
+            </w:rPr>
+          </w:pPr>
+          <w:hyperlink w:anchor="_Toc228128995" w:history="1">
+            <w:r>
+              <w:rPr>
+                <w:rStyle w:val="Hyperlink"/>
+                <w:noProof/>
+              </w:rPr>
+              <w:t>3.4</w:t>
+            </w:r>
+            <w:r>
+              <w:rPr>
+                <w:rFonts w:asciiTheme="minorHAnsi" w:eastAsiaTheme="minorEastAsia" w:hAnsiTheme="minorHAnsi"/>
+                <w:noProof/>
+                <w:sz w:val="24"/>
+                <w:szCs w:val="24"/>
+              </w:rPr>
+              <w:tab/>
+            </w:r>
+            <w:r>
+              <w:rPr>
+                <w:rStyle w:val="Hyperlink"/>
+                <w:noProof/>
+              </w:rPr>
+              <w:t>Overall System Functionalities</w:t>
+            </w:r>
+            <w:r>
+              <w:rPr>
+                <w:noProof/>
+                <w:webHidden/>
+              </w:rPr>
+              <w:tab/>
+            </w:r>
+            <w:r>
+              <w:rPr>
+                <w:noProof/>
+                <w:webHidden/>
+              </w:rPr>
+              <w:fldChar w:fldCharType="begin"/>
+            </w:r>
+            <w:r>
+              <w:rPr>
+                <w:noProof/>
+                <w:webHidden/>
+              </w:rPr>
+              <w:instrText xml:space="preserve"> PAGEREF _Toc228128995 \h </w:instrText>
+            </w:r>
+            <w:r>
+              <w:rPr>
+                <w:noProof/>
+                <w:webHidden/>
+              </w:rPr>
+            </w:r>
+            <w:r>
+              <w:rPr>
+                <w:noProof/>
+                <w:webHidden/>
+              </w:rPr>
+              <w:fldChar w:fldCharType="separate"/>
+            </w:r>
+            <w:r>
+              <w:rPr>
+                <w:noProof/>
+                <w:webHidden/>
+              </w:rPr>
+              <w:t>26</w:t>
             </w:r>
             <w:r>
               <w:rPr>
@@ -3023,13 +3292,13 @@
               <w:szCs w:val="24"/>
             </w:rPr>
           </w:pPr>
-          <w:hyperlink w:anchor="_Toc227502419" w:history="1">
+          <w:hyperlink w:anchor="_Toc228128996" w:history="1">
             <w:r>
               <w:rPr>
                 <w:rStyle w:val="Hyperlink"/>
                 <w:noProof/>
               </w:rPr>
-              <w:t>3.3.9</w:t>
+              <w:t>3.4.1</w:t>
             </w:r>
             <w:r>
               <w:rPr>
@@ -3045,7 +3314,7 @@
                 <w:rStyle w:val="Hyperlink"/>
                 <w:noProof/>
               </w:rPr>
-              <w:t>Reports</w:t>
+              <w:t>Filter</w:t>
             </w:r>
             <w:r>
               <w:rPr>
@@ -3066,7 +3335,7 @@
                 <w:noProof/>
                 <w:webHidden/>
               </w:rPr>
-              <w:instrText xml:space="preserve"> PAGEREF _Toc227502419 \h </w:instrText>
+              <w:instrText xml:space="preserve"> PAGEREF _Toc228128996 \h </w:instrText>
             </w:r>
             <w:r>
               <w:rPr>
@@ -3086,91 +3355,7 @@
                 <w:noProof/>
                 <w:webHidden/>
               </w:rPr>
-              <w:t>20</w:t>
-            </w:r>
-            <w:r>
-              <w:rPr>
-                <w:noProof/>
-                <w:webHidden/>
-              </w:rPr>
-              <w:fldChar w:fldCharType="end"/>
-            </w:r>
-          </w:hyperlink>
-        </w:p>
-        <w:p>
-          <w:pPr>
-            <w:pStyle w:val="TOC2"/>
-            <w:rPr>
-              <w:rFonts w:asciiTheme="minorHAnsi" w:eastAsiaTheme="minorEastAsia" w:hAnsiTheme="minorHAnsi"/>
-              <w:noProof/>
-              <w:sz w:val="24"/>
-              <w:szCs w:val="24"/>
-            </w:rPr>
-          </w:pPr>
-          <w:hyperlink w:anchor="_Toc227502420" w:history="1">
-            <w:r>
-              <w:rPr>
-                <w:rStyle w:val="Hyperlink"/>
-                <w:noProof/>
-              </w:rPr>
-              <w:t>3.4</w:t>
-            </w:r>
-            <w:r>
-              <w:rPr>
-                <w:rFonts w:asciiTheme="minorHAnsi" w:eastAsiaTheme="minorEastAsia" w:hAnsiTheme="minorHAnsi"/>
-                <w:noProof/>
-                <w:sz w:val="24"/>
-                <w:szCs w:val="24"/>
-              </w:rPr>
-              <w:tab/>
-            </w:r>
-            <w:r>
-              <w:rPr>
-                <w:rStyle w:val="Hyperlink"/>
-                <w:noProof/>
-              </w:rPr>
-              <w:t>Overall System Functionalities</w:t>
-            </w:r>
-            <w:r>
-              <w:rPr>
-                <w:noProof/>
-                <w:webHidden/>
-              </w:rPr>
-              <w:tab/>
-            </w:r>
-            <w:r>
-              <w:rPr>
-                <w:noProof/>
-                <w:webHidden/>
-              </w:rPr>
-              <w:fldChar w:fldCharType="begin"/>
-            </w:r>
-            <w:r>
-              <w:rPr>
-                <w:noProof/>
-                <w:webHidden/>
-              </w:rPr>
-              <w:instrText xml:space="preserve"> PAGEREF _Toc227502420 \h </w:instrText>
-            </w:r>
-            <w:r>
-              <w:rPr>
-                <w:noProof/>
-                <w:webHidden/>
-              </w:rPr>
-            </w:r>
-            <w:r>
-              <w:rPr>
-                <w:noProof/>
-                <w:webHidden/>
-              </w:rPr>
-              <w:fldChar w:fldCharType="separate"/>
-            </w:r>
-            <w:r>
-              <w:rPr>
-                <w:noProof/>
-                <w:webHidden/>
-              </w:rPr>
-              <w:t>20</w:t>
+              <w:t>26</w:t>
             </w:r>
             <w:r>
               <w:rPr>
@@ -3195,13 +3380,13 @@
               <w:szCs w:val="24"/>
             </w:rPr>
           </w:pPr>
-          <w:hyperlink w:anchor="_Toc227502421" w:history="1">
+          <w:hyperlink w:anchor="_Toc228128997" w:history="1">
             <w:r>
               <w:rPr>
                 <w:rStyle w:val="Hyperlink"/>
                 <w:noProof/>
               </w:rPr>
-              <w:t>3.4.1</w:t>
+              <w:t>3.4.2</w:t>
             </w:r>
             <w:r>
               <w:rPr>
@@ -3217,7 +3402,7 @@
                 <w:rStyle w:val="Hyperlink"/>
                 <w:noProof/>
               </w:rPr>
-              <w:t>Filter</w:t>
+              <w:t>Search</w:t>
             </w:r>
             <w:r>
               <w:rPr>
@@ -3238,7 +3423,7 @@
                 <w:noProof/>
                 <w:webHidden/>
               </w:rPr>
-              <w:instrText xml:space="preserve"> PAGEREF _Toc227502421 \h </w:instrText>
+              <w:instrText xml:space="preserve"> PAGEREF _Toc228128997 \h </w:instrText>
             </w:r>
             <w:r>
               <w:rPr>
@@ -3258,7 +3443,7 @@
                 <w:noProof/>
                 <w:webHidden/>
               </w:rPr>
-              <w:t>20</w:t>
+              <w:t>27</w:t>
             </w:r>
             <w:r>
               <w:rPr>
@@ -3283,13 +3468,13 @@
               <w:szCs w:val="24"/>
             </w:rPr>
           </w:pPr>
-          <w:hyperlink w:anchor="_Toc227502422" w:history="1">
+          <w:hyperlink w:anchor="_Toc228128998" w:history="1">
             <w:r>
               <w:rPr>
                 <w:rStyle w:val="Hyperlink"/>
                 <w:noProof/>
               </w:rPr>
-              <w:t>3.4.2</w:t>
+              <w:t>3.4.3</w:t>
             </w:r>
             <w:r>
               <w:rPr>
@@ -3305,7 +3490,7 @@
                 <w:rStyle w:val="Hyperlink"/>
                 <w:noProof/>
               </w:rPr>
-              <w:t>Search</w:t>
+              <w:t>Export</w:t>
             </w:r>
             <w:r>
               <w:rPr>
@@ -3326,7 +3511,7 @@
                 <w:noProof/>
                 <w:webHidden/>
               </w:rPr>
-              <w:instrText xml:space="preserve"> PAGEREF _Toc227502422 \h </w:instrText>
+              <w:instrText xml:space="preserve"> PAGEREF _Toc228128998 \h </w:instrText>
             </w:r>
             <w:r>
               <w:rPr>
@@ -3346,7 +3531,7 @@
                 <w:noProof/>
                 <w:webHidden/>
               </w:rPr>
-              <w:t>20</w:t>
+              <w:t>27</w:t>
             </w:r>
             <w:r>
               <w:rPr>
@@ -3371,13 +3556,13 @@
               <w:szCs w:val="24"/>
             </w:rPr>
           </w:pPr>
-          <w:hyperlink w:anchor="_Toc227502423" w:history="1">
+          <w:hyperlink w:anchor="_Toc228128999" w:history="1">
             <w:r>
               <w:rPr>
                 <w:rStyle w:val="Hyperlink"/>
                 <w:noProof/>
               </w:rPr>
-              <w:t>3.4.3</w:t>
+              <w:t>3.4.4</w:t>
             </w:r>
             <w:r>
               <w:rPr>
@@ -3393,7 +3578,7 @@
                 <w:rStyle w:val="Hyperlink"/>
                 <w:noProof/>
               </w:rPr>
-              <w:t>Export</w:t>
+              <w:t>Show/Hide Columns</w:t>
             </w:r>
             <w:r>
               <w:rPr>
@@ -3414,7 +3599,7 @@
                 <w:noProof/>
                 <w:webHidden/>
               </w:rPr>
-              <w:instrText xml:space="preserve"> PAGEREF _Toc227502423 \h </w:instrText>
+              <w:instrText xml:space="preserve"> PAGEREF _Toc228128999 \h </w:instrText>
             </w:r>
             <w:r>
               <w:rPr>
@@ -3434,95 +3619,7 @@
                 <w:noProof/>
                 <w:webHidden/>
               </w:rPr>
-              <w:t>20</w:t>
-            </w:r>
-            <w:r>
-              <w:rPr>
-                <w:noProof/>
-                <w:webHidden/>
-              </w:rPr>
-              <w:fldChar w:fldCharType="end"/>
-            </w:r>
-          </w:hyperlink>
-        </w:p>
-        <w:p>
-          <w:pPr>
-            <w:pStyle w:val="TOC3"/>
-            <w:tabs>
-              <w:tab w:val="left" w:pos="1200"/>
-              <w:tab w:val="right" w:leader="dot" w:pos="10530"/>
-            </w:tabs>
-            <w:rPr>
-              <w:rFonts w:asciiTheme="minorHAnsi" w:eastAsiaTheme="minorEastAsia" w:hAnsiTheme="minorHAnsi"/>
-              <w:noProof/>
-              <w:sz w:val="24"/>
-              <w:szCs w:val="24"/>
-            </w:rPr>
-          </w:pPr>
-          <w:hyperlink w:anchor="_Toc227502424" w:history="1">
-            <w:r>
-              <w:rPr>
-                <w:rStyle w:val="Hyperlink"/>
-                <w:noProof/>
-              </w:rPr>
-              <w:t>3.4.4</w:t>
-            </w:r>
-            <w:r>
-              <w:rPr>
-                <w:rFonts w:asciiTheme="minorHAnsi" w:eastAsiaTheme="minorEastAsia" w:hAnsiTheme="minorHAnsi"/>
-                <w:noProof/>
-                <w:sz w:val="24"/>
-                <w:szCs w:val="24"/>
-              </w:rPr>
-              <w:tab/>
-            </w:r>
-            <w:r>
-              <w:rPr>
-                <w:rStyle w:val="Hyperlink"/>
-                <w:noProof/>
-              </w:rPr>
-              <w:t>Show/Hide Columns</w:t>
-            </w:r>
-            <w:r>
-              <w:rPr>
-                <w:noProof/>
-                <w:webHidden/>
-              </w:rPr>
-              <w:tab/>
-            </w:r>
-            <w:r>
-              <w:rPr>
-                <w:noProof/>
-                <w:webHidden/>
-              </w:rPr>
-              <w:fldChar w:fldCharType="begin"/>
-            </w:r>
-            <w:r>
-              <w:rPr>
-                <w:noProof/>
-                <w:webHidden/>
-              </w:rPr>
-              <w:instrText xml:space="preserve"> PAGEREF _Toc227502424 \h </w:instrText>
-            </w:r>
-            <w:r>
-              <w:rPr>
-                <w:noProof/>
-                <w:webHidden/>
-              </w:rPr>
-            </w:r>
-            <w:r>
-              <w:rPr>
-                <w:noProof/>
-                <w:webHidden/>
-              </w:rPr>
-              <w:fldChar w:fldCharType="separate"/>
-            </w:r>
-            <w:r>
-              <w:rPr>
-                <w:noProof/>
-                <w:webHidden/>
-              </w:rPr>
-              <w:t>20</w:t>
+              <w:t>27</w:t>
             </w:r>
             <w:r>
               <w:rPr>
@@ -3543,7 +3640,7 @@
               <w:szCs w:val="24"/>
             </w:rPr>
           </w:pPr>
-          <w:hyperlink w:anchor="_Toc227502425" w:history="1">
+          <w:hyperlink w:anchor="_Toc228129000" w:history="1">
             <w:r>
               <w:rPr>
                 <w:rStyle w:val="Hyperlink"/>
@@ -3586,7 +3683,7 @@
                 <w:noProof/>
                 <w:webHidden/>
               </w:rPr>
-              <w:instrText xml:space="preserve"> PAGEREF _Toc227502425 \h </w:instrText>
+              <w:instrText xml:space="preserve"> PAGEREF _Toc228129000 \h </w:instrText>
             </w:r>
             <w:r>
               <w:rPr>
@@ -3606,7 +3703,7 @@
                 <w:noProof/>
                 <w:webHidden/>
               </w:rPr>
-              <w:t>21</w:t>
+              <w:t>28</w:t>
             </w:r>
             <w:r>
               <w:rPr>
@@ -3628,7 +3725,7 @@
               <w:szCs w:val="24"/>
             </w:rPr>
           </w:pPr>
-          <w:hyperlink w:anchor="_Toc227502426" w:history="1">
+          <w:hyperlink w:anchor="_Toc228129001" w:history="1">
             <w:r>
               <w:rPr>
                 <w:rStyle w:val="Hyperlink"/>
@@ -3667,7 +3764,7 @@
               <w:rPr>
                 <w:webHidden/>
               </w:rPr>
-              <w:instrText xml:space="preserve"> PAGEREF _Toc227502426 \h </w:instrText>
+              <w:instrText xml:space="preserve"> PAGEREF _Toc228129001 \h </w:instrText>
             </w:r>
             <w:r>
               <w:rPr>
@@ -3684,7 +3781,7 @@
               <w:rPr>
                 <w:webHidden/>
               </w:rPr>
-              <w:t>22</w:t>
+              <w:t>29</w:t>
             </w:r>
             <w:r>
               <w:rPr>
@@ -3704,7 +3801,7 @@
               <w:szCs w:val="24"/>
             </w:rPr>
           </w:pPr>
-          <w:hyperlink w:anchor="_Toc227502427" w:history="1">
+          <w:hyperlink w:anchor="_Toc228129002" w:history="1">
             <w:r>
               <w:rPr>
                 <w:rStyle w:val="Hyperlink"/>
@@ -3747,7 +3844,7 @@
                 <w:noProof/>
                 <w:webHidden/>
               </w:rPr>
-              <w:instrText xml:space="preserve"> PAGEREF _Toc227502427 \h </w:instrText>
+              <w:instrText xml:space="preserve"> PAGEREF _Toc228129002 \h </w:instrText>
             </w:r>
             <w:r>
               <w:rPr>
@@ -3767,7 +3864,7 @@
                 <w:noProof/>
                 <w:webHidden/>
               </w:rPr>
-              <w:t>22</w:t>
+              <w:t>29</w:t>
             </w:r>
             <w:r>
               <w:rPr>
@@ -3788,7 +3885,7 @@
               <w:szCs w:val="24"/>
             </w:rPr>
           </w:pPr>
-          <w:hyperlink w:anchor="_Toc227502428" w:history="1">
+          <w:hyperlink w:anchor="_Toc228129003" w:history="1">
             <w:r>
               <w:rPr>
                 <w:rStyle w:val="Hyperlink"/>
@@ -3831,7 +3928,7 @@
                 <w:noProof/>
                 <w:webHidden/>
               </w:rPr>
-              <w:instrText xml:space="preserve"> PAGEREF _Toc227502428 \h </w:instrText>
+              <w:instrText xml:space="preserve"> PAGEREF _Toc228129003 \h </w:instrText>
             </w:r>
             <w:r>
               <w:rPr>
@@ -3851,7 +3948,7 @@
                 <w:noProof/>
                 <w:webHidden/>
               </w:rPr>
-              <w:t>22</w:t>
+              <w:t>29</w:t>
             </w:r>
             <w:r>
               <w:rPr>
@@ -3872,7 +3969,7 @@
               <w:szCs w:val="24"/>
             </w:rPr>
           </w:pPr>
-          <w:hyperlink w:anchor="_Toc227502429" w:history="1">
+          <w:hyperlink w:anchor="_Toc228129004" w:history="1">
             <w:r>
               <w:rPr>
                 <w:rStyle w:val="Hyperlink"/>
@@ -3915,7 +4012,7 @@
                 <w:noProof/>
                 <w:webHidden/>
               </w:rPr>
-              <w:instrText xml:space="preserve"> PAGEREF _Toc227502429 \h </w:instrText>
+              <w:instrText xml:space="preserve"> PAGEREF _Toc228129004 \h </w:instrText>
             </w:r>
             <w:r>
               <w:rPr>
@@ -3935,7 +4032,7 @@
                 <w:noProof/>
                 <w:webHidden/>
               </w:rPr>
-              <w:t>22</w:t>
+              <w:t>29</w:t>
             </w:r>
             <w:r>
               <w:rPr>
@@ -3957,7 +4054,7 @@
               <w:szCs w:val="24"/>
             </w:rPr>
           </w:pPr>
-          <w:hyperlink w:anchor="_Toc227502430" w:history="1">
+          <w:hyperlink w:anchor="_Toc228129005" w:history="1">
             <w:r>
               <w:rPr>
                 <w:rStyle w:val="Hyperlink"/>
@@ -3996,7 +4093,7 @@
               <w:rPr>
                 <w:webHidden/>
               </w:rPr>
-              <w:instrText xml:space="preserve"> PAGEREF _Toc227502430 \h </w:instrText>
+              <w:instrText xml:space="preserve"> PAGEREF _Toc228129005 \h </w:instrText>
             </w:r>
             <w:r>
               <w:rPr>
@@ -4013,7 +4110,7 @@
               <w:rPr>
                 <w:webHidden/>
               </w:rPr>
-              <w:t>23</w:t>
+              <w:t>30</w:t>
             </w:r>
             <w:r>
               <w:rPr>
@@ -4080,7 +4177,7 @@
         <w:pStyle w:val="Heading1"/>
         <w:spacing w:after="360"/>
       </w:pPr>
-      <w:bookmarkStart w:id="0" w:name="_Toc227502388"/>
+      <w:bookmarkStart w:id="0" w:name="_Toc228128962"/>
       <w:r>
         <w:lastRenderedPageBreak/>
         <w:t>DOCUMENT INFORMATION</w:t>
@@ -4091,7 +4188,7 @@
       <w:pPr>
         <w:pStyle w:val="Heading2"/>
       </w:pPr>
-      <w:bookmarkStart w:id="1" w:name="_Toc227502389"/>
+      <w:bookmarkStart w:id="1" w:name="_Toc228128963"/>
       <w:r>
         <w:t>Validation</w:t>
       </w:r>
@@ -4279,7 +4376,14 @@
                 <w:sz w:val="20"/>
                 <w:szCs w:val="20"/>
               </w:rPr>
-              <w:t>20/04/2026</w:t>
+              <w:t>30</w:t>
+            </w:r>
+            <w:r>
+              <w:rPr>
+                <w:sz w:val="20"/>
+                <w:szCs w:val="20"/>
+              </w:rPr>
+              <w:t>/04/2026</w:t>
             </w:r>
           </w:p>
         </w:tc>
@@ -4545,7 +4649,7 @@
       <w:pPr>
         <w:pStyle w:val="Heading2"/>
       </w:pPr>
-      <w:bookmarkStart w:id="2" w:name="_Toc227502390"/>
+      <w:bookmarkStart w:id="2" w:name="_Toc228128964"/>
       <w:r>
         <w:t>Document Distribution</w:t>
       </w:r>
@@ -4800,7 +4904,7 @@
       <w:pPr>
         <w:pStyle w:val="Heading2"/>
       </w:pPr>
-      <w:bookmarkStart w:id="3" w:name="_Toc227502391"/>
+      <w:bookmarkStart w:id="3" w:name="_Toc228128965"/>
       <w:r>
         <w:t>Version Control</w:t>
       </w:r>
@@ -4977,7 +5081,7 @@
                 <w:sz w:val="20"/>
                 <w:szCs w:val="20"/>
               </w:rPr>
-              <w:t>20/04/2026</w:t>
+              <w:t>30/04/2026</w:t>
             </w:r>
           </w:p>
         </w:tc>
@@ -5199,7 +5303,7 @@
         <w:pStyle w:val="Heading1"/>
         <w:spacing w:after="360"/>
       </w:pPr>
-      <w:bookmarkStart w:id="4" w:name="_Toc227502392"/>
+      <w:bookmarkStart w:id="4" w:name="_Toc228128966"/>
       <w:r>
         <w:lastRenderedPageBreak/>
         <w:t>PREFACE</w:t>
@@ -5210,7 +5314,7 @@
       <w:pPr>
         <w:pStyle w:val="Heading2"/>
       </w:pPr>
-      <w:bookmarkStart w:id="5" w:name="_Toc227502393"/>
+      <w:bookmarkStart w:id="5" w:name="_Toc228128967"/>
       <w:r>
         <w:t>About this document</w:t>
       </w:r>
@@ -5226,7 +5330,7 @@
       <w:pPr>
         <w:pStyle w:val="Heading2"/>
       </w:pPr>
-      <w:bookmarkStart w:id="6" w:name="_Toc227502394"/>
+      <w:bookmarkStart w:id="6" w:name="_Toc228128968"/>
       <w:r>
         <w:t>Related documents</w:t>
       </w:r>
@@ -5428,7 +5532,7 @@
       <w:pPr>
         <w:pStyle w:val="Heading2"/>
       </w:pPr>
-      <w:bookmarkStart w:id="7" w:name="_Toc227502395"/>
+      <w:bookmarkStart w:id="7" w:name="_Toc228128969"/>
       <w:r>
         <w:t>Who should read this document</w:t>
       </w:r>
@@ -5436,7 +5540,15 @@
     </w:p>
     <w:p>
       <w:r>
-        <w:t>This document is intended for ZTERS team members, customers, and service providers who interact with the ZSight application. It is particularly useful for users responsible for monitoring container status, reviewing operational data, and coordinating service activities. New users can use this guide as a reference to understand the system, while experienced users can use it for feature clarification.</w:t>
+        <w:t xml:space="preserve">This document is intended for </w:t>
+      </w:r>
+      <w:proofErr w:type="spellStart"/>
+      <w:r>
+        <w:t>ZTERS</w:t>
+      </w:r>
+      <w:proofErr w:type="spellEnd"/>
+      <w:r>
+        <w:t xml:space="preserve"> team members, customers, and service providers who interact with the ZSight application. It is particularly useful for users responsible for monitoring container status, reviewing operational data, and coordinating service activities. New users can use this guide as a reference to understand the system, while experienced users can use it for feature clarification.</w:t>
       </w:r>
     </w:p>
     <w:p/>
@@ -5444,7 +5556,7 @@
       <w:pPr>
         <w:pStyle w:val="Heading2"/>
       </w:pPr>
-      <w:bookmarkStart w:id="8" w:name="_Toc227502396"/>
+      <w:bookmarkStart w:id="8" w:name="_Toc228128970"/>
       <w:r>
         <w:t>Terminology</w:t>
       </w:r>
@@ -5556,12 +5668,21 @@
                 <w:szCs w:val="20"/>
               </w:rPr>
             </w:pPr>
-            <w:r>
-              <w:rPr>
-                <w:sz w:val="20"/>
-                <w:szCs w:val="20"/>
-              </w:rPr>
-              <w:t>ZTERS application used to monitor and manage smart trash containers with camera-based insights.</w:t>
+            <w:proofErr w:type="spellStart"/>
+            <w:r>
+              <w:rPr>
+                <w:sz w:val="20"/>
+                <w:szCs w:val="20"/>
+              </w:rPr>
+              <w:t>ZTERS</w:t>
+            </w:r>
+            <w:proofErr w:type="spellEnd"/>
+            <w:r>
+              <w:rPr>
+                <w:sz w:val="20"/>
+                <w:szCs w:val="20"/>
+              </w:rPr>
+              <w:t xml:space="preserve"> application used to monitor and manage smart trash containers with camera-based insights.</w:t>
             </w:r>
           </w:p>
         </w:tc>
@@ -5908,7 +6029,7 @@
       <w:pPr>
         <w:pStyle w:val="Heading2"/>
       </w:pPr>
-      <w:bookmarkStart w:id="9" w:name="_Toc227502397"/>
+      <w:bookmarkStart w:id="9" w:name="_Toc228128971"/>
       <w:r>
         <w:t>Conventions Used</w:t>
       </w:r>
@@ -6184,7 +6305,7 @@
         <w:pStyle w:val="Heading1"/>
         <w:spacing w:after="360"/>
       </w:pPr>
-      <w:bookmarkStart w:id="10" w:name="_Toc227502398"/>
+      <w:bookmarkStart w:id="10" w:name="_Toc228128972"/>
       <w:r>
         <w:lastRenderedPageBreak/>
         <w:t>USE</w:t>
@@ -6198,7 +6319,7 @@
       <w:pPr>
         <w:pStyle w:val="Heading2"/>
       </w:pPr>
-      <w:bookmarkStart w:id="11" w:name="_Toc227502399"/>
+      <w:bookmarkStart w:id="11" w:name="_Toc228128973"/>
       <w:r>
         <w:t>Overview</w:t>
       </w:r>
@@ -6214,7 +6335,7 @@
       <w:pPr>
         <w:pStyle w:val="Heading2"/>
       </w:pPr>
-      <w:bookmarkStart w:id="12" w:name="_Toc227502400"/>
+      <w:bookmarkStart w:id="12" w:name="_Toc228128974"/>
       <w:r>
         <w:t>User Interface</w:t>
       </w:r>
@@ -6230,7 +6351,7 @@
       <w:pPr>
         <w:pStyle w:val="Heading3"/>
       </w:pPr>
-      <w:bookmarkStart w:id="13" w:name="_Toc227502401"/>
+      <w:bookmarkStart w:id="13" w:name="_Toc228128975"/>
       <w:r>
         <w:t>Login Page</w:t>
       </w:r>
@@ -6305,7 +6426,23 @@
                 <w:sz w:val="20"/>
                 <w:szCs w:val="20"/>
               </w:rPr>
-              <w:t>Access to the application is restricted and requires connection through the ZTERS VPN.</w:t>
+              <w:t xml:space="preserve">Access to the application is restricted and requires connection through the </w:t>
+            </w:r>
+            <w:proofErr w:type="spellStart"/>
+            <w:r>
+              <w:rPr>
+                <w:sz w:val="20"/>
+                <w:szCs w:val="20"/>
+              </w:rPr>
+              <w:t>ZTERS</w:t>
+            </w:r>
+            <w:proofErr w:type="spellEnd"/>
+            <w:r>
+              <w:rPr>
+                <w:sz w:val="20"/>
+                <w:szCs w:val="20"/>
+              </w:rPr>
+              <w:t xml:space="preserve"> VPN.</w:t>
             </w:r>
           </w:p>
         </w:tc>
@@ -6359,7 +6496,7 @@
       <w:pPr>
         <w:pStyle w:val="Heading3"/>
       </w:pPr>
-      <w:bookmarkStart w:id="14" w:name="_Toc227502402"/>
+      <w:bookmarkStart w:id="14" w:name="_Toc228128976"/>
       <w:r>
         <w:lastRenderedPageBreak/>
         <w:t>Dashboard</w:t>
@@ -6441,7 +6578,7 @@
       <w:pPr>
         <w:pStyle w:val="Heading3"/>
       </w:pPr>
-      <w:bookmarkStart w:id="15" w:name="_Toc227502403"/>
+      <w:bookmarkStart w:id="15" w:name="_Toc228128977"/>
       <w:r>
         <w:t>Containers</w:t>
       </w:r>
@@ -7910,7 +8047,27 @@
                 <w:sz w:val="18"/>
                 <w:szCs w:val="18"/>
               </w:rPr>
-              <w:t>84866 Abel Creek, Hahnmouth, MS 98157</w:t>
+              <w:t xml:space="preserve">84866 Abel Creek, </w:t>
+            </w:r>
+            <w:proofErr w:type="spellStart"/>
+            <w:r>
+              <w:rPr>
+                <w:i/>
+                <w:iCs/>
+                <w:sz w:val="18"/>
+                <w:szCs w:val="18"/>
+              </w:rPr>
+              <w:t>Hahnmouth</w:t>
+            </w:r>
+            <w:proofErr w:type="spellEnd"/>
+            <w:r>
+              <w:rPr>
+                <w:i/>
+                <w:iCs/>
+                <w:sz w:val="18"/>
+                <w:szCs w:val="18"/>
+              </w:rPr>
+              <w:t>, MS 98157</w:t>
             </w:r>
           </w:p>
         </w:tc>
@@ -8870,7 +9027,27 @@
                 <w:sz w:val="18"/>
                 <w:szCs w:val="18"/>
               </w:rPr>
-              <w:t>2x/week•M/S</w:t>
+              <w:t>2x/</w:t>
+            </w:r>
+            <w:proofErr w:type="spellStart"/>
+            <w:r>
+              <w:rPr>
+                <w:i/>
+                <w:iCs/>
+                <w:sz w:val="18"/>
+                <w:szCs w:val="18"/>
+              </w:rPr>
+              <w:t>week•M</w:t>
+            </w:r>
+            <w:proofErr w:type="spellEnd"/>
+            <w:r>
+              <w:rPr>
+                <w:i/>
+                <w:iCs/>
+                <w:sz w:val="18"/>
+                <w:szCs w:val="18"/>
+              </w:rPr>
+              <w:t>/S</w:t>
             </w:r>
           </w:p>
         </w:tc>
@@ -8910,8 +9087,17 @@
                 <w:sz w:val="20"/>
                 <w:szCs w:val="20"/>
               </w:rPr>
-              <w:t>1x/week•Su</w:t>
-            </w:r>
+              <w:t>1x/</w:t>
+            </w:r>
+            <w:proofErr w:type="spellStart"/>
+            <w:r>
+              <w:rPr>
+                <w:sz w:val="20"/>
+                <w:szCs w:val="20"/>
+              </w:rPr>
+              <w:t>week•Su</w:t>
+            </w:r>
+            <w:proofErr w:type="spellEnd"/>
           </w:p>
           <w:p>
             <w:pPr>
@@ -8930,7 +9116,23 @@
                 <w:sz w:val="20"/>
                 <w:szCs w:val="20"/>
               </w:rPr>
-              <w:t>2x/week•M/S</w:t>
+              <w:t>2x/</w:t>
+            </w:r>
+            <w:proofErr w:type="spellStart"/>
+            <w:r>
+              <w:rPr>
+                <w:sz w:val="20"/>
+                <w:szCs w:val="20"/>
+              </w:rPr>
+              <w:t>week•M</w:t>
+            </w:r>
+            <w:proofErr w:type="spellEnd"/>
+            <w:r>
+              <w:rPr>
+                <w:sz w:val="20"/>
+                <w:szCs w:val="20"/>
+              </w:rPr>
+              <w:t>/S</w:t>
             </w:r>
           </w:p>
           <w:p>
@@ -8950,7 +9152,23 @@
                 <w:sz w:val="20"/>
                 <w:szCs w:val="20"/>
               </w:rPr>
-              <w:t>3x/week•M/W/Th</w:t>
+              <w:t>3x/</w:t>
+            </w:r>
+            <w:proofErr w:type="spellStart"/>
+            <w:r>
+              <w:rPr>
+                <w:sz w:val="20"/>
+                <w:szCs w:val="20"/>
+              </w:rPr>
+              <w:t>week•M</w:t>
+            </w:r>
+            <w:proofErr w:type="spellEnd"/>
+            <w:r>
+              <w:rPr>
+                <w:sz w:val="20"/>
+                <w:szCs w:val="20"/>
+              </w:rPr>
+              <w:t>/W/Th</w:t>
             </w:r>
           </w:p>
           <w:p>
@@ -8970,7 +9188,23 @@
                 <w:sz w:val="20"/>
                 <w:szCs w:val="20"/>
               </w:rPr>
-              <w:t>4x/week•M/W/Th/Su</w:t>
+              <w:t>4x/</w:t>
+            </w:r>
+            <w:proofErr w:type="spellStart"/>
+            <w:r>
+              <w:rPr>
+                <w:sz w:val="20"/>
+                <w:szCs w:val="20"/>
+              </w:rPr>
+              <w:t>week•M</w:t>
+            </w:r>
+            <w:proofErr w:type="spellEnd"/>
+            <w:r>
+              <w:rPr>
+                <w:sz w:val="20"/>
+                <w:szCs w:val="20"/>
+              </w:rPr>
+              <w:t>/W/Th/Su</w:t>
             </w:r>
           </w:p>
           <w:p>
@@ -8990,7 +9224,23 @@
                 <w:sz w:val="20"/>
                 <w:szCs w:val="20"/>
               </w:rPr>
-              <w:t>5x/week•M/T/Th/F/Su</w:t>
+              <w:t>5x/</w:t>
+            </w:r>
+            <w:proofErr w:type="spellStart"/>
+            <w:r>
+              <w:rPr>
+                <w:sz w:val="20"/>
+                <w:szCs w:val="20"/>
+              </w:rPr>
+              <w:t>week•M</w:t>
+            </w:r>
+            <w:proofErr w:type="spellEnd"/>
+            <w:r>
+              <w:rPr>
+                <w:sz w:val="20"/>
+                <w:szCs w:val="20"/>
+              </w:rPr>
+              <w:t>/T/Th/F/Su</w:t>
             </w:r>
           </w:p>
           <w:p>
@@ -9010,7 +9260,23 @@
                 <w:sz w:val="20"/>
                 <w:szCs w:val="20"/>
               </w:rPr>
-              <w:t>6x/week•M/T/W/F/S/Su</w:t>
+              <w:t>6x/</w:t>
+            </w:r>
+            <w:proofErr w:type="spellStart"/>
+            <w:r>
+              <w:rPr>
+                <w:sz w:val="20"/>
+                <w:szCs w:val="20"/>
+              </w:rPr>
+              <w:t>week•M</w:t>
+            </w:r>
+            <w:proofErr w:type="spellEnd"/>
+            <w:r>
+              <w:rPr>
+                <w:sz w:val="20"/>
+                <w:szCs w:val="20"/>
+              </w:rPr>
+              <w:t>/T/W/F/S/Su</w:t>
             </w:r>
           </w:p>
         </w:tc>
@@ -9028,10 +9294,7 @@
         <w:pStyle w:val="Heading4"/>
       </w:pPr>
       <w:r>
-        <w:t xml:space="preserve">Container </w:t>
-      </w:r>
-      <w:r>
-        <w:t>Details – Preview Panel</w:t>
+        <w:t>Container Details – Preview Panel</w:t>
       </w:r>
     </w:p>
     <w:p>
@@ -9084,10 +9347,7 @@
         <w:t>:</w:t>
       </w:r>
       <w:r>
-        <w:t xml:space="preserve"> Enlarged view of the most recent image captured inside the container</w:t>
-      </w:r>
-      <w:r>
-        <w:t>.</w:t>
+        <w:t xml:space="preserve"> Enlarged view of the most recent image captured inside the container.</w:t>
       </w:r>
     </w:p>
     <w:p>
@@ -9217,6 +9477,9 @@
     </w:p>
     <w:p>
       <w:r>
+        <w:rPr>
+          <w:noProof/>
+        </w:rPr>
         <w:lastRenderedPageBreak/>
         <w:drawing>
           <wp:inline distT="0" distB="0" distL="0" distR="0" wp14:anchorId="6B2F7A79" wp14:editId="524C12CB">
@@ -9295,6 +9558,9 @@
         </w:tabs>
       </w:pPr>
       <w:r>
+        <w:rPr>
+          <w:noProof/>
+        </w:rPr>
         <w:drawing>
           <wp:inline distT="0" distB="0" distL="0" distR="0" wp14:anchorId="57697097" wp14:editId="53E30AAB">
             <wp:extent cx="6692900" cy="2700655"/>
@@ -9339,6 +9605,9 @@
         </w:tabs>
       </w:pPr>
       <w:r>
+        <w:rPr>
+          <w:noProof/>
+        </w:rPr>
         <w:lastRenderedPageBreak/>
         <w:drawing>
           <wp:inline distT="0" distB="0" distL="0" distR="0" wp14:anchorId="5042D1EA" wp14:editId="5C1285D4">
@@ -9440,14 +9709,7 @@
           <w:b/>
           <w:bCs/>
         </w:rPr>
-        <w:t>Container Configuration</w:t>
-      </w:r>
-      <w:r>
-        <w:rPr>
-          <w:b/>
-          <w:bCs/>
-        </w:rPr>
-        <w:t xml:space="preserve">: </w:t>
+        <w:t xml:space="preserve">Container Configuration: </w:t>
       </w:r>
       <w:r>
         <w:t xml:space="preserve">Provides configuration details including container type, size, content type, and scheduled service frequency and days. </w:t>
@@ -9710,10 +9972,15 @@
         <w:t>In the Container Details – Full View, users can access additional actions and views through a sub-menu located below the image section.</w:t>
       </w:r>
       <w:r>
-        <w:t xml:space="preserve"> </w:t>
-      </w:r>
-      <w:r>
-        <w:t>To access these options:</w:t>
+        <w:t xml:space="preserve"> To </w:t>
+      </w:r>
+      <w:proofErr w:type="gramStart"/>
+      <w:r>
+        <w:t>access</w:t>
+      </w:r>
+      <w:proofErr w:type="gramEnd"/>
+      <w:r>
+        <w:t xml:space="preserve"> these options:</w:t>
       </w:r>
     </w:p>
     <w:p>
@@ -9905,6 +10172,7 @@
             </w:pPr>
             <w:r>
               <w:rPr>
+                <w:noProof/>
                 <w:sz w:val="20"/>
                 <w:szCs w:val="20"/>
               </w:rPr>
@@ -10030,6 +10298,7 @@
             </w:pPr>
             <w:r>
               <w:rPr>
+                <w:noProof/>
                 <w:sz w:val="20"/>
                 <w:szCs w:val="20"/>
               </w:rPr>
@@ -10127,6 +10396,7 @@
             </w:pPr>
             <w:r>
               <w:rPr>
+                <w:noProof/>
                 <w:sz w:val="20"/>
                 <w:szCs w:val="20"/>
               </w:rPr>
@@ -10232,6 +10502,7 @@
             </w:pPr>
             <w:r>
               <w:rPr>
+                <w:noProof/>
                 <w:sz w:val="20"/>
                 <w:szCs w:val="20"/>
               </w:rPr>
@@ -10329,6 +10600,7 @@
             </w:pPr>
             <w:r>
               <w:rPr>
+                <w:noProof/>
                 <w:sz w:val="20"/>
                 <w:szCs w:val="20"/>
               </w:rPr>
@@ -10433,6 +10705,7 @@
             </w:pPr>
             <w:r>
               <w:rPr>
+                <w:noProof/>
                 <w:sz w:val="20"/>
                 <w:szCs w:val="20"/>
               </w:rPr>
@@ -10526,6 +10799,9 @@
         <w:t>llows the user to modify container configuration details such as type, size, and service schedule.</w:t>
       </w:r>
       <w:r>
+        <w:rPr>
+          <w:noProof/>
+        </w:rPr>
         <w:drawing>
           <wp:inline distT="0" distB="0" distL="0" distR="0" wp14:anchorId="604CDB35" wp14:editId="0EE685BB">
             <wp:extent cx="6692900" cy="1954530"/>
@@ -10593,6 +10869,9 @@
         <w:t xml:space="preserve"> displays the geographical position of the container on an interactive map, allowing users to visualize its placement and proximity to surrounding areas.</w:t>
       </w:r>
       <w:r>
+        <w:rPr>
+          <w:noProof/>
+        </w:rPr>
         <w:drawing>
           <wp:inline distT="0" distB="0" distL="0" distR="0" wp14:anchorId="5F54D0CD" wp14:editId="454CCF88">
             <wp:extent cx="6692900" cy="2287905"/>
@@ -10659,7 +10938,7 @@
       <w:pPr>
         <w:pStyle w:val="Heading3"/>
       </w:pPr>
-      <w:bookmarkStart w:id="16" w:name="_Toc227502404"/>
+      <w:bookmarkStart w:id="16" w:name="_Toc228128978"/>
       <w:r>
         <w:lastRenderedPageBreak/>
         <w:t>Daily Feed</w:t>
@@ -10693,6 +10972,9 @@
         </w:tabs>
       </w:pPr>
       <w:r>
+        <w:rPr>
+          <w:noProof/>
+        </w:rPr>
         <w:drawing>
           <wp:inline distT="0" distB="0" distL="0" distR="0" wp14:anchorId="6CBF9A37" wp14:editId="70469518">
             <wp:extent cx="6692900" cy="3414395"/>
@@ -10738,10 +11020,7 @@
         <w:pStyle w:val="Heading4"/>
       </w:pPr>
       <w:r>
-        <w:t>Daily Feed Extra</w:t>
-      </w:r>
-      <w:r>
-        <w:t xml:space="preserve"> Column Description</w:t>
+        <w:t>Daily Feed Extra Column Description</w:t>
       </w:r>
     </w:p>
     <w:tbl>
@@ -10885,6 +11164,7 @@
             </w:pPr>
             <w:r>
               <w:rPr>
+                <w:noProof/>
                 <w:sz w:val="20"/>
                 <w:szCs w:val="20"/>
               </w:rPr>
@@ -11764,7 +12044,7 @@
       <w:pPr>
         <w:pStyle w:val="Heading3"/>
       </w:pPr>
-      <w:bookmarkStart w:id="17" w:name="_Toc227502405"/>
+      <w:bookmarkStart w:id="17" w:name="_Toc228128979"/>
       <w:r>
         <w:t>Notifications</w:t>
       </w:r>
@@ -11797,6 +12077,9 @@
         </w:tabs>
       </w:pPr>
       <w:r>
+        <w:rPr>
+          <w:noProof/>
+        </w:rPr>
         <w:lastRenderedPageBreak/>
         <w:drawing>
           <wp:inline distT="0" distB="0" distL="0" distR="0" wp14:anchorId="454414E0" wp14:editId="222F9091">
@@ -11843,10 +12126,7 @@
         <w:pStyle w:val="Heading4"/>
       </w:pPr>
       <w:r>
-        <w:t xml:space="preserve">Notifications </w:t>
-      </w:r>
-      <w:r>
-        <w:t>Column Description</w:t>
+        <w:t>Notifications Column Description</w:t>
       </w:r>
     </w:p>
     <w:tbl>
@@ -11989,6 +12269,7 @@
             </w:pPr>
             <w:r>
               <w:rPr>
+                <w:noProof/>
                 <w:sz w:val="20"/>
                 <w:szCs w:val="20"/>
               </w:rPr>
@@ -12038,6 +12319,7 @@
             </w:pPr>
             <w:r>
               <w:rPr>
+                <w:noProof/>
                 <w:sz w:val="20"/>
                 <w:szCs w:val="20"/>
               </w:rPr>
@@ -12671,10 +12953,7 @@
         <w:pStyle w:val="Heading4"/>
       </w:pPr>
       <w:r>
-        <w:t xml:space="preserve">Notifications </w:t>
-      </w:r>
-      <w:r>
-        <w:t>– Open Issue Details</w:t>
+        <w:t>Notifications – Open Issue Details</w:t>
       </w:r>
     </w:p>
     <w:p>
@@ -12697,6 +12976,9 @@
         <w:t xml:space="preserve"> is expanded, the system displays detailed information about the active issue, including the number of days since it was triggered and any related events. It also provides Linked Feed Records, which represent the sequence of events captured in the Daily Feed that led to the alert. These records include timestamps, fullness indicators, and event labels (e.g., trigger), allowing users to understand the context, progression, and current state of the issue.</w:t>
       </w:r>
       <w:r>
+        <w:rPr>
+          <w:noProof/>
+        </w:rPr>
         <w:drawing>
           <wp:inline distT="0" distB="0" distL="0" distR="0" wp14:anchorId="3A56ADE0" wp14:editId="38BFA64A">
             <wp:extent cx="6692900" cy="892175"/>
@@ -12753,13 +13035,7 @@
         <w:pStyle w:val="Heading4"/>
       </w:pPr>
       <w:r>
-        <w:t xml:space="preserve">Notifications – </w:t>
-      </w:r>
-      <w:r>
-        <w:t>Resolved</w:t>
-      </w:r>
-      <w:r>
-        <w:t xml:space="preserve"> Issue Details</w:t>
+        <w:t>Notifications – Resolved Issue Details</w:t>
       </w:r>
     </w:p>
     <w:p>
@@ -12782,6 +13058,9 @@
         <w:t xml:space="preserve"> is expanded, the system displays detailed information about the issue, including device-related data (such as intended and actual device serial numbers), installation details, and the total number of days since the issue was triggered. It also includes Linked Feed Records, which show the full lifecycle of events associated with the issue—from the initial trigger to its resolution. These records include timestamps, fullness indicators, and event labels (e.g., trigger and resolution), allowing users to understand how the issue progressed and when it was successfully resolved.</w:t>
       </w:r>
       <w:r>
+        <w:rPr>
+          <w:noProof/>
+        </w:rPr>
         <w:drawing>
           <wp:inline distT="0" distB="0" distL="0" distR="0" wp14:anchorId="5FE9A8EA" wp14:editId="2720990E">
             <wp:extent cx="6692900" cy="2153920"/>
@@ -12837,7 +13116,7 @@
       <w:pPr>
         <w:pStyle w:val="Heading3"/>
       </w:pPr>
-      <w:bookmarkStart w:id="18" w:name="_Toc227502406"/>
+      <w:bookmarkStart w:id="18" w:name="_Toc228128980"/>
       <w:r>
         <w:t>Customers</w:t>
       </w:r>
@@ -12878,10 +13157,7 @@
         <w:pStyle w:val="Heading4"/>
       </w:pPr>
       <w:r>
-        <w:t>Customers</w:t>
-      </w:r>
-      <w:r>
-        <w:t xml:space="preserve"> Column Description</w:t>
+        <w:t>Customers Column Description</w:t>
       </w:r>
     </w:p>
     <w:tbl>
@@ -13485,7 +13761,7 @@
       <w:pPr>
         <w:pStyle w:val="Heading3"/>
       </w:pPr>
-      <w:bookmarkStart w:id="19" w:name="_Toc227502407"/>
+      <w:bookmarkStart w:id="19" w:name="_Toc228128981"/>
       <w:r>
         <w:t>Vendors</w:t>
       </w:r>
@@ -13526,10 +13802,7 @@
         <w:pStyle w:val="Heading4"/>
       </w:pPr>
       <w:r>
-        <w:t>Vendors</w:t>
-      </w:r>
-      <w:r>
-        <w:t xml:space="preserve"> Column Description</w:t>
+        <w:t>Vendors Column Description</w:t>
       </w:r>
     </w:p>
     <w:tbl>
@@ -13968,7 +14241,7 @@
       <w:pPr>
         <w:pStyle w:val="Heading3"/>
       </w:pPr>
-      <w:bookmarkStart w:id="20" w:name="_Toc227502408"/>
+      <w:bookmarkStart w:id="20" w:name="_Toc228128982"/>
       <w:r>
         <w:t>Device Management</w:t>
       </w:r>
@@ -14000,11 +14273,17 @@
     </w:p>
     <w:p>
       <w:r>
-        <w:t>This section provides a detailed view of all registered devices, including their status, association with containers, and operational performance.</w:t>
-      </w:r>
-    </w:p>
-    <w:p>
-      <w:r>
+        <w:t xml:space="preserve">This section </w:t>
+      </w:r>
+      <w:r>
+        <w:t>provides a centralized view of all devices installed in containers, allowing users to monitor and manage hardware associated with the system. It enables users to track device assignments, review container associations, and access key operational details such as container size, content type, service frequency, and location.</w:t>
+      </w:r>
+    </w:p>
+    <w:p>
+      <w:r>
+        <w:rPr>
+          <w:noProof/>
+        </w:rPr>
         <w:lastRenderedPageBreak/>
         <w:drawing>
           <wp:inline distT="0" distB="0" distL="0" distR="0" wp14:anchorId="4F0E3C65" wp14:editId="65DEEB91">
@@ -14049,7 +14328,7 @@
         <w:pStyle w:val="Heading3"/>
       </w:pPr>
       <w:bookmarkStart w:id="21" w:name="_Toc219322636"/>
-      <w:bookmarkStart w:id="22" w:name="_Toc227502409"/>
+      <w:bookmarkStart w:id="22" w:name="_Toc228128983"/>
       <w:r>
         <w:t>Settings</w:t>
       </w:r>
@@ -14058,9 +14337,20 @@
     </w:p>
     <w:p>
       <w:r>
-        <w:t>Description of section 2</w:t>
-      </w:r>
-    </w:p>
+        <w:t xml:space="preserve">The </w:t>
+      </w:r>
+      <w:r>
+        <w:rPr>
+          <w:b/>
+          <w:bCs/>
+        </w:rPr>
+        <w:t>Settings</w:t>
+      </w:r>
+      <w:r>
+        <w:t xml:space="preserve"> module allows users to manage personal preferences, account configurations, and team-related information within the system. It provides access to profile details, account settings, and user management functionalities, ensuring that users can maintain accurate information and control their working environment.</w:t>
+      </w:r>
+    </w:p>
+    <w:p/>
     <w:p>
       <w:pPr>
         <w:pStyle w:val="Heading4"/>
@@ -14071,11 +14361,452 @@
     </w:p>
     <w:p>
       <w:r>
-        <w:t>Description of section 2</w:t>
-      </w:r>
-    </w:p>
-    <w:p>
-      <w:r>
+        <w:t xml:space="preserve">The </w:t>
+      </w:r>
+      <w:r>
+        <w:rPr>
+          <w:b/>
+          <w:bCs/>
+        </w:rPr>
+        <w:t>My Profile</w:t>
+      </w:r>
+      <w:r>
+        <w:t xml:space="preserve"> section allows users to view and update their personal information and preferences within the system. It enables users to maintain accurate contact details, manage login credentials, and configure language and </w:t>
+      </w:r>
+      <w:proofErr w:type="spellStart"/>
+      <w:r>
+        <w:t>timezone</w:t>
+      </w:r>
+      <w:proofErr w:type="spellEnd"/>
+      <w:r>
+        <w:t xml:space="preserve"> settings.</w:t>
+      </w:r>
+    </w:p>
+    <w:tbl>
+      <w:tblPr>
+        <w:tblStyle w:val="TableGrid"/>
+        <w:tblW w:w="10525" w:type="dxa"/>
+        <w:tblBorders>
+          <w:top w:val="single" w:sz="4" w:space="0" w:color="D1D1D1" w:themeColor="background2" w:themeShade="E6"/>
+          <w:left w:val="single" w:sz="4" w:space="0" w:color="D1D1D1" w:themeColor="background2" w:themeShade="E6"/>
+          <w:bottom w:val="single" w:sz="4" w:space="0" w:color="D1D1D1" w:themeColor="background2" w:themeShade="E6"/>
+          <w:right w:val="single" w:sz="4" w:space="0" w:color="D1D1D1" w:themeColor="background2" w:themeShade="E6"/>
+          <w:insideH w:val="single" w:sz="4" w:space="0" w:color="D1D1D1" w:themeColor="background2" w:themeShade="E6"/>
+          <w:insideV w:val="single" w:sz="4" w:space="0" w:color="D1D1D1" w:themeColor="background2" w:themeShade="E6"/>
+        </w:tblBorders>
+        <w:tblLook w:val="04A0" w:firstRow="1" w:lastRow="0" w:firstColumn="1" w:lastColumn="0" w:noHBand="0" w:noVBand="1"/>
+      </w:tblPr>
+      <w:tblGrid>
+        <w:gridCol w:w="1795"/>
+        <w:gridCol w:w="8730"/>
+      </w:tblGrid>
+      <w:tr>
+        <w:trPr>
+          <w:tblHeader/>
+        </w:trPr>
+        <w:tc>
+          <w:tcPr>
+            <w:tcW w:w="1795" w:type="dxa"/>
+            <w:shd w:val="clear" w:color="auto" w:fill="4F7ABA"/>
+          </w:tcPr>
+          <w:p>
+            <w:pPr>
+              <w:rPr>
+                <w:b/>
+                <w:bCs/>
+                <w:color w:val="FFFFFF" w:themeColor="background1"/>
+                <w:sz w:val="20"/>
+                <w:szCs w:val="20"/>
+              </w:rPr>
+            </w:pPr>
+            <w:r>
+              <w:rPr>
+                <w:b/>
+                <w:bCs/>
+                <w:color w:val="FFFFFF" w:themeColor="background1"/>
+                <w:sz w:val="20"/>
+                <w:szCs w:val="20"/>
+              </w:rPr>
+              <w:t>Name</w:t>
+            </w:r>
+          </w:p>
+        </w:tc>
+        <w:tc>
+          <w:tcPr>
+            <w:tcW w:w="8730" w:type="dxa"/>
+            <w:shd w:val="clear" w:color="auto" w:fill="4F7ABA"/>
+          </w:tcPr>
+          <w:p>
+            <w:pPr>
+              <w:rPr>
+                <w:b/>
+                <w:bCs/>
+                <w:color w:val="FFFFFF" w:themeColor="background1"/>
+                <w:sz w:val="20"/>
+                <w:szCs w:val="20"/>
+              </w:rPr>
+            </w:pPr>
+            <w:r>
+              <w:rPr>
+                <w:b/>
+                <w:bCs/>
+                <w:color w:val="FFFFFF" w:themeColor="background1"/>
+                <w:sz w:val="20"/>
+                <w:szCs w:val="20"/>
+              </w:rPr>
+              <w:t>Description</w:t>
+            </w:r>
+          </w:p>
+        </w:tc>
+      </w:tr>
+      <w:tr>
+        <w:tc>
+          <w:tcPr>
+            <w:tcW w:w="1795" w:type="dxa"/>
+          </w:tcPr>
+          <w:p>
+            <w:pPr>
+              <w:rPr>
+                <w:noProof/>
+                <w:sz w:val="20"/>
+                <w:szCs w:val="20"/>
+              </w:rPr>
+            </w:pPr>
+            <w:r>
+              <w:rPr>
+                <w:sz w:val="20"/>
+                <w:szCs w:val="20"/>
+              </w:rPr>
+              <w:t>First Name</w:t>
+            </w:r>
+          </w:p>
+        </w:tc>
+        <w:tc>
+          <w:tcPr>
+            <w:tcW w:w="8730" w:type="dxa"/>
+          </w:tcPr>
+          <w:p>
+            <w:pPr>
+              <w:rPr>
+                <w:sz w:val="20"/>
+                <w:szCs w:val="20"/>
+              </w:rPr>
+            </w:pPr>
+            <w:r>
+              <w:rPr>
+                <w:sz w:val="20"/>
+                <w:szCs w:val="20"/>
+              </w:rPr>
+              <w:t>User’s first name.</w:t>
+            </w:r>
+          </w:p>
+        </w:tc>
+      </w:tr>
+      <w:tr>
+        <w:tc>
+          <w:tcPr>
+            <w:tcW w:w="1795" w:type="dxa"/>
+          </w:tcPr>
+          <w:p>
+            <w:pPr>
+              <w:rPr>
+                <w:noProof/>
+                <w:sz w:val="20"/>
+                <w:szCs w:val="20"/>
+              </w:rPr>
+            </w:pPr>
+            <w:r>
+              <w:rPr>
+                <w:sz w:val="20"/>
+                <w:szCs w:val="20"/>
+              </w:rPr>
+              <w:t>Last Name</w:t>
+            </w:r>
+          </w:p>
+        </w:tc>
+        <w:tc>
+          <w:tcPr>
+            <w:tcW w:w="8730" w:type="dxa"/>
+          </w:tcPr>
+          <w:p>
+            <w:pPr>
+              <w:rPr>
+                <w:sz w:val="20"/>
+                <w:szCs w:val="20"/>
+              </w:rPr>
+            </w:pPr>
+            <w:r>
+              <w:rPr>
+                <w:sz w:val="20"/>
+                <w:szCs w:val="20"/>
+              </w:rPr>
+              <w:t>User’s last name.</w:t>
+            </w:r>
+          </w:p>
+        </w:tc>
+      </w:tr>
+      <w:tr>
+        <w:tc>
+          <w:tcPr>
+            <w:tcW w:w="1795" w:type="dxa"/>
+          </w:tcPr>
+          <w:p>
+            <w:pPr>
+              <w:rPr>
+                <w:i/>
+                <w:iCs/>
+                <w:sz w:val="20"/>
+                <w:szCs w:val="20"/>
+              </w:rPr>
+            </w:pPr>
+            <w:r>
+              <w:rPr>
+                <w:sz w:val="20"/>
+                <w:szCs w:val="20"/>
+              </w:rPr>
+              <w:t>Email</w:t>
+            </w:r>
+          </w:p>
+        </w:tc>
+        <w:tc>
+          <w:tcPr>
+            <w:tcW w:w="8730" w:type="dxa"/>
+          </w:tcPr>
+          <w:p>
+            <w:pPr>
+              <w:rPr>
+                <w:sz w:val="20"/>
+                <w:szCs w:val="20"/>
+              </w:rPr>
+            </w:pPr>
+            <w:r>
+              <w:rPr>
+                <w:sz w:val="20"/>
+                <w:szCs w:val="20"/>
+              </w:rPr>
+              <w:t>User’s registered email address used for login.</w:t>
+            </w:r>
+          </w:p>
+        </w:tc>
+      </w:tr>
+      <w:tr>
+        <w:tc>
+          <w:tcPr>
+            <w:tcW w:w="1795" w:type="dxa"/>
+          </w:tcPr>
+          <w:p>
+            <w:pPr>
+              <w:rPr>
+                <w:sz w:val="20"/>
+                <w:szCs w:val="20"/>
+              </w:rPr>
+            </w:pPr>
+            <w:r>
+              <w:rPr>
+                <w:sz w:val="20"/>
+                <w:szCs w:val="20"/>
+              </w:rPr>
+              <w:t>Preferred Language</w:t>
+            </w:r>
+          </w:p>
+        </w:tc>
+        <w:tc>
+          <w:tcPr>
+            <w:tcW w:w="8730" w:type="dxa"/>
+          </w:tcPr>
+          <w:p>
+            <w:pPr>
+              <w:rPr>
+                <w:sz w:val="20"/>
+                <w:szCs w:val="20"/>
+              </w:rPr>
+            </w:pPr>
+            <w:r>
+              <w:rPr>
+                <w:sz w:val="20"/>
+                <w:szCs w:val="20"/>
+              </w:rPr>
+              <w:t>Language preference for the application interface.</w:t>
+            </w:r>
+          </w:p>
+        </w:tc>
+      </w:tr>
+      <w:tr>
+        <w:tc>
+          <w:tcPr>
+            <w:tcW w:w="1795" w:type="dxa"/>
+          </w:tcPr>
+          <w:p>
+            <w:pPr>
+              <w:rPr>
+                <w:sz w:val="20"/>
+                <w:szCs w:val="20"/>
+              </w:rPr>
+            </w:pPr>
+            <w:r>
+              <w:rPr>
+                <w:sz w:val="20"/>
+                <w:szCs w:val="20"/>
+              </w:rPr>
+              <w:t>Password</w:t>
+            </w:r>
+          </w:p>
+        </w:tc>
+        <w:tc>
+          <w:tcPr>
+            <w:tcW w:w="8730" w:type="dxa"/>
+          </w:tcPr>
+          <w:p>
+            <w:pPr>
+              <w:rPr>
+                <w:sz w:val="20"/>
+                <w:szCs w:val="20"/>
+              </w:rPr>
+            </w:pPr>
+            <w:r>
+              <w:rPr>
+                <w:sz w:val="20"/>
+                <w:szCs w:val="20"/>
+              </w:rPr>
+              <w:t>Allows the user to update their account password.</w:t>
+            </w:r>
+          </w:p>
+        </w:tc>
+      </w:tr>
+      <w:tr>
+        <w:tc>
+          <w:tcPr>
+            <w:tcW w:w="1795" w:type="dxa"/>
+          </w:tcPr>
+          <w:p>
+            <w:pPr>
+              <w:rPr>
+                <w:sz w:val="20"/>
+                <w:szCs w:val="20"/>
+              </w:rPr>
+            </w:pPr>
+            <w:r>
+              <w:rPr>
+                <w:sz w:val="20"/>
+                <w:szCs w:val="20"/>
+              </w:rPr>
+              <w:t>Confirm Password</w:t>
+            </w:r>
+          </w:p>
+        </w:tc>
+        <w:tc>
+          <w:tcPr>
+            <w:tcW w:w="8730" w:type="dxa"/>
+          </w:tcPr>
+          <w:p>
+            <w:pPr>
+              <w:rPr>
+                <w:sz w:val="20"/>
+                <w:szCs w:val="20"/>
+              </w:rPr>
+            </w:pPr>
+            <w:r>
+              <w:rPr>
+                <w:sz w:val="20"/>
+                <w:szCs w:val="20"/>
+              </w:rPr>
+              <w:t>Field to confirm the new password entered.</w:t>
+            </w:r>
+          </w:p>
+        </w:tc>
+      </w:tr>
+      <w:tr>
+        <w:tc>
+          <w:tcPr>
+            <w:tcW w:w="1795" w:type="dxa"/>
+          </w:tcPr>
+          <w:p>
+            <w:pPr>
+              <w:rPr>
+                <w:sz w:val="20"/>
+                <w:szCs w:val="20"/>
+              </w:rPr>
+            </w:pPr>
+            <w:r>
+              <w:rPr>
+                <w:sz w:val="20"/>
+                <w:szCs w:val="20"/>
+              </w:rPr>
+              <w:t>Voice Number</w:t>
+            </w:r>
+          </w:p>
+        </w:tc>
+        <w:tc>
+          <w:tcPr>
+            <w:tcW w:w="8730" w:type="dxa"/>
+          </w:tcPr>
+          <w:p>
+            <w:pPr>
+              <w:rPr>
+                <w:sz w:val="20"/>
+                <w:szCs w:val="20"/>
+              </w:rPr>
+            </w:pPr>
+            <w:r>
+              <w:rPr>
+                <w:sz w:val="20"/>
+                <w:szCs w:val="20"/>
+              </w:rPr>
+              <w:t>User’s primary contact phone number.</w:t>
+            </w:r>
+          </w:p>
+        </w:tc>
+      </w:tr>
+      <w:tr>
+        <w:tc>
+          <w:tcPr>
+            <w:tcW w:w="1795" w:type="dxa"/>
+          </w:tcPr>
+          <w:p>
+            <w:pPr>
+              <w:rPr>
+                <w:sz w:val="20"/>
+                <w:szCs w:val="20"/>
+              </w:rPr>
+            </w:pPr>
+            <w:r>
+              <w:rPr>
+                <w:sz w:val="20"/>
+                <w:szCs w:val="20"/>
+              </w:rPr>
+              <w:t>SMS Text Number</w:t>
+            </w:r>
+          </w:p>
+        </w:tc>
+        <w:tc>
+          <w:tcPr>
+            <w:tcW w:w="8730" w:type="dxa"/>
+          </w:tcPr>
+          <w:p>
+            <w:pPr>
+              <w:rPr>
+                <w:sz w:val="20"/>
+                <w:szCs w:val="20"/>
+              </w:rPr>
+            </w:pPr>
+            <w:r>
+              <w:rPr>
+                <w:sz w:val="20"/>
+                <w:szCs w:val="20"/>
+              </w:rPr>
+              <w:t>Phone number used for receiving SMS notifications.</w:t>
+            </w:r>
+          </w:p>
+        </w:tc>
+      </w:tr>
+    </w:tbl>
+    <w:p/>
+    <w:p>
+      <w:r>
+        <w:rPr>
+          <w:noProof/>
+        </w:rPr>
+        <w:lastRenderedPageBreak/>
         <w:drawing>
           <wp:inline distT="0" distB="0" distL="0" distR="0" wp14:anchorId="2C3E06A1" wp14:editId="043BA89A">
             <wp:extent cx="6692900" cy="3408680"/>
@@ -14124,11 +14855,24 @@
     </w:p>
     <w:p>
       <w:r>
-        <w:t>Description of section 2</w:t>
-      </w:r>
-    </w:p>
-    <w:p>
-      <w:r>
+        <w:t xml:space="preserve">The </w:t>
+      </w:r>
+      <w:r>
+        <w:rPr>
+          <w:b/>
+          <w:bCs/>
+        </w:rPr>
+        <w:t>Account Settings</w:t>
+      </w:r>
+      <w:r>
+        <w:t xml:space="preserve"> section allows users to view and manage account-level information, including general account details, contact management, and communication preferences. This section ensures that account data remains accurate and that users can control how communications are received.</w:t>
+      </w:r>
+    </w:p>
+    <w:p>
+      <w:r>
+        <w:rPr>
+          <w:noProof/>
+        </w:rPr>
         <w:drawing>
           <wp:inline distT="0" distB="0" distL="0" distR="0" wp14:anchorId="0C61183E" wp14:editId="5D2D015C">
             <wp:extent cx="6692900" cy="2775585"/>
@@ -14172,16 +14916,412 @@
         <w:pStyle w:val="Heading4"/>
       </w:pPr>
       <w:r>
+        <w:lastRenderedPageBreak/>
         <w:t>Team</w:t>
       </w:r>
     </w:p>
     <w:p>
       <w:r>
-        <w:t>Description of section 2</w:t>
-      </w:r>
-    </w:p>
-    <w:p>
-      <w:r>
+        <w:t>The</w:t>
+      </w:r>
+      <w:r>
+        <w:t xml:space="preserve"> </w:t>
+      </w:r>
+      <w:r>
+        <w:rPr>
+          <w:b/>
+          <w:bCs/>
+        </w:rPr>
+        <w:t>Team</w:t>
+      </w:r>
+      <w:r>
+        <w:t xml:space="preserve"> section allows users to view and manage all users associated with the account. It provides visibility into user roles, activity, and access status, enabling effective management of account members and permissions.</w:t>
+      </w:r>
+    </w:p>
+    <w:tbl>
+      <w:tblPr>
+        <w:tblStyle w:val="TableGrid"/>
+        <w:tblW w:w="10525" w:type="dxa"/>
+        <w:tblBorders>
+          <w:top w:val="single" w:sz="4" w:space="0" w:color="D1D1D1" w:themeColor="background2" w:themeShade="E6"/>
+          <w:left w:val="single" w:sz="4" w:space="0" w:color="D1D1D1" w:themeColor="background2" w:themeShade="E6"/>
+          <w:bottom w:val="single" w:sz="4" w:space="0" w:color="D1D1D1" w:themeColor="background2" w:themeShade="E6"/>
+          <w:right w:val="single" w:sz="4" w:space="0" w:color="D1D1D1" w:themeColor="background2" w:themeShade="E6"/>
+          <w:insideH w:val="single" w:sz="4" w:space="0" w:color="D1D1D1" w:themeColor="background2" w:themeShade="E6"/>
+          <w:insideV w:val="single" w:sz="4" w:space="0" w:color="D1D1D1" w:themeColor="background2" w:themeShade="E6"/>
+        </w:tblBorders>
+        <w:tblLook w:val="04A0" w:firstRow="1" w:lastRow="0" w:firstColumn="1" w:lastColumn="0" w:noHBand="0" w:noVBand="1"/>
+      </w:tblPr>
+      <w:tblGrid>
+        <w:gridCol w:w="1795"/>
+        <w:gridCol w:w="8730"/>
+      </w:tblGrid>
+      <w:tr>
+        <w:trPr>
+          <w:tblHeader/>
+        </w:trPr>
+        <w:tc>
+          <w:tcPr>
+            <w:tcW w:w="1795" w:type="dxa"/>
+            <w:shd w:val="clear" w:color="auto" w:fill="4F7ABA"/>
+          </w:tcPr>
+          <w:p>
+            <w:pPr>
+              <w:rPr>
+                <w:b/>
+                <w:bCs/>
+                <w:color w:val="FFFFFF" w:themeColor="background1"/>
+                <w:sz w:val="20"/>
+                <w:szCs w:val="20"/>
+              </w:rPr>
+            </w:pPr>
+            <w:r>
+              <w:rPr>
+                <w:b/>
+                <w:bCs/>
+                <w:color w:val="FFFFFF" w:themeColor="background1"/>
+                <w:sz w:val="20"/>
+                <w:szCs w:val="20"/>
+              </w:rPr>
+              <w:t>Name</w:t>
+            </w:r>
+          </w:p>
+        </w:tc>
+        <w:tc>
+          <w:tcPr>
+            <w:tcW w:w="8730" w:type="dxa"/>
+            <w:shd w:val="clear" w:color="auto" w:fill="4F7ABA"/>
+          </w:tcPr>
+          <w:p>
+            <w:pPr>
+              <w:rPr>
+                <w:b/>
+                <w:bCs/>
+                <w:color w:val="FFFFFF" w:themeColor="background1"/>
+                <w:sz w:val="20"/>
+                <w:szCs w:val="20"/>
+              </w:rPr>
+            </w:pPr>
+            <w:r>
+              <w:rPr>
+                <w:b/>
+                <w:bCs/>
+                <w:color w:val="FFFFFF" w:themeColor="background1"/>
+                <w:sz w:val="20"/>
+                <w:szCs w:val="20"/>
+              </w:rPr>
+              <w:t>Description</w:t>
+            </w:r>
+          </w:p>
+        </w:tc>
+      </w:tr>
+      <w:tr>
+        <w:tc>
+          <w:tcPr>
+            <w:tcW w:w="1795" w:type="dxa"/>
+          </w:tcPr>
+          <w:p>
+            <w:pPr>
+              <w:rPr>
+                <w:noProof/>
+                <w:sz w:val="20"/>
+                <w:szCs w:val="20"/>
+              </w:rPr>
+            </w:pPr>
+            <w:proofErr w:type="gramStart"/>
+            <w:r>
+              <w:rPr>
+                <w:sz w:val="20"/>
+                <w:szCs w:val="20"/>
+              </w:rPr>
+              <w:t>User Name</w:t>
+            </w:r>
+            <w:proofErr w:type="gramEnd"/>
+          </w:p>
+        </w:tc>
+        <w:tc>
+          <w:tcPr>
+            <w:tcW w:w="8730" w:type="dxa"/>
+          </w:tcPr>
+          <w:p>
+            <w:pPr>
+              <w:rPr>
+                <w:sz w:val="20"/>
+                <w:szCs w:val="20"/>
+              </w:rPr>
+            </w:pPr>
+            <w:r>
+              <w:rPr>
+                <w:sz w:val="20"/>
+                <w:szCs w:val="20"/>
+              </w:rPr>
+              <w:t>Displays the name of the user associated with the account.</w:t>
+            </w:r>
+          </w:p>
+        </w:tc>
+      </w:tr>
+      <w:tr>
+        <w:tc>
+          <w:tcPr>
+            <w:tcW w:w="1795" w:type="dxa"/>
+          </w:tcPr>
+          <w:p>
+            <w:pPr>
+              <w:rPr>
+                <w:noProof/>
+                <w:sz w:val="20"/>
+                <w:szCs w:val="20"/>
+              </w:rPr>
+            </w:pPr>
+            <w:r>
+              <w:rPr>
+                <w:sz w:val="20"/>
+                <w:szCs w:val="20"/>
+              </w:rPr>
+              <w:t>Email</w:t>
+            </w:r>
+          </w:p>
+        </w:tc>
+        <w:tc>
+          <w:tcPr>
+            <w:tcW w:w="8730" w:type="dxa"/>
+          </w:tcPr>
+          <w:p>
+            <w:pPr>
+              <w:rPr>
+                <w:sz w:val="20"/>
+                <w:szCs w:val="20"/>
+              </w:rPr>
+            </w:pPr>
+            <w:r>
+              <w:rPr>
+                <w:sz w:val="20"/>
+                <w:szCs w:val="20"/>
+              </w:rPr>
+              <w:t>Email address of the user, used for login and communication.</w:t>
+            </w:r>
+          </w:p>
+        </w:tc>
+      </w:tr>
+      <w:tr>
+        <w:tc>
+          <w:tcPr>
+            <w:tcW w:w="1795" w:type="dxa"/>
+          </w:tcPr>
+          <w:p>
+            <w:pPr>
+              <w:rPr>
+                <w:i/>
+                <w:iCs/>
+                <w:sz w:val="20"/>
+                <w:szCs w:val="20"/>
+              </w:rPr>
+            </w:pPr>
+            <w:r>
+              <w:rPr>
+                <w:sz w:val="20"/>
+                <w:szCs w:val="20"/>
+              </w:rPr>
+              <w:t>Role</w:t>
+            </w:r>
+          </w:p>
+        </w:tc>
+        <w:tc>
+          <w:tcPr>
+            <w:tcW w:w="8730" w:type="dxa"/>
+          </w:tcPr>
+          <w:p>
+            <w:pPr>
+              <w:rPr>
+                <w:sz w:val="20"/>
+                <w:szCs w:val="20"/>
+              </w:rPr>
+            </w:pPr>
+            <w:r>
+              <w:rPr>
+                <w:sz w:val="20"/>
+                <w:szCs w:val="20"/>
+              </w:rPr>
+              <w:t>Defines the user’s level of access within the system (e.g., Account Owner, Admin, User).</w:t>
+            </w:r>
+          </w:p>
+        </w:tc>
+      </w:tr>
+      <w:tr>
+        <w:tc>
+          <w:tcPr>
+            <w:tcW w:w="1795" w:type="dxa"/>
+          </w:tcPr>
+          <w:p>
+            <w:pPr>
+              <w:rPr>
+                <w:sz w:val="20"/>
+                <w:szCs w:val="20"/>
+              </w:rPr>
+            </w:pPr>
+            <w:r>
+              <w:rPr>
+                <w:sz w:val="20"/>
+                <w:szCs w:val="20"/>
+              </w:rPr>
+              <w:t>Registration Date</w:t>
+            </w:r>
+          </w:p>
+        </w:tc>
+        <w:tc>
+          <w:tcPr>
+            <w:tcW w:w="8730" w:type="dxa"/>
+          </w:tcPr>
+          <w:p>
+            <w:pPr>
+              <w:rPr>
+                <w:sz w:val="20"/>
+                <w:szCs w:val="20"/>
+              </w:rPr>
+            </w:pPr>
+            <w:r>
+              <w:rPr>
+                <w:sz w:val="20"/>
+                <w:szCs w:val="20"/>
+              </w:rPr>
+              <w:t>Date and time when the user was added to the account.</w:t>
+            </w:r>
+          </w:p>
+        </w:tc>
+      </w:tr>
+      <w:tr>
+        <w:tc>
+          <w:tcPr>
+            <w:tcW w:w="1795" w:type="dxa"/>
+          </w:tcPr>
+          <w:p>
+            <w:pPr>
+              <w:rPr>
+                <w:sz w:val="20"/>
+                <w:szCs w:val="20"/>
+              </w:rPr>
+            </w:pPr>
+            <w:r>
+              <w:rPr>
+                <w:sz w:val="20"/>
+                <w:szCs w:val="20"/>
+              </w:rPr>
+              <w:t>Last Login Date</w:t>
+            </w:r>
+          </w:p>
+        </w:tc>
+        <w:tc>
+          <w:tcPr>
+            <w:tcW w:w="8730" w:type="dxa"/>
+          </w:tcPr>
+          <w:p>
+            <w:pPr>
+              <w:rPr>
+                <w:sz w:val="20"/>
+                <w:szCs w:val="20"/>
+              </w:rPr>
+            </w:pPr>
+            <w:r>
+              <w:rPr>
+                <w:sz w:val="20"/>
+                <w:szCs w:val="20"/>
+              </w:rPr>
+              <w:t>Most recent date and time the user accessed the system.</w:t>
+            </w:r>
+          </w:p>
+        </w:tc>
+      </w:tr>
+      <w:tr>
+        <w:tc>
+          <w:tcPr>
+            <w:tcW w:w="1795" w:type="dxa"/>
+          </w:tcPr>
+          <w:p>
+            <w:pPr>
+              <w:rPr>
+                <w:sz w:val="20"/>
+                <w:szCs w:val="20"/>
+              </w:rPr>
+            </w:pPr>
+            <w:r>
+              <w:rPr>
+                <w:sz w:val="20"/>
+                <w:szCs w:val="20"/>
+              </w:rPr>
+              <w:t>Status</w:t>
+            </w:r>
+          </w:p>
+        </w:tc>
+        <w:tc>
+          <w:tcPr>
+            <w:tcW w:w="8730" w:type="dxa"/>
+          </w:tcPr>
+          <w:p>
+            <w:pPr>
+              <w:rPr>
+                <w:sz w:val="20"/>
+                <w:szCs w:val="20"/>
+              </w:rPr>
+            </w:pPr>
+            <w:r>
+              <w:rPr>
+                <w:sz w:val="20"/>
+                <w:szCs w:val="20"/>
+              </w:rPr>
+              <w:t>Indicates whether the user is active or inactive.</w:t>
+            </w:r>
+          </w:p>
+        </w:tc>
+      </w:tr>
+      <w:tr>
+        <w:tc>
+          <w:tcPr>
+            <w:tcW w:w="1795" w:type="dxa"/>
+          </w:tcPr>
+          <w:p>
+            <w:pPr>
+              <w:rPr>
+                <w:sz w:val="20"/>
+                <w:szCs w:val="20"/>
+              </w:rPr>
+            </w:pPr>
+            <w:r>
+              <w:rPr>
+                <w:sz w:val="20"/>
+                <w:szCs w:val="20"/>
+              </w:rPr>
+              <w:t>Actions</w:t>
+            </w:r>
+          </w:p>
+        </w:tc>
+        <w:tc>
+          <w:tcPr>
+            <w:tcW w:w="8730" w:type="dxa"/>
+          </w:tcPr>
+          <w:p>
+            <w:pPr>
+              <w:rPr>
+                <w:sz w:val="20"/>
+                <w:szCs w:val="20"/>
+              </w:rPr>
+            </w:pPr>
+            <w:r>
+              <w:rPr>
+                <w:sz w:val="20"/>
+                <w:szCs w:val="20"/>
+              </w:rPr>
+              <w:t>Provides available options to manage the user (e.g., edit or update access).</w:t>
+            </w:r>
+          </w:p>
+        </w:tc>
+      </w:tr>
+    </w:tbl>
+    <w:p/>
+    <w:p>
+      <w:r>
+        <w:rPr>
+          <w:noProof/>
+        </w:rPr>
         <w:drawing>
           <wp:inline distT="0" distB="0" distL="0" distR="0" wp14:anchorId="54EBB71D" wp14:editId="0AFB6A86">
             <wp:extent cx="6692900" cy="3408680"/>
@@ -14221,28 +15361,389 @@
     </w:p>
     <w:p/>
     <w:p/>
+    <w:p/>
+    <w:p/>
+    <w:p/>
+    <w:p/>
+    <w:p/>
+    <w:p/>
+    <w:p/>
     <w:p>
       <w:pPr>
         <w:pStyle w:val="Heading2"/>
       </w:pPr>
-      <w:bookmarkStart w:id="23" w:name="_Toc227502410"/>
-      <w:r>
+      <w:bookmarkStart w:id="23" w:name="_Toc228128984"/>
+      <w:r>
+        <w:lastRenderedPageBreak/>
         <w:t>Admin Options</w:t>
       </w:r>
       <w:bookmarkEnd w:id="23"/>
     </w:p>
     <w:p>
       <w:r>
-        <w:t xml:space="preserve">Screenshots, descriptions, and other important information about the application’s interface and functionalities. </w:t>
+        <w:t xml:space="preserve">The </w:t>
+      </w:r>
+      <w:r>
+        <w:rPr>
+          <w:b/>
+          <w:bCs/>
+        </w:rPr>
+        <w:t>Admin</w:t>
+      </w:r>
+      <w:r>
+        <w:t xml:space="preserve"> section provides access to advanced system management features intended for administrative users. It allows centralized control over core system entities such as accounts, users, customers, contracts, subscriptions, inventory, and reporting.</w:t>
+      </w:r>
+    </w:p>
+    <w:p>
+      <w:r>
+        <w:t>This section is designed to support configuration, monitoring, and maintenance activities across the platform, enabling administrators to manage system data, oversee operations, and ensure proper system governance.</w:t>
       </w:r>
     </w:p>
     <w:p/>
     <w:p>
       <w:pPr>
+        <w:pStyle w:val="Heading4"/>
+      </w:pPr>
+      <w:r>
+        <w:t>Available modules</w:t>
+      </w:r>
+    </w:p>
+    <w:p>
+      <w:r>
+        <w:t>The Admin section includes the following modules:</w:t>
+      </w:r>
+    </w:p>
+    <w:p>
+      <w:pPr>
+        <w:pStyle w:val="ListParagraph"/>
+        <w:numPr>
+          <w:ilvl w:val="0"/>
+          <w:numId w:val="10"/>
+        </w:numPr>
+      </w:pPr>
+      <w:r>
+        <w:rPr>
+          <w:b/>
+          <w:bCs/>
+        </w:rPr>
+        <w:t>Admin Dashboard</w:t>
+      </w:r>
+      <w:r>
+        <w:rPr>
+          <w:b/>
+          <w:bCs/>
+        </w:rPr>
+        <w:t>:</w:t>
+      </w:r>
+      <w:r>
+        <w:t xml:space="preserve"> Provides an overview of system activity and key metrics.</w:t>
+      </w:r>
+    </w:p>
+    <w:p>
+      <w:pPr>
+        <w:pStyle w:val="ListParagraph"/>
+        <w:numPr>
+          <w:ilvl w:val="0"/>
+          <w:numId w:val="10"/>
+        </w:numPr>
+      </w:pPr>
+      <w:r>
+        <w:rPr>
+          <w:b/>
+          <w:bCs/>
+        </w:rPr>
+        <w:t>Accounts</w:t>
+      </w:r>
+      <w:r>
+        <w:rPr>
+          <w:b/>
+          <w:bCs/>
+        </w:rPr>
+        <w:t>:</w:t>
+      </w:r>
+      <w:r>
+        <w:t xml:space="preserve"> </w:t>
+      </w:r>
+      <w:r>
+        <w:t>Manages customer accounts and their associated information.</w:t>
+      </w:r>
+    </w:p>
+    <w:p>
+      <w:pPr>
+        <w:pStyle w:val="ListParagraph"/>
+        <w:numPr>
+          <w:ilvl w:val="0"/>
+          <w:numId w:val="10"/>
+        </w:numPr>
+      </w:pPr>
+      <w:r>
+        <w:rPr>
+          <w:b/>
+          <w:bCs/>
+        </w:rPr>
+        <w:t>Customers</w:t>
+      </w:r>
+      <w:r>
+        <w:rPr>
+          <w:b/>
+          <w:bCs/>
+        </w:rPr>
+        <w:t>:</w:t>
+      </w:r>
+      <w:r>
+        <w:t xml:space="preserve"> Provides access to customer records within the admin scope.</w:t>
+      </w:r>
+    </w:p>
+    <w:p>
+      <w:pPr>
+        <w:pStyle w:val="ListParagraph"/>
+        <w:numPr>
+          <w:ilvl w:val="0"/>
+          <w:numId w:val="10"/>
+        </w:numPr>
+      </w:pPr>
+      <w:r>
+        <w:rPr>
+          <w:b/>
+          <w:bCs/>
+        </w:rPr>
+        <w:t>Users</w:t>
+      </w:r>
+      <w:r>
+        <w:rPr>
+          <w:b/>
+          <w:bCs/>
+        </w:rPr>
+        <w:t>:</w:t>
+      </w:r>
+      <w:r>
+        <w:t xml:space="preserve"> Allows management of user accounts and permissions.</w:t>
+      </w:r>
+    </w:p>
+    <w:p>
+      <w:pPr>
+        <w:pStyle w:val="ListParagraph"/>
+        <w:numPr>
+          <w:ilvl w:val="0"/>
+          <w:numId w:val="10"/>
+        </w:numPr>
+      </w:pPr>
+      <w:r>
+        <w:rPr>
+          <w:b/>
+          <w:bCs/>
+        </w:rPr>
+        <w:t>Contracts</w:t>
+      </w:r>
+      <w:r>
+        <w:rPr>
+          <w:b/>
+          <w:bCs/>
+        </w:rPr>
+        <w:t>:</w:t>
+      </w:r>
+      <w:r>
+        <w:t xml:space="preserve"> Handles contract-related data and configurations.</w:t>
+      </w:r>
+    </w:p>
+    <w:p>
+      <w:pPr>
+        <w:pStyle w:val="ListParagraph"/>
+        <w:numPr>
+          <w:ilvl w:val="0"/>
+          <w:numId w:val="10"/>
+        </w:numPr>
+      </w:pPr>
+      <w:r>
+        <w:rPr>
+          <w:b/>
+          <w:bCs/>
+        </w:rPr>
+        <w:t>Subscriptions</w:t>
+      </w:r>
+      <w:r>
+        <w:rPr>
+          <w:b/>
+          <w:bCs/>
+        </w:rPr>
+        <w:t>:</w:t>
+      </w:r>
+      <w:r>
+        <w:t xml:space="preserve"> Manages subscription plans and service agreements.</w:t>
+      </w:r>
+    </w:p>
+    <w:p>
+      <w:pPr>
+        <w:pStyle w:val="ListParagraph"/>
+        <w:numPr>
+          <w:ilvl w:val="0"/>
+          <w:numId w:val="10"/>
+        </w:numPr>
+      </w:pPr>
+      <w:r>
+        <w:rPr>
+          <w:b/>
+          <w:bCs/>
+        </w:rPr>
+        <w:t>Inventory</w:t>
+      </w:r>
+      <w:r>
+        <w:rPr>
+          <w:b/>
+          <w:bCs/>
+        </w:rPr>
+        <w:t>:</w:t>
+      </w:r>
+      <w:r>
+        <w:t xml:space="preserve"> Tracks and manages system assets and resources.</w:t>
+      </w:r>
+    </w:p>
+    <w:p>
+      <w:pPr>
+        <w:pStyle w:val="ListParagraph"/>
+        <w:numPr>
+          <w:ilvl w:val="0"/>
+          <w:numId w:val="10"/>
+        </w:numPr>
+      </w:pPr>
+      <w:r>
+        <w:rPr>
+          <w:b/>
+          <w:bCs/>
+        </w:rPr>
+        <w:t>Installers</w:t>
+      </w:r>
+      <w:r>
+        <w:rPr>
+          <w:b/>
+          <w:bCs/>
+        </w:rPr>
+        <w:t>:</w:t>
+      </w:r>
+      <w:r>
+        <w:t xml:space="preserve"> Manages installer-related information and assignments.</w:t>
+      </w:r>
+    </w:p>
+    <w:p>
+      <w:pPr>
+        <w:pStyle w:val="ListParagraph"/>
+        <w:numPr>
+          <w:ilvl w:val="0"/>
+          <w:numId w:val="10"/>
+        </w:numPr>
+      </w:pPr>
+      <w:r>
+        <w:rPr>
+          <w:b/>
+          <w:bCs/>
+        </w:rPr>
+        <w:t>Reports</w:t>
+      </w:r>
+      <w:r>
+        <w:rPr>
+          <w:b/>
+          <w:bCs/>
+        </w:rPr>
+        <w:t>:</w:t>
+      </w:r>
+      <w:r>
+        <w:t xml:space="preserve"> Provides access to system-generated reports and analytics.</w:t>
+      </w:r>
+    </w:p>
+    <w:p>
+      <w:pPr>
+        <w:pStyle w:val="ListParagraph"/>
+        <w:numPr>
+          <w:ilvl w:val="0"/>
+          <w:numId w:val="10"/>
+        </w:numPr>
+      </w:pPr>
+      <w:r>
+        <w:rPr>
+          <w:b/>
+          <w:bCs/>
+        </w:rPr>
+        <w:t>Audit Trail</w:t>
+      </w:r>
+      <w:r>
+        <w:rPr>
+          <w:b/>
+          <w:bCs/>
+        </w:rPr>
+        <w:t>:</w:t>
+      </w:r>
+      <w:r>
+        <w:t xml:space="preserve"> Tracks system activity and changes for traceability.</w:t>
+      </w:r>
+    </w:p>
+    <w:tbl>
+      <w:tblPr>
+        <w:tblStyle w:val="TableGrid"/>
+        <w:tblW w:w="10612" w:type="dxa"/>
+        <w:tblBorders>
+          <w:top w:val="single" w:sz="6" w:space="0" w:color="FFC000"/>
+          <w:left w:val="single" w:sz="6" w:space="0" w:color="FFC000"/>
+          <w:bottom w:val="single" w:sz="6" w:space="0" w:color="FFC000"/>
+          <w:right w:val="single" w:sz="6" w:space="0" w:color="FFC000"/>
+          <w:insideH w:val="single" w:sz="6" w:space="0" w:color="FFC000"/>
+          <w:insideV w:val="single" w:sz="6" w:space="0" w:color="FFC000"/>
+        </w:tblBorders>
+        <w:shd w:val="clear" w:color="auto" w:fill="FFFFCC"/>
+        <w:tblLook w:val="04A0" w:firstRow="1" w:lastRow="0" w:firstColumn="1" w:lastColumn="0" w:noHBand="0" w:noVBand="1"/>
+      </w:tblPr>
+      <w:tblGrid>
+        <w:gridCol w:w="10612"/>
+      </w:tblGrid>
+      <w:tr>
+        <w:trPr>
+          <w:trHeight w:val="505"/>
+        </w:trPr>
+        <w:tc>
+          <w:tcPr>
+            <w:tcW w:w="10612" w:type="dxa"/>
+            <w:tcBorders>
+              <w:top w:val="single" w:sz="4" w:space="0" w:color="F9DF99"/>
+              <w:left w:val="single" w:sz="4" w:space="0" w:color="F9DF99"/>
+              <w:bottom w:val="single" w:sz="4" w:space="0" w:color="F9DF99"/>
+              <w:right w:val="single" w:sz="4" w:space="0" w:color="F9DF99"/>
+            </w:tcBorders>
+            <w:shd w:val="clear" w:color="auto" w:fill="FFFFE0"/>
+          </w:tcPr>
+          <w:p>
+            <w:r>
+              <w:rPr>
+                <w:b/>
+                <w:bCs/>
+                <w:sz w:val="20"/>
+                <w:szCs w:val="20"/>
+              </w:rPr>
+              <w:t>Note:</w:t>
+            </w:r>
+            <w:r>
+              <w:rPr>
+                <w:sz w:val="20"/>
+                <w:szCs w:val="20"/>
+              </w:rPr>
+              <w:t xml:space="preserve"> </w:t>
+            </w:r>
+            <w:r>
+              <w:rPr>
+                <w:sz w:val="20"/>
+                <w:szCs w:val="20"/>
+              </w:rPr>
+              <w:t>Access to the Admin section is typically restricted to users with elevated permissions, as it contains system-wide configuration and management functionalities.</w:t>
+            </w:r>
+          </w:p>
+        </w:tc>
+      </w:tr>
+    </w:tbl>
+    <w:p/>
+    <w:p>
+      <w:pPr>
         <w:pStyle w:val="Heading3"/>
       </w:pPr>
       <w:bookmarkStart w:id="24" w:name="_Toc219322640"/>
-      <w:bookmarkStart w:id="25" w:name="_Toc227502411"/>
+      <w:bookmarkStart w:id="25" w:name="_Toc228128985"/>
       <w:r>
         <w:t>Admin Dashboard</w:t>
       </w:r>
@@ -14251,7 +15752,25 @@
     </w:p>
     <w:p>
       <w:r>
-        <w:t xml:space="preserve">The login page for the website is presented here: </w:t>
+        <w:t xml:space="preserve">The </w:t>
+      </w:r>
+      <w:r>
+        <w:rPr>
+          <w:b/>
+          <w:bCs/>
+        </w:rPr>
+        <w:t>Admin Dashboard</w:t>
+      </w:r>
+      <w:r>
+        <w:t xml:space="preserve"> provides a high-level overview of system activity and key operational metrics for administrative users. It is intended to offer visibility </w:t>
+      </w:r>
+      <w:proofErr w:type="gramStart"/>
+      <w:r>
+        <w:t>into</w:t>
+      </w:r>
+      <w:proofErr w:type="gramEnd"/>
+      <w:r>
+        <w:t xml:space="preserve"> overall platform performance and support monitoring and decision-making at a system-wide level.</w:t>
       </w:r>
     </w:p>
     <w:p/>
@@ -14260,7 +15779,7 @@
         <w:pStyle w:val="Heading3"/>
       </w:pPr>
       <w:bookmarkStart w:id="26" w:name="_Toc219322641"/>
-      <w:bookmarkStart w:id="27" w:name="_Toc227502412"/>
+      <w:bookmarkStart w:id="27" w:name="_Toc228128986"/>
       <w:r>
         <w:t>Accounts</w:t>
       </w:r>
@@ -14269,16 +15788,406 @@
     </w:p>
     <w:p>
       <w:r>
-        <w:t>The login page for the website is presented here:</w:t>
-      </w:r>
-    </w:p>
+        <w:t xml:space="preserve">The </w:t>
+      </w:r>
+      <w:r>
+        <w:rPr>
+          <w:b/>
+          <w:bCs/>
+        </w:rPr>
+        <w:t>Accounts</w:t>
+      </w:r>
+      <w:r>
+        <w:t xml:space="preserve"> module within the Admin section allows administrators to manage all accounts registered in the system. It provides a centralized view of account information, enabling administrators to create, edit, and monitor account-level data.</w:t>
+      </w:r>
+    </w:p>
+    <w:p>
+      <w:r>
+        <w:t>This module supports system-wide administration by allowing control over account details, status, and access to account-specific dashboards.</w:t>
+      </w:r>
+    </w:p>
+    <w:tbl>
+      <w:tblPr>
+        <w:tblStyle w:val="TableGrid"/>
+        <w:tblW w:w="10525" w:type="dxa"/>
+        <w:tblBorders>
+          <w:top w:val="single" w:sz="4" w:space="0" w:color="D1D1D1" w:themeColor="background2" w:themeShade="E6"/>
+          <w:left w:val="single" w:sz="4" w:space="0" w:color="D1D1D1" w:themeColor="background2" w:themeShade="E6"/>
+          <w:bottom w:val="single" w:sz="4" w:space="0" w:color="D1D1D1" w:themeColor="background2" w:themeShade="E6"/>
+          <w:right w:val="single" w:sz="4" w:space="0" w:color="D1D1D1" w:themeColor="background2" w:themeShade="E6"/>
+          <w:insideH w:val="single" w:sz="4" w:space="0" w:color="D1D1D1" w:themeColor="background2" w:themeShade="E6"/>
+          <w:insideV w:val="single" w:sz="4" w:space="0" w:color="D1D1D1" w:themeColor="background2" w:themeShade="E6"/>
+        </w:tblBorders>
+        <w:tblLook w:val="04A0" w:firstRow="1" w:lastRow="0" w:firstColumn="1" w:lastColumn="0" w:noHBand="0" w:noVBand="1"/>
+      </w:tblPr>
+      <w:tblGrid>
+        <w:gridCol w:w="1795"/>
+        <w:gridCol w:w="8730"/>
+      </w:tblGrid>
+      <w:tr>
+        <w:trPr>
+          <w:tblHeader/>
+        </w:trPr>
+        <w:tc>
+          <w:tcPr>
+            <w:tcW w:w="1795" w:type="dxa"/>
+            <w:shd w:val="clear" w:color="auto" w:fill="4F7ABA"/>
+          </w:tcPr>
+          <w:p>
+            <w:pPr>
+              <w:rPr>
+                <w:b/>
+                <w:bCs/>
+                <w:color w:val="FFFFFF" w:themeColor="background1"/>
+                <w:sz w:val="20"/>
+                <w:szCs w:val="20"/>
+              </w:rPr>
+            </w:pPr>
+            <w:r>
+              <w:rPr>
+                <w:b/>
+                <w:bCs/>
+                <w:color w:val="FFFFFF" w:themeColor="background1"/>
+                <w:sz w:val="20"/>
+                <w:szCs w:val="20"/>
+              </w:rPr>
+              <w:t>Name</w:t>
+            </w:r>
+          </w:p>
+        </w:tc>
+        <w:tc>
+          <w:tcPr>
+            <w:tcW w:w="8730" w:type="dxa"/>
+            <w:shd w:val="clear" w:color="auto" w:fill="4F7ABA"/>
+          </w:tcPr>
+          <w:p>
+            <w:pPr>
+              <w:rPr>
+                <w:b/>
+                <w:bCs/>
+                <w:color w:val="FFFFFF" w:themeColor="background1"/>
+                <w:sz w:val="20"/>
+                <w:szCs w:val="20"/>
+              </w:rPr>
+            </w:pPr>
+            <w:r>
+              <w:rPr>
+                <w:b/>
+                <w:bCs/>
+                <w:color w:val="FFFFFF" w:themeColor="background1"/>
+                <w:sz w:val="20"/>
+                <w:szCs w:val="20"/>
+              </w:rPr>
+              <w:t>Description</w:t>
+            </w:r>
+          </w:p>
+        </w:tc>
+      </w:tr>
+      <w:tr>
+        <w:tc>
+          <w:tcPr>
+            <w:tcW w:w="1795" w:type="dxa"/>
+          </w:tcPr>
+          <w:p>
+            <w:pPr>
+              <w:rPr>
+                <w:noProof/>
+                <w:sz w:val="20"/>
+                <w:szCs w:val="20"/>
+              </w:rPr>
+            </w:pPr>
+            <w:r>
+              <w:rPr>
+                <w:sz w:val="20"/>
+                <w:szCs w:val="20"/>
+              </w:rPr>
+              <w:t>Account Name</w:t>
+            </w:r>
+          </w:p>
+        </w:tc>
+        <w:tc>
+          <w:tcPr>
+            <w:tcW w:w="8730" w:type="dxa"/>
+          </w:tcPr>
+          <w:p>
+            <w:pPr>
+              <w:rPr>
+                <w:sz w:val="20"/>
+                <w:szCs w:val="20"/>
+              </w:rPr>
+            </w:pPr>
+            <w:r>
+              <w:rPr>
+                <w:sz w:val="20"/>
+                <w:szCs w:val="20"/>
+              </w:rPr>
+              <w:t>Displays the name of the account; clickable to access account-specific details.</w:t>
+            </w:r>
+          </w:p>
+        </w:tc>
+      </w:tr>
+      <w:tr>
+        <w:tc>
+          <w:tcPr>
+            <w:tcW w:w="1795" w:type="dxa"/>
+          </w:tcPr>
+          <w:p>
+            <w:pPr>
+              <w:rPr>
+                <w:noProof/>
+                <w:sz w:val="20"/>
+                <w:szCs w:val="20"/>
+              </w:rPr>
+            </w:pPr>
+            <w:r>
+              <w:rPr>
+                <w:sz w:val="20"/>
+                <w:szCs w:val="20"/>
+              </w:rPr>
+              <w:t>Account ID</w:t>
+            </w:r>
+          </w:p>
+        </w:tc>
+        <w:tc>
+          <w:tcPr>
+            <w:tcW w:w="8730" w:type="dxa"/>
+          </w:tcPr>
+          <w:p>
+            <w:pPr>
+              <w:rPr>
+                <w:sz w:val="20"/>
+                <w:szCs w:val="20"/>
+              </w:rPr>
+            </w:pPr>
+            <w:r>
+              <w:rPr>
+                <w:sz w:val="20"/>
+                <w:szCs w:val="20"/>
+              </w:rPr>
+              <w:t>Unique identifier assigned to each account.</w:t>
+            </w:r>
+          </w:p>
+        </w:tc>
+      </w:tr>
+      <w:tr>
+        <w:tc>
+          <w:tcPr>
+            <w:tcW w:w="1795" w:type="dxa"/>
+          </w:tcPr>
+          <w:p>
+            <w:pPr>
+              <w:rPr>
+                <w:i/>
+                <w:iCs/>
+                <w:sz w:val="20"/>
+                <w:szCs w:val="20"/>
+              </w:rPr>
+            </w:pPr>
+            <w:r>
+              <w:rPr>
+                <w:sz w:val="20"/>
+                <w:szCs w:val="20"/>
+              </w:rPr>
+              <w:t>Email Address</w:t>
+            </w:r>
+          </w:p>
+        </w:tc>
+        <w:tc>
+          <w:tcPr>
+            <w:tcW w:w="8730" w:type="dxa"/>
+          </w:tcPr>
+          <w:p>
+            <w:pPr>
+              <w:rPr>
+                <w:sz w:val="20"/>
+                <w:szCs w:val="20"/>
+              </w:rPr>
+            </w:pPr>
+            <w:r>
+              <w:rPr>
+                <w:sz w:val="20"/>
+                <w:szCs w:val="20"/>
+              </w:rPr>
+              <w:t>Primary email associated with the account.</w:t>
+            </w:r>
+          </w:p>
+        </w:tc>
+      </w:tr>
+      <w:tr>
+        <w:tc>
+          <w:tcPr>
+            <w:tcW w:w="1795" w:type="dxa"/>
+          </w:tcPr>
+          <w:p>
+            <w:pPr>
+              <w:rPr>
+                <w:sz w:val="20"/>
+                <w:szCs w:val="20"/>
+              </w:rPr>
+            </w:pPr>
+            <w:r>
+              <w:rPr>
+                <w:sz w:val="20"/>
+                <w:szCs w:val="20"/>
+              </w:rPr>
+              <w:t>Address</w:t>
+            </w:r>
+          </w:p>
+        </w:tc>
+        <w:tc>
+          <w:tcPr>
+            <w:tcW w:w="8730" w:type="dxa"/>
+          </w:tcPr>
+          <w:p>
+            <w:pPr>
+              <w:rPr>
+                <w:sz w:val="20"/>
+                <w:szCs w:val="20"/>
+              </w:rPr>
+            </w:pPr>
+            <w:r>
+              <w:rPr>
+                <w:sz w:val="20"/>
+                <w:szCs w:val="20"/>
+              </w:rPr>
+              <w:t>Physical address linked to the account.</w:t>
+            </w:r>
+          </w:p>
+        </w:tc>
+      </w:tr>
+      <w:tr>
+        <w:tc>
+          <w:tcPr>
+            <w:tcW w:w="1795" w:type="dxa"/>
+          </w:tcPr>
+          <w:p>
+            <w:pPr>
+              <w:rPr>
+                <w:sz w:val="20"/>
+                <w:szCs w:val="20"/>
+              </w:rPr>
+            </w:pPr>
+            <w:r>
+              <w:rPr>
+                <w:sz w:val="20"/>
+                <w:szCs w:val="20"/>
+              </w:rPr>
+              <w:t>Status</w:t>
+            </w:r>
+          </w:p>
+        </w:tc>
+        <w:tc>
+          <w:tcPr>
+            <w:tcW w:w="8730" w:type="dxa"/>
+          </w:tcPr>
+          <w:p>
+            <w:pPr>
+              <w:rPr>
+                <w:sz w:val="20"/>
+                <w:szCs w:val="20"/>
+              </w:rPr>
+            </w:pPr>
+            <w:r>
+              <w:rPr>
+                <w:sz w:val="20"/>
+                <w:szCs w:val="20"/>
+              </w:rPr>
+              <w:t>Indicates whether the account is active or inactive.</w:t>
+            </w:r>
+          </w:p>
+        </w:tc>
+      </w:tr>
+      <w:tr>
+        <w:tc>
+          <w:tcPr>
+            <w:tcW w:w="1795" w:type="dxa"/>
+          </w:tcPr>
+          <w:p>
+            <w:pPr>
+              <w:rPr>
+                <w:sz w:val="20"/>
+                <w:szCs w:val="20"/>
+              </w:rPr>
+            </w:pPr>
+            <w:r>
+              <w:rPr>
+                <w:sz w:val="20"/>
+                <w:szCs w:val="20"/>
+              </w:rPr>
+              <w:lastRenderedPageBreak/>
+              <w:t>Actions</w:t>
+            </w:r>
+          </w:p>
+        </w:tc>
+        <w:tc>
+          <w:tcPr>
+            <w:tcW w:w="8730" w:type="dxa"/>
+          </w:tcPr>
+          <w:p>
+            <w:pPr>
+              <w:rPr>
+                <w:sz w:val="20"/>
+                <w:szCs w:val="20"/>
+              </w:rPr>
+            </w:pPr>
+            <w:r>
+              <w:rPr>
+                <w:sz w:val="20"/>
+                <w:szCs w:val="20"/>
+              </w:rPr>
+              <w:t>Provides available actions such as editing the account or accessing its dashboard.</w:t>
+            </w:r>
+          </w:p>
+        </w:tc>
+      </w:tr>
+    </w:tbl>
     <w:p/>
     <w:p>
+      <w:r>
+        <w:drawing>
+          <wp:inline distT="0" distB="0" distL="0" distR="0" wp14:anchorId="6FD10E9C" wp14:editId="3A1491B2">
+            <wp:extent cx="6692900" cy="3383280"/>
+            <wp:effectExtent l="0" t="0" r="0" b="7620"/>
+            <wp:docPr id="1949988622" name="Picture 1"/>
+            <wp:cNvGraphicFramePr>
+              <a:graphicFrameLocks xmlns:a="http://schemas.openxmlformats.org/drawingml/2006/main" noChangeAspect="1"/>
+            </wp:cNvGraphicFramePr>
+            <a:graphic xmlns:a="http://schemas.openxmlformats.org/drawingml/2006/main">
+              <a:graphicData uri="http://schemas.openxmlformats.org/drawingml/2006/picture">
+                <pic:pic xmlns:pic="http://schemas.openxmlformats.org/drawingml/2006/picture">
+                  <pic:nvPicPr>
+                    <pic:cNvPr id="1949988622" name=""/>
+                    <pic:cNvPicPr/>
+                  </pic:nvPicPr>
+                  <pic:blipFill>
+                    <a:blip r:embed="rId63"/>
+                    <a:stretch>
+                      <a:fillRect/>
+                    </a:stretch>
+                  </pic:blipFill>
+                  <pic:spPr>
+                    <a:xfrm>
+                      <a:off x="0" y="0"/>
+                      <a:ext cx="6692900" cy="3383280"/>
+                    </a:xfrm>
+                    <a:prstGeom prst="rect">
+                      <a:avLst/>
+                    </a:prstGeom>
+                  </pic:spPr>
+                </pic:pic>
+              </a:graphicData>
+            </a:graphic>
+          </wp:inline>
+        </w:drawing>
+      </w:r>
+    </w:p>
+    <w:p/>
+    <w:p>
       <w:pPr>
         <w:pStyle w:val="Heading3"/>
       </w:pPr>
       <w:bookmarkStart w:id="28" w:name="_Toc219322642"/>
-      <w:bookmarkStart w:id="29" w:name="_Toc227502413"/>
+      <w:bookmarkStart w:id="29" w:name="_Toc228128987"/>
       <w:r>
         <w:t>Customers</w:t>
       </w:r>
@@ -14287,34 +16196,1399 @@
     </w:p>
     <w:p>
       <w:r>
-        <w:t>The login page for the website is presented here:</w:t>
-      </w:r>
-    </w:p>
+        <w:t xml:space="preserve">The </w:t>
+      </w:r>
+      <w:r>
+        <w:rPr>
+          <w:b/>
+          <w:bCs/>
+        </w:rPr>
+        <w:t>Customers</w:t>
+      </w:r>
+      <w:r>
+        <w:t xml:space="preserve"> module within the Admin section allows administrators to view and manage all customer records across the system. It provides a centralized view of customer information, including account associations and contact details, enabling administrators to maintain accurate data and oversee customer relationships at a system-wide level.</w:t>
+      </w:r>
+    </w:p>
+    <w:tbl>
+      <w:tblPr>
+        <w:tblStyle w:val="TableGrid"/>
+        <w:tblW w:w="10525" w:type="dxa"/>
+        <w:tblBorders>
+          <w:top w:val="single" w:sz="4" w:space="0" w:color="D1D1D1" w:themeColor="background2" w:themeShade="E6"/>
+          <w:left w:val="single" w:sz="4" w:space="0" w:color="D1D1D1" w:themeColor="background2" w:themeShade="E6"/>
+          <w:bottom w:val="single" w:sz="4" w:space="0" w:color="D1D1D1" w:themeColor="background2" w:themeShade="E6"/>
+          <w:right w:val="single" w:sz="4" w:space="0" w:color="D1D1D1" w:themeColor="background2" w:themeShade="E6"/>
+          <w:insideH w:val="single" w:sz="4" w:space="0" w:color="D1D1D1" w:themeColor="background2" w:themeShade="E6"/>
+          <w:insideV w:val="single" w:sz="4" w:space="0" w:color="D1D1D1" w:themeColor="background2" w:themeShade="E6"/>
+        </w:tblBorders>
+        <w:tblLook w:val="04A0" w:firstRow="1" w:lastRow="0" w:firstColumn="1" w:lastColumn="0" w:noHBand="0" w:noVBand="1"/>
+      </w:tblPr>
+      <w:tblGrid>
+        <w:gridCol w:w="1795"/>
+        <w:gridCol w:w="8730"/>
+      </w:tblGrid>
+      <w:tr>
+        <w:trPr>
+          <w:tblHeader/>
+        </w:trPr>
+        <w:tc>
+          <w:tcPr>
+            <w:tcW w:w="1795" w:type="dxa"/>
+            <w:shd w:val="clear" w:color="auto" w:fill="4F7ABA"/>
+          </w:tcPr>
+          <w:p>
+            <w:pPr>
+              <w:rPr>
+                <w:b/>
+                <w:bCs/>
+                <w:color w:val="FFFFFF" w:themeColor="background1"/>
+                <w:sz w:val="20"/>
+                <w:szCs w:val="20"/>
+              </w:rPr>
+            </w:pPr>
+            <w:r>
+              <w:rPr>
+                <w:b/>
+                <w:bCs/>
+                <w:color w:val="FFFFFF" w:themeColor="background1"/>
+                <w:sz w:val="20"/>
+                <w:szCs w:val="20"/>
+              </w:rPr>
+              <w:t>Name</w:t>
+            </w:r>
+          </w:p>
+        </w:tc>
+        <w:tc>
+          <w:tcPr>
+            <w:tcW w:w="8730" w:type="dxa"/>
+            <w:shd w:val="clear" w:color="auto" w:fill="4F7ABA"/>
+          </w:tcPr>
+          <w:p>
+            <w:pPr>
+              <w:rPr>
+                <w:b/>
+                <w:bCs/>
+                <w:color w:val="FFFFFF" w:themeColor="background1"/>
+                <w:sz w:val="20"/>
+                <w:szCs w:val="20"/>
+              </w:rPr>
+            </w:pPr>
+            <w:r>
+              <w:rPr>
+                <w:b/>
+                <w:bCs/>
+                <w:color w:val="FFFFFF" w:themeColor="background1"/>
+                <w:sz w:val="20"/>
+                <w:szCs w:val="20"/>
+              </w:rPr>
+              <w:t>Description</w:t>
+            </w:r>
+          </w:p>
+        </w:tc>
+      </w:tr>
+      <w:tr>
+        <w:tc>
+          <w:tcPr>
+            <w:tcW w:w="1795" w:type="dxa"/>
+          </w:tcPr>
+          <w:p>
+            <w:pPr>
+              <w:rPr>
+                <w:noProof/>
+                <w:sz w:val="20"/>
+                <w:szCs w:val="20"/>
+              </w:rPr>
+            </w:pPr>
+            <w:r>
+              <w:rPr>
+                <w:sz w:val="20"/>
+                <w:szCs w:val="20"/>
+              </w:rPr>
+              <w:t>Customer Name</w:t>
+            </w:r>
+          </w:p>
+        </w:tc>
+        <w:tc>
+          <w:tcPr>
+            <w:tcW w:w="8730" w:type="dxa"/>
+          </w:tcPr>
+          <w:p>
+            <w:pPr>
+              <w:rPr>
+                <w:sz w:val="20"/>
+                <w:szCs w:val="20"/>
+              </w:rPr>
+            </w:pPr>
+            <w:r>
+              <w:rPr>
+                <w:sz w:val="20"/>
+                <w:szCs w:val="20"/>
+              </w:rPr>
+              <w:t>Displays the name of the customer; clickable to access detailed customer information.</w:t>
+            </w:r>
+          </w:p>
+        </w:tc>
+      </w:tr>
+      <w:tr>
+        <w:tc>
+          <w:tcPr>
+            <w:tcW w:w="1795" w:type="dxa"/>
+          </w:tcPr>
+          <w:p>
+            <w:pPr>
+              <w:rPr>
+                <w:noProof/>
+                <w:sz w:val="20"/>
+                <w:szCs w:val="20"/>
+              </w:rPr>
+            </w:pPr>
+            <w:r>
+              <w:rPr>
+                <w:sz w:val="20"/>
+                <w:szCs w:val="20"/>
+              </w:rPr>
+              <w:t>Customer ID</w:t>
+            </w:r>
+          </w:p>
+        </w:tc>
+        <w:tc>
+          <w:tcPr>
+            <w:tcW w:w="8730" w:type="dxa"/>
+          </w:tcPr>
+          <w:p>
+            <w:pPr>
+              <w:rPr>
+                <w:sz w:val="20"/>
+                <w:szCs w:val="20"/>
+              </w:rPr>
+            </w:pPr>
+            <w:r>
+              <w:rPr>
+                <w:sz w:val="20"/>
+                <w:szCs w:val="20"/>
+              </w:rPr>
+              <w:t>Unique identifier assigned to each customer.</w:t>
+            </w:r>
+          </w:p>
+        </w:tc>
+      </w:tr>
+      <w:tr>
+        <w:tc>
+          <w:tcPr>
+            <w:tcW w:w="1795" w:type="dxa"/>
+          </w:tcPr>
+          <w:p>
+            <w:pPr>
+              <w:rPr>
+                <w:i/>
+                <w:iCs/>
+                <w:sz w:val="20"/>
+                <w:szCs w:val="20"/>
+              </w:rPr>
+            </w:pPr>
+            <w:r>
+              <w:rPr>
+                <w:sz w:val="20"/>
+                <w:szCs w:val="20"/>
+              </w:rPr>
+              <w:t>Account Name</w:t>
+            </w:r>
+          </w:p>
+        </w:tc>
+        <w:tc>
+          <w:tcPr>
+            <w:tcW w:w="8730" w:type="dxa"/>
+          </w:tcPr>
+          <w:p>
+            <w:pPr>
+              <w:rPr>
+                <w:sz w:val="20"/>
+                <w:szCs w:val="20"/>
+              </w:rPr>
+            </w:pPr>
+            <w:r>
+              <w:rPr>
+                <w:sz w:val="20"/>
+                <w:szCs w:val="20"/>
+              </w:rPr>
+              <w:t>Indicates the account associated with the customer.</w:t>
+            </w:r>
+          </w:p>
+        </w:tc>
+      </w:tr>
+      <w:tr>
+        <w:tc>
+          <w:tcPr>
+            <w:tcW w:w="1795" w:type="dxa"/>
+          </w:tcPr>
+          <w:p>
+            <w:pPr>
+              <w:rPr>
+                <w:sz w:val="20"/>
+                <w:szCs w:val="20"/>
+              </w:rPr>
+            </w:pPr>
+            <w:r>
+              <w:rPr>
+                <w:sz w:val="20"/>
+                <w:szCs w:val="20"/>
+              </w:rPr>
+              <w:t>Contact Name</w:t>
+            </w:r>
+          </w:p>
+        </w:tc>
+        <w:tc>
+          <w:tcPr>
+            <w:tcW w:w="8730" w:type="dxa"/>
+          </w:tcPr>
+          <w:p>
+            <w:pPr>
+              <w:rPr>
+                <w:sz w:val="20"/>
+                <w:szCs w:val="20"/>
+              </w:rPr>
+            </w:pPr>
+            <w:r>
+              <w:rPr>
+                <w:sz w:val="20"/>
+                <w:szCs w:val="20"/>
+              </w:rPr>
+              <w:t>Name of the primary contact for the customer.</w:t>
+            </w:r>
+          </w:p>
+        </w:tc>
+      </w:tr>
+      <w:tr>
+        <w:tc>
+          <w:tcPr>
+            <w:tcW w:w="1795" w:type="dxa"/>
+          </w:tcPr>
+          <w:p>
+            <w:pPr>
+              <w:rPr>
+                <w:sz w:val="20"/>
+                <w:szCs w:val="20"/>
+              </w:rPr>
+            </w:pPr>
+            <w:r>
+              <w:rPr>
+                <w:sz w:val="20"/>
+                <w:szCs w:val="20"/>
+              </w:rPr>
+              <w:t>Contact Phone Number</w:t>
+            </w:r>
+          </w:p>
+        </w:tc>
+        <w:tc>
+          <w:tcPr>
+            <w:tcW w:w="8730" w:type="dxa"/>
+          </w:tcPr>
+          <w:p>
+            <w:pPr>
+              <w:rPr>
+                <w:sz w:val="20"/>
+                <w:szCs w:val="20"/>
+              </w:rPr>
+            </w:pPr>
+            <w:r>
+              <w:rPr>
+                <w:sz w:val="20"/>
+                <w:szCs w:val="20"/>
+              </w:rPr>
+              <w:t>Phone number of the primary contact.</w:t>
+            </w:r>
+          </w:p>
+        </w:tc>
+      </w:tr>
+      <w:tr>
+        <w:tc>
+          <w:tcPr>
+            <w:tcW w:w="1795" w:type="dxa"/>
+          </w:tcPr>
+          <w:p>
+            <w:pPr>
+              <w:rPr>
+                <w:sz w:val="20"/>
+                <w:szCs w:val="20"/>
+              </w:rPr>
+            </w:pPr>
+            <w:r>
+              <w:rPr>
+                <w:sz w:val="20"/>
+                <w:szCs w:val="20"/>
+              </w:rPr>
+              <w:t>Contact Email</w:t>
+            </w:r>
+          </w:p>
+        </w:tc>
+        <w:tc>
+          <w:tcPr>
+            <w:tcW w:w="8730" w:type="dxa"/>
+          </w:tcPr>
+          <w:p>
+            <w:pPr>
+              <w:rPr>
+                <w:sz w:val="20"/>
+                <w:szCs w:val="20"/>
+              </w:rPr>
+            </w:pPr>
+            <w:r>
+              <w:rPr>
+                <w:sz w:val="20"/>
+                <w:szCs w:val="20"/>
+              </w:rPr>
+              <w:t>Email address of the primary contact.</w:t>
+            </w:r>
+          </w:p>
+        </w:tc>
+      </w:tr>
+      <w:tr>
+        <w:tc>
+          <w:tcPr>
+            <w:tcW w:w="1795" w:type="dxa"/>
+          </w:tcPr>
+          <w:p>
+            <w:pPr>
+              <w:rPr>
+                <w:sz w:val="20"/>
+                <w:szCs w:val="20"/>
+              </w:rPr>
+            </w:pPr>
+            <w:r>
+              <w:rPr>
+                <w:sz w:val="20"/>
+                <w:szCs w:val="20"/>
+              </w:rPr>
+              <w:t>Actions</w:t>
+            </w:r>
+          </w:p>
+        </w:tc>
+        <w:tc>
+          <w:tcPr>
+            <w:tcW w:w="8730" w:type="dxa"/>
+          </w:tcPr>
+          <w:p>
+            <w:pPr>
+              <w:rPr>
+                <w:sz w:val="20"/>
+                <w:szCs w:val="20"/>
+              </w:rPr>
+            </w:pPr>
+            <w:r>
+              <w:rPr>
+                <w:sz w:val="20"/>
+                <w:szCs w:val="20"/>
+              </w:rPr>
+              <w:t>Provides available actions such as editing the customer record.</w:t>
+            </w:r>
+          </w:p>
+        </w:tc>
+      </w:tr>
+    </w:tbl>
     <w:p/>
     <w:p>
+      <w:r>
+        <w:lastRenderedPageBreak/>
+        <w:drawing>
+          <wp:inline distT="0" distB="0" distL="0" distR="0" wp14:anchorId="5F321F9A" wp14:editId="3963FECB">
+            <wp:extent cx="6692900" cy="3383280"/>
+            <wp:effectExtent l="0" t="0" r="0" b="7620"/>
+            <wp:docPr id="1134150416" name="Picture 1"/>
+            <wp:cNvGraphicFramePr>
+              <a:graphicFrameLocks xmlns:a="http://schemas.openxmlformats.org/drawingml/2006/main" noChangeAspect="1"/>
+            </wp:cNvGraphicFramePr>
+            <a:graphic xmlns:a="http://schemas.openxmlformats.org/drawingml/2006/main">
+              <a:graphicData uri="http://schemas.openxmlformats.org/drawingml/2006/picture">
+                <pic:pic xmlns:pic="http://schemas.openxmlformats.org/drawingml/2006/picture">
+                  <pic:nvPicPr>
+                    <pic:cNvPr id="1134150416" name=""/>
+                    <pic:cNvPicPr/>
+                  </pic:nvPicPr>
+                  <pic:blipFill>
+                    <a:blip r:embed="rId64"/>
+                    <a:stretch>
+                      <a:fillRect/>
+                    </a:stretch>
+                  </pic:blipFill>
+                  <pic:spPr>
+                    <a:xfrm>
+                      <a:off x="0" y="0"/>
+                      <a:ext cx="6692900" cy="3383280"/>
+                    </a:xfrm>
+                    <a:prstGeom prst="rect">
+                      <a:avLst/>
+                    </a:prstGeom>
+                  </pic:spPr>
+                </pic:pic>
+              </a:graphicData>
+            </a:graphic>
+          </wp:inline>
+        </w:drawing>
+      </w:r>
+    </w:p>
+    <w:p/>
+    <w:p>
       <w:pPr>
         <w:pStyle w:val="Heading3"/>
       </w:pPr>
       <w:bookmarkStart w:id="30" w:name="_Toc219322643"/>
-      <w:bookmarkStart w:id="31" w:name="_Toc227502414"/>
+      <w:bookmarkStart w:id="31" w:name="_Toc228128988"/>
       <w:r>
         <w:t>User</w:t>
       </w:r>
       <w:bookmarkEnd w:id="30"/>
+      <w:r>
+        <w:t>s</w:t>
+      </w:r>
       <w:bookmarkEnd w:id="31"/>
     </w:p>
     <w:p>
       <w:r>
-        <w:t xml:space="preserve">The login page for the website is presented here: </w:t>
+        <w:t xml:space="preserve">The </w:t>
+      </w:r>
+      <w:r>
+        <w:rPr>
+          <w:b/>
+          <w:bCs/>
+        </w:rPr>
+        <w:t>Users</w:t>
+      </w:r>
+      <w:r>
+        <w:t xml:space="preserve"> module within the Admin section allows administrators to manage all users across the system. It provides access to both internal users and account-level users, enabling administrators to oversee user access, roles, and system permissions.</w:t>
       </w:r>
     </w:p>
     <w:p/>
     <w:p>
       <w:pPr>
+        <w:pStyle w:val="Heading4"/>
+      </w:pPr>
+      <w:r>
+        <w:t xml:space="preserve"> </w:t>
+      </w:r>
+      <w:r>
+        <w:t>Internal Users</w:t>
+      </w:r>
+    </w:p>
+    <w:p>
+      <w:r>
+        <w:t xml:space="preserve">The </w:t>
+      </w:r>
+      <w:r>
+        <w:rPr>
+          <w:b/>
+          <w:bCs/>
+        </w:rPr>
+        <w:t>Internal Users</w:t>
+      </w:r>
+      <w:r>
+        <w:t xml:space="preserve"> section allows administrators to manage users who have internal access to the ZSight platform. These users typically belong to the organization and have roles that define their level of access and permissions within the system.</w:t>
+      </w:r>
+    </w:p>
+    <w:tbl>
+      <w:tblPr>
+        <w:tblStyle w:val="TableGrid"/>
+        <w:tblW w:w="10525" w:type="dxa"/>
+        <w:tblBorders>
+          <w:top w:val="single" w:sz="4" w:space="0" w:color="D1D1D1" w:themeColor="background2" w:themeShade="E6"/>
+          <w:left w:val="single" w:sz="4" w:space="0" w:color="D1D1D1" w:themeColor="background2" w:themeShade="E6"/>
+          <w:bottom w:val="single" w:sz="4" w:space="0" w:color="D1D1D1" w:themeColor="background2" w:themeShade="E6"/>
+          <w:right w:val="single" w:sz="4" w:space="0" w:color="D1D1D1" w:themeColor="background2" w:themeShade="E6"/>
+          <w:insideH w:val="single" w:sz="4" w:space="0" w:color="D1D1D1" w:themeColor="background2" w:themeShade="E6"/>
+          <w:insideV w:val="single" w:sz="4" w:space="0" w:color="D1D1D1" w:themeColor="background2" w:themeShade="E6"/>
+        </w:tblBorders>
+        <w:tblLook w:val="04A0" w:firstRow="1" w:lastRow="0" w:firstColumn="1" w:lastColumn="0" w:noHBand="0" w:noVBand="1"/>
+      </w:tblPr>
+      <w:tblGrid>
+        <w:gridCol w:w="1795"/>
+        <w:gridCol w:w="8730"/>
+      </w:tblGrid>
+      <w:tr>
+        <w:trPr>
+          <w:tblHeader/>
+        </w:trPr>
+        <w:tc>
+          <w:tcPr>
+            <w:tcW w:w="1795" w:type="dxa"/>
+            <w:shd w:val="clear" w:color="auto" w:fill="4F7ABA"/>
+          </w:tcPr>
+          <w:p>
+            <w:pPr>
+              <w:rPr>
+                <w:b/>
+                <w:bCs/>
+                <w:color w:val="FFFFFF" w:themeColor="background1"/>
+                <w:sz w:val="20"/>
+                <w:szCs w:val="20"/>
+              </w:rPr>
+            </w:pPr>
+            <w:r>
+              <w:rPr>
+                <w:b/>
+                <w:bCs/>
+                <w:color w:val="FFFFFF" w:themeColor="background1"/>
+                <w:sz w:val="20"/>
+                <w:szCs w:val="20"/>
+              </w:rPr>
+              <w:t>Name</w:t>
+            </w:r>
+          </w:p>
+        </w:tc>
+        <w:tc>
+          <w:tcPr>
+            <w:tcW w:w="8730" w:type="dxa"/>
+            <w:shd w:val="clear" w:color="auto" w:fill="4F7ABA"/>
+          </w:tcPr>
+          <w:p>
+            <w:pPr>
+              <w:rPr>
+                <w:b/>
+                <w:bCs/>
+                <w:color w:val="FFFFFF" w:themeColor="background1"/>
+                <w:sz w:val="20"/>
+                <w:szCs w:val="20"/>
+              </w:rPr>
+            </w:pPr>
+            <w:r>
+              <w:rPr>
+                <w:b/>
+                <w:bCs/>
+                <w:color w:val="FFFFFF" w:themeColor="background1"/>
+                <w:sz w:val="20"/>
+                <w:szCs w:val="20"/>
+              </w:rPr>
+              <w:t>Description</w:t>
+            </w:r>
+          </w:p>
+        </w:tc>
+      </w:tr>
+      <w:tr>
+        <w:tc>
+          <w:tcPr>
+            <w:tcW w:w="1795" w:type="dxa"/>
+          </w:tcPr>
+          <w:p>
+            <w:pPr>
+              <w:rPr>
+                <w:noProof/>
+                <w:sz w:val="20"/>
+                <w:szCs w:val="20"/>
+              </w:rPr>
+            </w:pPr>
+            <w:r>
+              <w:rPr>
+                <w:sz w:val="20"/>
+                <w:szCs w:val="20"/>
+              </w:rPr>
+              <w:t>Name</w:t>
+            </w:r>
+          </w:p>
+        </w:tc>
+        <w:tc>
+          <w:tcPr>
+            <w:tcW w:w="8730" w:type="dxa"/>
+          </w:tcPr>
+          <w:p>
+            <w:pPr>
+              <w:rPr>
+                <w:sz w:val="20"/>
+                <w:szCs w:val="20"/>
+              </w:rPr>
+            </w:pPr>
+            <w:r>
+              <w:rPr>
+                <w:sz w:val="20"/>
+                <w:szCs w:val="20"/>
+              </w:rPr>
+              <w:t>Displays the full name of the internal user.</w:t>
+            </w:r>
+          </w:p>
+        </w:tc>
+      </w:tr>
+      <w:tr>
+        <w:tc>
+          <w:tcPr>
+            <w:tcW w:w="1795" w:type="dxa"/>
+          </w:tcPr>
+          <w:p>
+            <w:pPr>
+              <w:rPr>
+                <w:noProof/>
+                <w:sz w:val="20"/>
+                <w:szCs w:val="20"/>
+              </w:rPr>
+            </w:pPr>
+            <w:r>
+              <w:rPr>
+                <w:sz w:val="20"/>
+                <w:szCs w:val="20"/>
+              </w:rPr>
+              <w:t>Email</w:t>
+            </w:r>
+          </w:p>
+        </w:tc>
+        <w:tc>
+          <w:tcPr>
+            <w:tcW w:w="8730" w:type="dxa"/>
+          </w:tcPr>
+          <w:p>
+            <w:pPr>
+              <w:rPr>
+                <w:sz w:val="20"/>
+                <w:szCs w:val="20"/>
+              </w:rPr>
+            </w:pPr>
+            <w:r>
+              <w:rPr>
+                <w:sz w:val="20"/>
+                <w:szCs w:val="20"/>
+              </w:rPr>
+              <w:t>Email address associated with the user account.</w:t>
+            </w:r>
+          </w:p>
+        </w:tc>
+      </w:tr>
+      <w:tr>
+        <w:tc>
+          <w:tcPr>
+            <w:tcW w:w="1795" w:type="dxa"/>
+          </w:tcPr>
+          <w:p>
+            <w:pPr>
+              <w:rPr>
+                <w:i/>
+                <w:iCs/>
+                <w:sz w:val="20"/>
+                <w:szCs w:val="20"/>
+              </w:rPr>
+            </w:pPr>
+            <w:r>
+              <w:rPr>
+                <w:sz w:val="20"/>
+                <w:szCs w:val="20"/>
+              </w:rPr>
+              <w:t>Role</w:t>
+            </w:r>
+          </w:p>
+        </w:tc>
+        <w:tc>
+          <w:tcPr>
+            <w:tcW w:w="8730" w:type="dxa"/>
+          </w:tcPr>
+          <w:p>
+            <w:pPr>
+              <w:rPr>
+                <w:sz w:val="20"/>
+                <w:szCs w:val="20"/>
+              </w:rPr>
+            </w:pPr>
+            <w:r>
+              <w:rPr>
+                <w:sz w:val="20"/>
+                <w:szCs w:val="20"/>
+              </w:rPr>
+              <w:t>Defines the user’s role and level of access (e.g., Admin, User).</w:t>
+            </w:r>
+          </w:p>
+        </w:tc>
+      </w:tr>
+      <w:tr>
+        <w:tc>
+          <w:tcPr>
+            <w:tcW w:w="1795" w:type="dxa"/>
+          </w:tcPr>
+          <w:p>
+            <w:pPr>
+              <w:rPr>
+                <w:sz w:val="20"/>
+                <w:szCs w:val="20"/>
+              </w:rPr>
+            </w:pPr>
+            <w:r>
+              <w:rPr>
+                <w:sz w:val="20"/>
+                <w:szCs w:val="20"/>
+              </w:rPr>
+              <w:t>Registration Date</w:t>
+            </w:r>
+          </w:p>
+        </w:tc>
+        <w:tc>
+          <w:tcPr>
+            <w:tcW w:w="8730" w:type="dxa"/>
+          </w:tcPr>
+          <w:p>
+            <w:pPr>
+              <w:rPr>
+                <w:sz w:val="20"/>
+                <w:szCs w:val="20"/>
+              </w:rPr>
+            </w:pPr>
+            <w:r>
+              <w:rPr>
+                <w:sz w:val="20"/>
+                <w:szCs w:val="20"/>
+              </w:rPr>
+              <w:t>Date and time when the user was registered in the system.</w:t>
+            </w:r>
+          </w:p>
+        </w:tc>
+      </w:tr>
+      <w:tr>
+        <w:tc>
+          <w:tcPr>
+            <w:tcW w:w="1795" w:type="dxa"/>
+          </w:tcPr>
+          <w:p>
+            <w:pPr>
+              <w:rPr>
+                <w:sz w:val="20"/>
+                <w:szCs w:val="20"/>
+              </w:rPr>
+            </w:pPr>
+            <w:r>
+              <w:rPr>
+                <w:sz w:val="20"/>
+                <w:szCs w:val="20"/>
+              </w:rPr>
+              <w:t>Last Login Date</w:t>
+            </w:r>
+          </w:p>
+        </w:tc>
+        <w:tc>
+          <w:tcPr>
+            <w:tcW w:w="8730" w:type="dxa"/>
+          </w:tcPr>
+          <w:p>
+            <w:pPr>
+              <w:rPr>
+                <w:sz w:val="20"/>
+                <w:szCs w:val="20"/>
+              </w:rPr>
+            </w:pPr>
+            <w:r>
+              <w:rPr>
+                <w:sz w:val="20"/>
+                <w:szCs w:val="20"/>
+              </w:rPr>
+              <w:t xml:space="preserve">Displays the most recent date and time the user </w:t>
+            </w:r>
+            <w:proofErr w:type="gramStart"/>
+            <w:r>
+              <w:rPr>
+                <w:sz w:val="20"/>
+                <w:szCs w:val="20"/>
+              </w:rPr>
+              <w:t>accessed</w:t>
+            </w:r>
+            <w:proofErr w:type="gramEnd"/>
+            <w:r>
+              <w:rPr>
+                <w:sz w:val="20"/>
+                <w:szCs w:val="20"/>
+              </w:rPr>
+              <w:t xml:space="preserve"> the platform.</w:t>
+            </w:r>
+          </w:p>
+        </w:tc>
+      </w:tr>
+      <w:tr>
+        <w:tc>
+          <w:tcPr>
+            <w:tcW w:w="1795" w:type="dxa"/>
+          </w:tcPr>
+          <w:p>
+            <w:pPr>
+              <w:rPr>
+                <w:sz w:val="20"/>
+                <w:szCs w:val="20"/>
+              </w:rPr>
+            </w:pPr>
+            <w:r>
+              <w:rPr>
+                <w:sz w:val="20"/>
+                <w:szCs w:val="20"/>
+              </w:rPr>
+              <w:t>Status</w:t>
+            </w:r>
+          </w:p>
+        </w:tc>
+        <w:tc>
+          <w:tcPr>
+            <w:tcW w:w="8730" w:type="dxa"/>
+          </w:tcPr>
+          <w:p>
+            <w:pPr>
+              <w:rPr>
+                <w:sz w:val="20"/>
+                <w:szCs w:val="20"/>
+              </w:rPr>
+            </w:pPr>
+            <w:r>
+              <w:rPr>
+                <w:sz w:val="20"/>
+                <w:szCs w:val="20"/>
+              </w:rPr>
+              <w:t>Indicates the current state of the user account (e.g., Registered).</w:t>
+            </w:r>
+          </w:p>
+        </w:tc>
+      </w:tr>
+      <w:tr>
+        <w:tc>
+          <w:tcPr>
+            <w:tcW w:w="1795" w:type="dxa"/>
+          </w:tcPr>
+          <w:p>
+            <w:pPr>
+              <w:rPr>
+                <w:sz w:val="20"/>
+                <w:szCs w:val="20"/>
+              </w:rPr>
+            </w:pPr>
+            <w:r>
+              <w:rPr>
+                <w:sz w:val="20"/>
+                <w:szCs w:val="20"/>
+              </w:rPr>
+              <w:t>Actions</w:t>
+            </w:r>
+          </w:p>
+        </w:tc>
+        <w:tc>
+          <w:tcPr>
+            <w:tcW w:w="8730" w:type="dxa"/>
+          </w:tcPr>
+          <w:p>
+            <w:pPr>
+              <w:rPr>
+                <w:sz w:val="20"/>
+                <w:szCs w:val="20"/>
+              </w:rPr>
+            </w:pPr>
+            <w:r>
+              <w:rPr>
+                <w:sz w:val="20"/>
+                <w:szCs w:val="20"/>
+              </w:rPr>
+              <w:t>Provides available actions such as editing user information.</w:t>
+            </w:r>
+          </w:p>
+        </w:tc>
+      </w:tr>
+    </w:tbl>
+    <w:p/>
+    <w:p>
+      <w:r>
+        <w:lastRenderedPageBreak/>
+        <w:drawing>
+          <wp:inline distT="0" distB="0" distL="0" distR="0" wp14:anchorId="648A5ABD" wp14:editId="4652CBEE">
+            <wp:extent cx="6692900" cy="3383280"/>
+            <wp:effectExtent l="0" t="0" r="0" b="7620"/>
+            <wp:docPr id="831164790" name="Picture 1"/>
+            <wp:cNvGraphicFramePr>
+              <a:graphicFrameLocks xmlns:a="http://schemas.openxmlformats.org/drawingml/2006/main" noChangeAspect="1"/>
+            </wp:cNvGraphicFramePr>
+            <a:graphic xmlns:a="http://schemas.openxmlformats.org/drawingml/2006/main">
+              <a:graphicData uri="http://schemas.openxmlformats.org/drawingml/2006/picture">
+                <pic:pic xmlns:pic="http://schemas.openxmlformats.org/drawingml/2006/picture">
+                  <pic:nvPicPr>
+                    <pic:cNvPr id="831164790" name=""/>
+                    <pic:cNvPicPr/>
+                  </pic:nvPicPr>
+                  <pic:blipFill>
+                    <a:blip r:embed="rId65"/>
+                    <a:stretch>
+                      <a:fillRect/>
+                    </a:stretch>
+                  </pic:blipFill>
+                  <pic:spPr>
+                    <a:xfrm>
+                      <a:off x="0" y="0"/>
+                      <a:ext cx="6692900" cy="3383280"/>
+                    </a:xfrm>
+                    <a:prstGeom prst="rect">
+                      <a:avLst/>
+                    </a:prstGeom>
+                  </pic:spPr>
+                </pic:pic>
+              </a:graphicData>
+            </a:graphic>
+          </wp:inline>
+        </w:drawing>
+      </w:r>
+    </w:p>
+    <w:p/>
+    <w:p>
+      <w:pPr>
+        <w:pStyle w:val="Heading4"/>
+      </w:pPr>
+      <w:r>
+        <w:t>Account Users</w:t>
+      </w:r>
+    </w:p>
+    <w:p>
+      <w:r>
+        <w:t xml:space="preserve">The </w:t>
+      </w:r>
+      <w:r>
+        <w:rPr>
+          <w:b/>
+          <w:bCs/>
+        </w:rPr>
+        <w:t>Account Users</w:t>
+      </w:r>
+      <w:r>
+        <w:t xml:space="preserve"> section allows administrators to manage users associated with one or multiple accounts. These users have roles defined </w:t>
+      </w:r>
+      <w:proofErr w:type="gramStart"/>
+      <w:r>
+        <w:t>per</w:t>
+      </w:r>
+      <w:proofErr w:type="gramEnd"/>
+      <w:r>
+        <w:t xml:space="preserve"> account, enabling flexible access control across different customer accounts within the system.</w:t>
+      </w:r>
+    </w:p>
+    <w:tbl>
+      <w:tblPr>
+        <w:tblStyle w:val="TableGrid"/>
+        <w:tblW w:w="10525" w:type="dxa"/>
+        <w:tblBorders>
+          <w:top w:val="single" w:sz="4" w:space="0" w:color="D1D1D1" w:themeColor="background2" w:themeShade="E6"/>
+          <w:left w:val="single" w:sz="4" w:space="0" w:color="D1D1D1" w:themeColor="background2" w:themeShade="E6"/>
+          <w:bottom w:val="single" w:sz="4" w:space="0" w:color="D1D1D1" w:themeColor="background2" w:themeShade="E6"/>
+          <w:right w:val="single" w:sz="4" w:space="0" w:color="D1D1D1" w:themeColor="background2" w:themeShade="E6"/>
+          <w:insideH w:val="single" w:sz="4" w:space="0" w:color="D1D1D1" w:themeColor="background2" w:themeShade="E6"/>
+          <w:insideV w:val="single" w:sz="4" w:space="0" w:color="D1D1D1" w:themeColor="background2" w:themeShade="E6"/>
+        </w:tblBorders>
+        <w:tblLook w:val="04A0" w:firstRow="1" w:lastRow="0" w:firstColumn="1" w:lastColumn="0" w:noHBand="0" w:noVBand="1"/>
+      </w:tblPr>
+      <w:tblGrid>
+        <w:gridCol w:w="1795"/>
+        <w:gridCol w:w="8730"/>
+      </w:tblGrid>
+      <w:tr>
+        <w:trPr>
+          <w:tblHeader/>
+        </w:trPr>
+        <w:tc>
+          <w:tcPr>
+            <w:tcW w:w="1795" w:type="dxa"/>
+            <w:shd w:val="clear" w:color="auto" w:fill="4F7ABA"/>
+          </w:tcPr>
+          <w:p>
+            <w:pPr>
+              <w:rPr>
+                <w:b/>
+                <w:bCs/>
+                <w:color w:val="FFFFFF" w:themeColor="background1"/>
+                <w:sz w:val="20"/>
+                <w:szCs w:val="20"/>
+              </w:rPr>
+            </w:pPr>
+            <w:r>
+              <w:rPr>
+                <w:b/>
+                <w:bCs/>
+                <w:color w:val="FFFFFF" w:themeColor="background1"/>
+                <w:sz w:val="20"/>
+                <w:szCs w:val="20"/>
+              </w:rPr>
+              <w:t>Name</w:t>
+            </w:r>
+          </w:p>
+        </w:tc>
+        <w:tc>
+          <w:tcPr>
+            <w:tcW w:w="8730" w:type="dxa"/>
+            <w:shd w:val="clear" w:color="auto" w:fill="4F7ABA"/>
+          </w:tcPr>
+          <w:p>
+            <w:pPr>
+              <w:rPr>
+                <w:b/>
+                <w:bCs/>
+                <w:color w:val="FFFFFF" w:themeColor="background1"/>
+                <w:sz w:val="20"/>
+                <w:szCs w:val="20"/>
+              </w:rPr>
+            </w:pPr>
+            <w:r>
+              <w:rPr>
+                <w:b/>
+                <w:bCs/>
+                <w:color w:val="FFFFFF" w:themeColor="background1"/>
+                <w:sz w:val="20"/>
+                <w:szCs w:val="20"/>
+              </w:rPr>
+              <w:t>Description</w:t>
+            </w:r>
+          </w:p>
+        </w:tc>
+      </w:tr>
+      <w:tr>
+        <w:tc>
+          <w:tcPr>
+            <w:tcW w:w="1795" w:type="dxa"/>
+          </w:tcPr>
+          <w:p>
+            <w:pPr>
+              <w:rPr>
+                <w:noProof/>
+                <w:sz w:val="20"/>
+                <w:szCs w:val="20"/>
+              </w:rPr>
+            </w:pPr>
+            <w:r>
+              <w:rPr>
+                <w:sz w:val="20"/>
+                <w:szCs w:val="20"/>
+              </w:rPr>
+              <w:t>Name</w:t>
+            </w:r>
+          </w:p>
+        </w:tc>
+        <w:tc>
+          <w:tcPr>
+            <w:tcW w:w="8730" w:type="dxa"/>
+          </w:tcPr>
+          <w:p>
+            <w:pPr>
+              <w:rPr>
+                <w:sz w:val="20"/>
+                <w:szCs w:val="20"/>
+              </w:rPr>
+            </w:pPr>
+            <w:r>
+              <w:rPr>
+                <w:sz w:val="20"/>
+                <w:szCs w:val="20"/>
+              </w:rPr>
+              <w:t>Displays the full name of the user.</w:t>
+            </w:r>
+          </w:p>
+        </w:tc>
+      </w:tr>
+      <w:tr>
+        <w:tc>
+          <w:tcPr>
+            <w:tcW w:w="1795" w:type="dxa"/>
+          </w:tcPr>
+          <w:p>
+            <w:pPr>
+              <w:rPr>
+                <w:noProof/>
+                <w:sz w:val="20"/>
+                <w:szCs w:val="20"/>
+              </w:rPr>
+            </w:pPr>
+            <w:r>
+              <w:rPr>
+                <w:sz w:val="20"/>
+                <w:szCs w:val="20"/>
+              </w:rPr>
+              <w:t>Email</w:t>
+            </w:r>
+          </w:p>
+        </w:tc>
+        <w:tc>
+          <w:tcPr>
+            <w:tcW w:w="8730" w:type="dxa"/>
+          </w:tcPr>
+          <w:p>
+            <w:pPr>
+              <w:rPr>
+                <w:sz w:val="20"/>
+                <w:szCs w:val="20"/>
+              </w:rPr>
+            </w:pPr>
+            <w:r>
+              <w:rPr>
+                <w:sz w:val="20"/>
+                <w:szCs w:val="20"/>
+              </w:rPr>
+              <w:t>Email address associated with the user account.</w:t>
+            </w:r>
+          </w:p>
+        </w:tc>
+      </w:tr>
+      <w:tr>
+        <w:tc>
+          <w:tcPr>
+            <w:tcW w:w="1795" w:type="dxa"/>
+          </w:tcPr>
+          <w:p>
+            <w:pPr>
+              <w:rPr>
+                <w:i/>
+                <w:iCs/>
+                <w:sz w:val="20"/>
+                <w:szCs w:val="20"/>
+              </w:rPr>
+            </w:pPr>
+            <w:r>
+              <w:rPr>
+                <w:sz w:val="20"/>
+                <w:szCs w:val="20"/>
+              </w:rPr>
+              <w:t>Account &amp; Role</w:t>
+            </w:r>
+          </w:p>
+        </w:tc>
+        <w:tc>
+          <w:tcPr>
+            <w:tcW w:w="8730" w:type="dxa"/>
+          </w:tcPr>
+          <w:p>
+            <w:pPr>
+              <w:rPr>
+                <w:sz w:val="20"/>
+                <w:szCs w:val="20"/>
+              </w:rPr>
+            </w:pPr>
+            <w:r>
+              <w:rPr>
+                <w:sz w:val="20"/>
+                <w:szCs w:val="20"/>
+              </w:rPr>
+              <w:t>Shows the accounts the user is associated with and their role in each account (e.g., Account Admin, Account Owner, Account User).</w:t>
+            </w:r>
+          </w:p>
+        </w:tc>
+      </w:tr>
+      <w:tr>
+        <w:tc>
+          <w:tcPr>
+            <w:tcW w:w="1795" w:type="dxa"/>
+          </w:tcPr>
+          <w:p>
+            <w:pPr>
+              <w:rPr>
+                <w:sz w:val="20"/>
+                <w:szCs w:val="20"/>
+              </w:rPr>
+            </w:pPr>
+            <w:r>
+              <w:rPr>
+                <w:sz w:val="20"/>
+                <w:szCs w:val="20"/>
+              </w:rPr>
+              <w:t>Registration Date</w:t>
+            </w:r>
+          </w:p>
+        </w:tc>
+        <w:tc>
+          <w:tcPr>
+            <w:tcW w:w="8730" w:type="dxa"/>
+          </w:tcPr>
+          <w:p>
+            <w:pPr>
+              <w:rPr>
+                <w:sz w:val="20"/>
+                <w:szCs w:val="20"/>
+              </w:rPr>
+            </w:pPr>
+            <w:r>
+              <w:rPr>
+                <w:sz w:val="20"/>
+                <w:szCs w:val="20"/>
+              </w:rPr>
+              <w:t>Date and time when the user was registered in the system.</w:t>
+            </w:r>
+          </w:p>
+        </w:tc>
+      </w:tr>
+      <w:tr>
+        <w:tc>
+          <w:tcPr>
+            <w:tcW w:w="1795" w:type="dxa"/>
+          </w:tcPr>
+          <w:p>
+            <w:pPr>
+              <w:rPr>
+                <w:sz w:val="20"/>
+                <w:szCs w:val="20"/>
+              </w:rPr>
+            </w:pPr>
+            <w:r>
+              <w:rPr>
+                <w:sz w:val="20"/>
+                <w:szCs w:val="20"/>
+              </w:rPr>
+              <w:t>Last Login Date</w:t>
+            </w:r>
+          </w:p>
+        </w:tc>
+        <w:tc>
+          <w:tcPr>
+            <w:tcW w:w="8730" w:type="dxa"/>
+          </w:tcPr>
+          <w:p>
+            <w:pPr>
+              <w:rPr>
+                <w:sz w:val="20"/>
+                <w:szCs w:val="20"/>
+              </w:rPr>
+            </w:pPr>
+            <w:r>
+              <w:rPr>
+                <w:sz w:val="20"/>
+                <w:szCs w:val="20"/>
+              </w:rPr>
+              <w:t xml:space="preserve">Displays the most recent date and time the user </w:t>
+            </w:r>
+            <w:proofErr w:type="gramStart"/>
+            <w:r>
+              <w:rPr>
+                <w:sz w:val="20"/>
+                <w:szCs w:val="20"/>
+              </w:rPr>
+              <w:t>accessed</w:t>
+            </w:r>
+            <w:proofErr w:type="gramEnd"/>
+            <w:r>
+              <w:rPr>
+                <w:sz w:val="20"/>
+                <w:szCs w:val="20"/>
+              </w:rPr>
+              <w:t xml:space="preserve"> the platform.</w:t>
+            </w:r>
+          </w:p>
+        </w:tc>
+      </w:tr>
+      <w:tr>
+        <w:tc>
+          <w:tcPr>
+            <w:tcW w:w="1795" w:type="dxa"/>
+          </w:tcPr>
+          <w:p>
+            <w:pPr>
+              <w:rPr>
+                <w:sz w:val="20"/>
+                <w:szCs w:val="20"/>
+              </w:rPr>
+            </w:pPr>
+            <w:r>
+              <w:rPr>
+                <w:sz w:val="20"/>
+                <w:szCs w:val="20"/>
+              </w:rPr>
+              <w:t>Status</w:t>
+            </w:r>
+          </w:p>
+        </w:tc>
+        <w:tc>
+          <w:tcPr>
+            <w:tcW w:w="8730" w:type="dxa"/>
+          </w:tcPr>
+          <w:p>
+            <w:pPr>
+              <w:rPr>
+                <w:sz w:val="20"/>
+                <w:szCs w:val="20"/>
+              </w:rPr>
+            </w:pPr>
+            <w:r>
+              <w:rPr>
+                <w:sz w:val="20"/>
+                <w:szCs w:val="20"/>
+              </w:rPr>
+              <w:t>Indicates the current state of the user account (e.g., Registered).</w:t>
+            </w:r>
+          </w:p>
+        </w:tc>
+      </w:tr>
+      <w:tr>
+        <w:tc>
+          <w:tcPr>
+            <w:tcW w:w="1795" w:type="dxa"/>
+          </w:tcPr>
+          <w:p>
+            <w:pPr>
+              <w:rPr>
+                <w:sz w:val="20"/>
+                <w:szCs w:val="20"/>
+              </w:rPr>
+            </w:pPr>
+            <w:r>
+              <w:rPr>
+                <w:sz w:val="20"/>
+                <w:szCs w:val="20"/>
+              </w:rPr>
+              <w:t>Actions</w:t>
+            </w:r>
+          </w:p>
+        </w:tc>
+        <w:tc>
+          <w:tcPr>
+            <w:tcW w:w="8730" w:type="dxa"/>
+          </w:tcPr>
+          <w:p>
+            <w:pPr>
+              <w:rPr>
+                <w:sz w:val="20"/>
+                <w:szCs w:val="20"/>
+              </w:rPr>
+            </w:pPr>
+            <w:r>
+              <w:rPr>
+                <w:sz w:val="20"/>
+                <w:szCs w:val="20"/>
+              </w:rPr>
+              <w:t>Provides available actions such as editing user details.</w:t>
+            </w:r>
+          </w:p>
+        </w:tc>
+      </w:tr>
+    </w:tbl>
+    <w:p/>
+    <w:p>
+      <w:r>
+        <w:lastRenderedPageBreak/>
+        <w:drawing>
+          <wp:inline distT="0" distB="0" distL="0" distR="0" wp14:anchorId="60D1564A" wp14:editId="24C71891">
+            <wp:extent cx="6692900" cy="3383280"/>
+            <wp:effectExtent l="0" t="0" r="0" b="7620"/>
+            <wp:docPr id="437253753" name="Picture 1"/>
+            <wp:cNvGraphicFramePr>
+              <a:graphicFrameLocks xmlns:a="http://schemas.openxmlformats.org/drawingml/2006/main" noChangeAspect="1"/>
+            </wp:cNvGraphicFramePr>
+            <a:graphic xmlns:a="http://schemas.openxmlformats.org/drawingml/2006/main">
+              <a:graphicData uri="http://schemas.openxmlformats.org/drawingml/2006/picture">
+                <pic:pic xmlns:pic="http://schemas.openxmlformats.org/drawingml/2006/picture">
+                  <pic:nvPicPr>
+                    <pic:cNvPr id="437253753" name=""/>
+                    <pic:cNvPicPr/>
+                  </pic:nvPicPr>
+                  <pic:blipFill>
+                    <a:blip r:embed="rId66"/>
+                    <a:stretch>
+                      <a:fillRect/>
+                    </a:stretch>
+                  </pic:blipFill>
+                  <pic:spPr>
+                    <a:xfrm>
+                      <a:off x="0" y="0"/>
+                      <a:ext cx="6692900" cy="3383280"/>
+                    </a:xfrm>
+                    <a:prstGeom prst="rect">
+                      <a:avLst/>
+                    </a:prstGeom>
+                  </pic:spPr>
+                </pic:pic>
+              </a:graphicData>
+            </a:graphic>
+          </wp:inline>
+        </w:drawing>
+      </w:r>
+    </w:p>
+    <w:p/>
+    <w:p>
+      <w:pPr>
         <w:pStyle w:val="Heading3"/>
       </w:pPr>
       <w:bookmarkStart w:id="32" w:name="_Toc219322644"/>
-      <w:bookmarkStart w:id="33" w:name="_Toc227502415"/>
+      <w:bookmarkStart w:id="33" w:name="_Toc228128989"/>
       <w:r>
         <w:t>Contracts</w:t>
       </w:r>
@@ -14323,7 +17597,20 @@
     </w:p>
     <w:p>
       <w:r>
-        <w:t xml:space="preserve">The login page for the website is presented here: </w:t>
+        <w:t xml:space="preserve">The </w:t>
+      </w:r>
+      <w:r>
+        <w:rPr>
+          <w:b/>
+          <w:bCs/>
+        </w:rPr>
+        <w:t>Contracts</w:t>
+      </w:r>
+      <w:r>
+        <w:t xml:space="preserve"> module is intended to manage contractual agreements between accounts, customers, and service providers. It will provide visibility into contract terms, durations, and service conditions to support operational and billing processes.</w:t>
+      </w:r>
+      <w:r>
+        <w:t xml:space="preserve"> </w:t>
       </w:r>
     </w:p>
     <w:p/>
@@ -14332,7 +17619,7 @@
         <w:pStyle w:val="Heading3"/>
       </w:pPr>
       <w:bookmarkStart w:id="34" w:name="_Toc219322645"/>
-      <w:bookmarkStart w:id="35" w:name="_Toc227502416"/>
+      <w:bookmarkStart w:id="35" w:name="_Toc228128990"/>
       <w:r>
         <w:t>Subscriptions</w:t>
       </w:r>
@@ -14341,7 +17628,20 @@
     </w:p>
     <w:p>
       <w:r>
-        <w:t xml:space="preserve">The login page for the website is presented here: </w:t>
+        <w:t xml:space="preserve">The </w:t>
+      </w:r>
+      <w:r>
+        <w:rPr>
+          <w:b/>
+          <w:bCs/>
+        </w:rPr>
+        <w:t>Subscriptions</w:t>
+      </w:r>
+      <w:r>
+        <w:t xml:space="preserve"> module is designed to manage service plans and recurring service agreements associated with accounts or customers. It will enable tracking of subscription details, service frequency, and active service configurations.</w:t>
+      </w:r>
+      <w:r>
+        <w:t xml:space="preserve"> </w:t>
       </w:r>
     </w:p>
     <w:p/>
@@ -14350,7 +17650,7 @@
         <w:pStyle w:val="Heading3"/>
       </w:pPr>
       <w:bookmarkStart w:id="36" w:name="_Toc219322646"/>
-      <w:bookmarkStart w:id="37" w:name="_Toc227502417"/>
+      <w:bookmarkStart w:id="37" w:name="_Toc228128991"/>
       <w:r>
         <w:t>Inventory</w:t>
       </w:r>
@@ -14359,7 +17659,17 @@
     </w:p>
     <w:p>
       <w:r>
-        <w:t xml:space="preserve">The login page for the website is presented here: </w:t>
+        <w:t xml:space="preserve">The </w:t>
+      </w:r>
+      <w:r>
+        <w:rPr>
+          <w:b/>
+          <w:bCs/>
+        </w:rPr>
+        <w:t>Inventory</w:t>
+      </w:r>
+      <w:r>
+        <w:t xml:space="preserve"> module is intended to manage and track system assets, including containers, devices, and related equipment. It will provide visibility into asset availability, allocation, and lifecycle status.</w:t>
       </w:r>
     </w:p>
     <w:p/>
@@ -14368,7 +17678,7 @@
         <w:pStyle w:val="Heading3"/>
       </w:pPr>
       <w:bookmarkStart w:id="38" w:name="_Toc219322647"/>
-      <w:bookmarkStart w:id="39" w:name="_Toc227502418"/>
+      <w:bookmarkStart w:id="39" w:name="_Toc228128992"/>
       <w:r>
         <w:t>Installers</w:t>
       </w:r>
@@ -14377,26 +17687,31 @@
     </w:p>
     <w:p>
       <w:r>
-        <w:t xml:space="preserve">The login page for the website is presented here: </w:t>
-      </w:r>
-    </w:p>
-    <w:p/>
+        <w:t xml:space="preserve">The </w:t>
+      </w:r>
+      <w:r>
+        <w:rPr>
+          <w:b/>
+          <w:bCs/>
+        </w:rPr>
+        <w:t>Installers</w:t>
+      </w:r>
+      <w:r>
+        <w:t xml:space="preserve"> module is designed to manage installer personnel or teams responsible for deploying and maintaining devices and containers. It will support assignment tracking and coordination of installation activities.</w:t>
+      </w:r>
+    </w:p>
     <w:p>
       <w:pPr>
         <w:pStyle w:val="Heading3"/>
       </w:pPr>
       <w:bookmarkStart w:id="40" w:name="_Toc219322648"/>
-      <w:bookmarkStart w:id="41" w:name="_Toc227502419"/>
-      <w:r>
+      <w:bookmarkStart w:id="41" w:name="_Toc228128993"/>
+      <w:r>
+        <w:lastRenderedPageBreak/>
         <w:t>Reports</w:t>
       </w:r>
       <w:bookmarkEnd w:id="40"/>
       <w:bookmarkEnd w:id="41"/>
-    </w:p>
-    <w:p>
-      <w:r>
-        <w:t xml:space="preserve">The login page for the website is presented here: </w:t>
-      </w:r>
     </w:p>
     <w:p>
       <w:pPr>
@@ -14404,6 +17719,9 @@
           <w:tab w:val="left" w:pos="5991"/>
         </w:tabs>
       </w:pPr>
+      <w:r>
+        <w:t>The Reports module is intended to provide access to system-generated reports and analytics. It will allow users to review operational data, monitor performance, and support decision-making through structured insights.</w:t>
+      </w:r>
     </w:p>
     <w:p>
       <w:pPr>
@@ -14414,11 +17732,513 @@
     </w:p>
     <w:p>
       <w:pPr>
+        <w:pStyle w:val="Heading3"/>
+      </w:pPr>
+      <w:bookmarkStart w:id="42" w:name="_Toc228128994"/>
+      <w:r>
+        <w:t>Audit Trail</w:t>
+      </w:r>
+      <w:bookmarkEnd w:id="42"/>
+    </w:p>
+    <w:p>
+      <w:pPr>
         <w:tabs>
           <w:tab w:val="left" w:pos="5991"/>
         </w:tabs>
       </w:pPr>
-    </w:p>
+      <w:r>
+        <w:t xml:space="preserve">The </w:t>
+      </w:r>
+      <w:r>
+        <w:rPr>
+          <w:b/>
+          <w:bCs/>
+        </w:rPr>
+        <w:t>Audit Trail</w:t>
+      </w:r>
+      <w:r>
+        <w:t xml:space="preserve"> module provides a record of system activity, allowing administrators to track changes made across the platform. It is intended to support traceability, accountability, and monitoring by capturing details about actions performed on system entities.</w:t>
+      </w:r>
+    </w:p>
+    <w:tbl>
+      <w:tblPr>
+        <w:tblStyle w:val="TableGrid"/>
+        <w:tblW w:w="10525" w:type="dxa"/>
+        <w:tblBorders>
+          <w:top w:val="single" w:sz="4" w:space="0" w:color="D1D1D1" w:themeColor="background2" w:themeShade="E6"/>
+          <w:left w:val="single" w:sz="4" w:space="0" w:color="D1D1D1" w:themeColor="background2" w:themeShade="E6"/>
+          <w:bottom w:val="single" w:sz="4" w:space="0" w:color="D1D1D1" w:themeColor="background2" w:themeShade="E6"/>
+          <w:right w:val="single" w:sz="4" w:space="0" w:color="D1D1D1" w:themeColor="background2" w:themeShade="E6"/>
+          <w:insideH w:val="single" w:sz="4" w:space="0" w:color="D1D1D1" w:themeColor="background2" w:themeShade="E6"/>
+          <w:insideV w:val="single" w:sz="4" w:space="0" w:color="D1D1D1" w:themeColor="background2" w:themeShade="E6"/>
+        </w:tblBorders>
+        <w:tblLook w:val="04A0" w:firstRow="1" w:lastRow="0" w:firstColumn="1" w:lastColumn="0" w:noHBand="0" w:noVBand="1"/>
+      </w:tblPr>
+      <w:tblGrid>
+        <w:gridCol w:w="1795"/>
+        <w:gridCol w:w="8730"/>
+      </w:tblGrid>
+      <w:tr>
+        <w:trPr>
+          <w:tblHeader/>
+        </w:trPr>
+        <w:tc>
+          <w:tcPr>
+            <w:tcW w:w="1795" w:type="dxa"/>
+            <w:shd w:val="clear" w:color="auto" w:fill="4F7ABA"/>
+          </w:tcPr>
+          <w:p>
+            <w:pPr>
+              <w:rPr>
+                <w:b/>
+                <w:bCs/>
+                <w:color w:val="FFFFFF" w:themeColor="background1"/>
+                <w:sz w:val="20"/>
+                <w:szCs w:val="20"/>
+              </w:rPr>
+            </w:pPr>
+            <w:r>
+              <w:rPr>
+                <w:b/>
+                <w:bCs/>
+                <w:color w:val="FFFFFF" w:themeColor="background1"/>
+                <w:sz w:val="20"/>
+                <w:szCs w:val="20"/>
+              </w:rPr>
+              <w:t>Name</w:t>
+            </w:r>
+          </w:p>
+        </w:tc>
+        <w:tc>
+          <w:tcPr>
+            <w:tcW w:w="8730" w:type="dxa"/>
+            <w:shd w:val="clear" w:color="auto" w:fill="4F7ABA"/>
+          </w:tcPr>
+          <w:p>
+            <w:pPr>
+              <w:rPr>
+                <w:b/>
+                <w:bCs/>
+                <w:color w:val="FFFFFF" w:themeColor="background1"/>
+                <w:sz w:val="20"/>
+                <w:szCs w:val="20"/>
+              </w:rPr>
+            </w:pPr>
+            <w:r>
+              <w:rPr>
+                <w:b/>
+                <w:bCs/>
+                <w:color w:val="FFFFFF" w:themeColor="background1"/>
+                <w:sz w:val="20"/>
+                <w:szCs w:val="20"/>
+              </w:rPr>
+              <w:t>Description</w:t>
+            </w:r>
+          </w:p>
+        </w:tc>
+      </w:tr>
+      <w:tr>
+        <w:tc>
+          <w:tcPr>
+            <w:tcW w:w="1795" w:type="dxa"/>
+          </w:tcPr>
+          <w:p>
+            <w:pPr>
+              <w:rPr>
+                <w:noProof/>
+                <w:sz w:val="20"/>
+                <w:szCs w:val="20"/>
+              </w:rPr>
+            </w:pPr>
+            <w:r>
+              <w:rPr>
+                <w:sz w:val="20"/>
+                <w:szCs w:val="20"/>
+              </w:rPr>
+              <w:t>Account</w:t>
+            </w:r>
+          </w:p>
+        </w:tc>
+        <w:tc>
+          <w:tcPr>
+            <w:tcW w:w="8730" w:type="dxa"/>
+          </w:tcPr>
+          <w:p>
+            <w:pPr>
+              <w:rPr>
+                <w:sz w:val="20"/>
+                <w:szCs w:val="20"/>
+              </w:rPr>
+            </w:pPr>
+            <w:r>
+              <w:rPr>
+                <w:sz w:val="20"/>
+                <w:szCs w:val="20"/>
+              </w:rPr>
+              <w:t>Displays the account associated with the action performed.</w:t>
+            </w:r>
+          </w:p>
+        </w:tc>
+      </w:tr>
+      <w:tr>
+        <w:tc>
+          <w:tcPr>
+            <w:tcW w:w="1795" w:type="dxa"/>
+          </w:tcPr>
+          <w:p>
+            <w:pPr>
+              <w:rPr>
+                <w:noProof/>
+                <w:sz w:val="20"/>
+                <w:szCs w:val="20"/>
+              </w:rPr>
+            </w:pPr>
+            <w:r>
+              <w:rPr>
+                <w:sz w:val="20"/>
+                <w:szCs w:val="20"/>
+              </w:rPr>
+              <w:t>Entity</w:t>
+            </w:r>
+          </w:p>
+        </w:tc>
+        <w:tc>
+          <w:tcPr>
+            <w:tcW w:w="8730" w:type="dxa"/>
+          </w:tcPr>
+          <w:p>
+            <w:pPr>
+              <w:rPr>
+                <w:sz w:val="20"/>
+                <w:szCs w:val="20"/>
+              </w:rPr>
+            </w:pPr>
+            <w:r>
+              <w:rPr>
+                <w:sz w:val="20"/>
+                <w:szCs w:val="20"/>
+              </w:rPr>
+              <w:t>Indicates the type of entity that was modified (e.g., Customer, Container, User).</w:t>
+            </w:r>
+          </w:p>
+        </w:tc>
+      </w:tr>
+      <w:tr>
+        <w:tc>
+          <w:tcPr>
+            <w:tcW w:w="1795" w:type="dxa"/>
+          </w:tcPr>
+          <w:p>
+            <w:pPr>
+              <w:rPr>
+                <w:sz w:val="20"/>
+                <w:szCs w:val="20"/>
+              </w:rPr>
+            </w:pPr>
+            <w:r>
+              <w:rPr>
+                <w:sz w:val="20"/>
+                <w:szCs w:val="20"/>
+              </w:rPr>
+              <w:t>Entity ID</w:t>
+            </w:r>
+          </w:p>
+        </w:tc>
+        <w:tc>
+          <w:tcPr>
+            <w:tcW w:w="8730" w:type="dxa"/>
+          </w:tcPr>
+          <w:p>
+            <w:pPr>
+              <w:rPr>
+                <w:sz w:val="20"/>
+                <w:szCs w:val="20"/>
+              </w:rPr>
+            </w:pPr>
+            <w:r>
+              <w:rPr>
+                <w:sz w:val="20"/>
+                <w:szCs w:val="20"/>
+              </w:rPr>
+              <w:t>Unique identifier of the affected entity.</w:t>
+            </w:r>
+          </w:p>
+        </w:tc>
+      </w:tr>
+      <w:tr>
+        <w:tc>
+          <w:tcPr>
+            <w:tcW w:w="1795" w:type="dxa"/>
+          </w:tcPr>
+          <w:p>
+            <w:pPr>
+              <w:rPr>
+                <w:i/>
+                <w:iCs/>
+                <w:sz w:val="20"/>
+                <w:szCs w:val="20"/>
+              </w:rPr>
+            </w:pPr>
+            <w:r>
+              <w:rPr>
+                <w:sz w:val="20"/>
+                <w:szCs w:val="20"/>
+              </w:rPr>
+              <w:t>Action</w:t>
+            </w:r>
+          </w:p>
+        </w:tc>
+        <w:tc>
+          <w:tcPr>
+            <w:tcW w:w="8730" w:type="dxa"/>
+          </w:tcPr>
+          <w:p>
+            <w:pPr>
+              <w:rPr>
+                <w:sz w:val="20"/>
+                <w:szCs w:val="20"/>
+              </w:rPr>
+            </w:pPr>
+            <w:r>
+              <w:rPr>
+                <w:sz w:val="20"/>
+                <w:szCs w:val="20"/>
+              </w:rPr>
+              <w:t>Describes the type of action performed (e.g., Create, Update, Delete).</w:t>
+            </w:r>
+          </w:p>
+        </w:tc>
+      </w:tr>
+      <w:tr>
+        <w:tc>
+          <w:tcPr>
+            <w:tcW w:w="1795" w:type="dxa"/>
+          </w:tcPr>
+          <w:p>
+            <w:pPr>
+              <w:rPr>
+                <w:sz w:val="20"/>
+                <w:szCs w:val="20"/>
+              </w:rPr>
+            </w:pPr>
+            <w:r>
+              <w:rPr>
+                <w:sz w:val="20"/>
+                <w:szCs w:val="20"/>
+              </w:rPr>
+              <w:t>Changed From</w:t>
+            </w:r>
+          </w:p>
+        </w:tc>
+        <w:tc>
+          <w:tcPr>
+            <w:tcW w:w="8730" w:type="dxa"/>
+          </w:tcPr>
+          <w:p>
+            <w:pPr>
+              <w:rPr>
+                <w:sz w:val="20"/>
+                <w:szCs w:val="20"/>
+              </w:rPr>
+            </w:pPr>
+            <w:r>
+              <w:rPr>
+                <w:sz w:val="20"/>
+                <w:szCs w:val="20"/>
+              </w:rPr>
+              <w:t>Shows the previous value before the change was made.</w:t>
+            </w:r>
+          </w:p>
+        </w:tc>
+      </w:tr>
+      <w:tr>
+        <w:tc>
+          <w:tcPr>
+            <w:tcW w:w="1795" w:type="dxa"/>
+          </w:tcPr>
+          <w:p>
+            <w:pPr>
+              <w:rPr>
+                <w:sz w:val="20"/>
+                <w:szCs w:val="20"/>
+              </w:rPr>
+            </w:pPr>
+            <w:r>
+              <w:rPr>
+                <w:sz w:val="20"/>
+                <w:szCs w:val="20"/>
+              </w:rPr>
+              <w:t>Changed To</w:t>
+            </w:r>
+          </w:p>
+        </w:tc>
+        <w:tc>
+          <w:tcPr>
+            <w:tcW w:w="8730" w:type="dxa"/>
+          </w:tcPr>
+          <w:p>
+            <w:pPr>
+              <w:rPr>
+                <w:sz w:val="20"/>
+                <w:szCs w:val="20"/>
+              </w:rPr>
+            </w:pPr>
+            <w:r>
+              <w:rPr>
+                <w:sz w:val="20"/>
+                <w:szCs w:val="20"/>
+              </w:rPr>
+              <w:t>Displays the new value after the change.</w:t>
+            </w:r>
+          </w:p>
+        </w:tc>
+      </w:tr>
+      <w:tr>
+        <w:tc>
+          <w:tcPr>
+            <w:tcW w:w="1795" w:type="dxa"/>
+          </w:tcPr>
+          <w:p>
+            <w:pPr>
+              <w:rPr>
+                <w:sz w:val="20"/>
+                <w:szCs w:val="20"/>
+              </w:rPr>
+            </w:pPr>
+            <w:r>
+              <w:rPr>
+                <w:sz w:val="20"/>
+                <w:szCs w:val="20"/>
+              </w:rPr>
+              <w:t>Changed By</w:t>
+            </w:r>
+          </w:p>
+        </w:tc>
+        <w:tc>
+          <w:tcPr>
+            <w:tcW w:w="8730" w:type="dxa"/>
+          </w:tcPr>
+          <w:p>
+            <w:pPr>
+              <w:rPr>
+                <w:sz w:val="20"/>
+                <w:szCs w:val="20"/>
+              </w:rPr>
+            </w:pPr>
+            <w:r>
+              <w:rPr>
+                <w:sz w:val="20"/>
+                <w:szCs w:val="20"/>
+              </w:rPr>
+              <w:t>Identifies the user who performed the action.</w:t>
+            </w:r>
+          </w:p>
+        </w:tc>
+      </w:tr>
+      <w:tr>
+        <w:tc>
+          <w:tcPr>
+            <w:tcW w:w="1795" w:type="dxa"/>
+          </w:tcPr>
+          <w:p>
+            <w:pPr>
+              <w:rPr>
+                <w:sz w:val="20"/>
+                <w:szCs w:val="20"/>
+              </w:rPr>
+            </w:pPr>
+            <w:r>
+              <w:rPr>
+                <w:sz w:val="20"/>
+                <w:szCs w:val="20"/>
+              </w:rPr>
+              <w:t>Date &amp; Time</w:t>
+            </w:r>
+          </w:p>
+        </w:tc>
+        <w:tc>
+          <w:tcPr>
+            <w:tcW w:w="8730" w:type="dxa"/>
+          </w:tcPr>
+          <w:p>
+            <w:pPr>
+              <w:rPr>
+                <w:sz w:val="20"/>
+                <w:szCs w:val="20"/>
+              </w:rPr>
+            </w:pPr>
+            <w:r>
+              <w:rPr>
+                <w:sz w:val="20"/>
+                <w:szCs w:val="20"/>
+              </w:rPr>
+              <w:t>Indicates when the action occurred.</w:t>
+            </w:r>
+          </w:p>
+        </w:tc>
+      </w:tr>
+    </w:tbl>
+    <w:p/>
+    <w:tbl>
+      <w:tblPr>
+        <w:tblStyle w:val="TableGrid"/>
+        <w:tblW w:w="10612" w:type="dxa"/>
+        <w:tblBorders>
+          <w:top w:val="single" w:sz="6" w:space="0" w:color="0C3512" w:themeColor="accent3" w:themeShade="80"/>
+          <w:left w:val="single" w:sz="6" w:space="0" w:color="0C3512" w:themeColor="accent3" w:themeShade="80"/>
+          <w:bottom w:val="single" w:sz="6" w:space="0" w:color="0C3512" w:themeColor="accent3" w:themeShade="80"/>
+          <w:right w:val="single" w:sz="6" w:space="0" w:color="0C3512" w:themeColor="accent3" w:themeShade="80"/>
+          <w:insideH w:val="single" w:sz="6" w:space="0" w:color="0C3512" w:themeColor="accent3" w:themeShade="80"/>
+          <w:insideV w:val="single" w:sz="6" w:space="0" w:color="0C3512" w:themeColor="accent3" w:themeShade="80"/>
+        </w:tblBorders>
+        <w:tblLook w:val="04A0" w:firstRow="1" w:lastRow="0" w:firstColumn="1" w:lastColumn="0" w:noHBand="0" w:noVBand="1"/>
+      </w:tblPr>
+      <w:tblGrid>
+        <w:gridCol w:w="10612"/>
+      </w:tblGrid>
+      <w:tr>
+        <w:trPr>
+          <w:trHeight w:val="550"/>
+        </w:trPr>
+        <w:tc>
+          <w:tcPr>
+            <w:tcW w:w="10612" w:type="dxa"/>
+            <w:tcBorders>
+              <w:top w:val="single" w:sz="4" w:space="0" w:color="9CA6D2"/>
+              <w:left w:val="single" w:sz="4" w:space="0" w:color="9CA6D2"/>
+              <w:bottom w:val="single" w:sz="4" w:space="0" w:color="9CA6D2"/>
+              <w:right w:val="single" w:sz="4" w:space="0" w:color="9CA6D2"/>
+            </w:tcBorders>
+            <w:shd w:val="clear" w:color="auto" w:fill="DFEFFD"/>
+          </w:tcPr>
+          <w:p>
+            <w:r>
+              <w:rPr>
+                <w:b/>
+                <w:bCs/>
+                <w:sz w:val="20"/>
+                <w:szCs w:val="20"/>
+              </w:rPr>
+              <w:t>Info:</w:t>
+            </w:r>
+            <w:r>
+              <w:rPr>
+                <w:sz w:val="20"/>
+                <w:szCs w:val="20"/>
+              </w:rPr>
+              <w:t xml:space="preserve"> </w:t>
+            </w:r>
+            <w:r>
+              <w:rPr>
+                <w:sz w:val="20"/>
+                <w:szCs w:val="20"/>
+              </w:rPr>
+              <w:t>This module is intended for auditing and monitoring purposes and is typically used to review historical changes and investigate system activity.</w:t>
+            </w:r>
+          </w:p>
+        </w:tc>
+      </w:tr>
+    </w:tbl>
     <w:p>
       <w:pPr>
         <w:tabs>
@@ -14428,84 +18248,6 @@
     </w:p>
     <w:p>
       <w:pPr>
-        <w:pStyle w:val="Heading2"/>
-      </w:pPr>
-      <w:bookmarkStart w:id="42" w:name="_Toc227502420"/>
-      <w:r>
-        <w:t>Overall System Functionalities</w:t>
-      </w:r>
-      <w:bookmarkEnd w:id="42"/>
-    </w:p>
-    <w:p>
-      <w:r>
-        <w:t xml:space="preserve">Screenshots, descriptions, and other important information about the application’s interface and functionalities. </w:t>
-      </w:r>
-    </w:p>
-    <w:p/>
-    <w:p>
-      <w:pPr>
-        <w:pStyle w:val="Heading3"/>
-      </w:pPr>
-      <w:bookmarkStart w:id="43" w:name="_Toc227502421"/>
-      <w:r>
-        <w:t>Filter</w:t>
-      </w:r>
-      <w:bookmarkEnd w:id="43"/>
-    </w:p>
-    <w:p>
-      <w:r>
-        <w:t>The login page</w:t>
-      </w:r>
-    </w:p>
-    <w:p>
-      <w:pPr>
-        <w:pStyle w:val="Heading3"/>
-      </w:pPr>
-      <w:bookmarkStart w:id="44" w:name="_Toc227502422"/>
-      <w:r>
-        <w:t>Search</w:t>
-      </w:r>
-      <w:bookmarkEnd w:id="44"/>
-    </w:p>
-    <w:p>
-      <w:r>
-        <w:t>The login page</w:t>
-      </w:r>
-    </w:p>
-    <w:p>
-      <w:pPr>
-        <w:pStyle w:val="Heading3"/>
-      </w:pPr>
-      <w:bookmarkStart w:id="45" w:name="_Toc227502423"/>
-      <w:r>
-        <w:t>Export</w:t>
-      </w:r>
-      <w:bookmarkEnd w:id="45"/>
-    </w:p>
-    <w:p>
-      <w:r>
-        <w:t>The login page</w:t>
-      </w:r>
-    </w:p>
-    <w:p>
-      <w:pPr>
-        <w:pStyle w:val="Heading3"/>
-      </w:pPr>
-      <w:bookmarkStart w:id="46" w:name="_Toc227502424"/>
-      <w:r>
-        <w:t>Show/Hide Columns</w:t>
-      </w:r>
-      <w:bookmarkEnd w:id="46"/>
-    </w:p>
-    <w:p>
-      <w:r>
-        <w:t>The login page</w:t>
-      </w:r>
-    </w:p>
-    <w:p/>
-    <w:p/>
-    <w:p>
-      <w:pPr>
         <w:tabs>
           <w:tab w:val="left" w:pos="5991"/>
         </w:tabs>
@@ -14513,6 +18255,534 @@
     </w:p>
     <w:p>
       <w:pPr>
+        <w:pStyle w:val="Heading2"/>
+      </w:pPr>
+      <w:bookmarkStart w:id="43" w:name="_Toc228128995"/>
+      <w:r>
+        <w:t>Overall System Functionalities</w:t>
+      </w:r>
+      <w:bookmarkEnd w:id="43"/>
+    </w:p>
+    <w:p>
+      <w:r>
+        <w:t xml:space="preserve">The </w:t>
+      </w:r>
+      <w:r>
+        <w:rPr>
+          <w:b/>
+          <w:bCs/>
+        </w:rPr>
+        <w:t>Overall System Functionalities</w:t>
+      </w:r>
+      <w:r>
+        <w:t xml:space="preserve"> section describes common features available across multiple modules within the ZSight application. These functionalities provide users with tools to efficiently navigate, filter, search, and manage data within tables and system views.</w:t>
+      </w:r>
+    </w:p>
+    <w:p>
+      <w:r>
+        <w:t>The following subsections outline the key shared features that enhance usability and data interaction throughout the platform.</w:t>
+      </w:r>
+    </w:p>
+    <w:p/>
+    <w:p>
+      <w:pPr>
+        <w:pStyle w:val="Heading3"/>
+      </w:pPr>
+      <w:bookmarkStart w:id="44" w:name="_Toc228128996"/>
+      <w:r>
+        <w:t>Filter</w:t>
+      </w:r>
+      <w:bookmarkEnd w:id="44"/>
+    </w:p>
+    <w:p>
+      <w:proofErr w:type="gramStart"/>
+      <w:r>
+        <w:t xml:space="preserve">The </w:t>
+      </w:r>
+      <w:r>
+        <w:rPr>
+          <w:b/>
+          <w:bCs/>
+        </w:rPr>
+        <w:t>Filter</w:t>
+      </w:r>
+      <w:proofErr w:type="gramEnd"/>
+      <w:r>
+        <w:t xml:space="preserve"> functionality allows users to refine the data displayed in tables by applying specific criteria. It is available across multiple modules and helps users quickly locate relevant records based on different attributes such as customer, vendor, location, container details, and service information.</w:t>
+      </w:r>
+    </w:p>
+    <w:p>
+      <w:pPr>
+        <w:pStyle w:val="Heading4"/>
+      </w:pPr>
+      <w:r>
+        <w:t>How it works</w:t>
+      </w:r>
+    </w:p>
+    <w:p>
+      <w:r>
+        <w:t>The filter panel provides a set of fields that users can use to narrow down results. These fields may include dropdown selectors, search inputs, and range sliders (e.g., fullness percentage or last service date). Once the desired criteria are selected, users can apply the filter to update the table results dynamically.</w:t>
+      </w:r>
+    </w:p>
+    <w:tbl>
+      <w:tblPr>
+        <w:tblStyle w:val="TableGrid"/>
+        <w:tblW w:w="10612" w:type="dxa"/>
+        <w:tblBorders>
+          <w:top w:val="single" w:sz="6" w:space="0" w:color="FFC000"/>
+          <w:left w:val="single" w:sz="6" w:space="0" w:color="FFC000"/>
+          <w:bottom w:val="single" w:sz="6" w:space="0" w:color="FFC000"/>
+          <w:right w:val="single" w:sz="6" w:space="0" w:color="FFC000"/>
+          <w:insideH w:val="single" w:sz="6" w:space="0" w:color="FFC000"/>
+          <w:insideV w:val="single" w:sz="6" w:space="0" w:color="FFC000"/>
+        </w:tblBorders>
+        <w:shd w:val="clear" w:color="auto" w:fill="FFFFCC"/>
+        <w:tblLook w:val="04A0" w:firstRow="1" w:lastRow="0" w:firstColumn="1" w:lastColumn="0" w:noHBand="0" w:noVBand="1"/>
+      </w:tblPr>
+      <w:tblGrid>
+        <w:gridCol w:w="10612"/>
+      </w:tblGrid>
+      <w:tr>
+        <w:trPr>
+          <w:trHeight w:val="505"/>
+        </w:trPr>
+        <w:tc>
+          <w:tcPr>
+            <w:tcW w:w="10612" w:type="dxa"/>
+            <w:tcBorders>
+              <w:top w:val="single" w:sz="4" w:space="0" w:color="F9DF99"/>
+              <w:left w:val="single" w:sz="4" w:space="0" w:color="F9DF99"/>
+              <w:bottom w:val="single" w:sz="4" w:space="0" w:color="F9DF99"/>
+              <w:right w:val="single" w:sz="4" w:space="0" w:color="F9DF99"/>
+            </w:tcBorders>
+            <w:shd w:val="clear" w:color="auto" w:fill="FFFFE0"/>
+          </w:tcPr>
+          <w:p>
+            <w:r>
+              <w:rPr>
+                <w:b/>
+                <w:bCs/>
+                <w:sz w:val="20"/>
+                <w:szCs w:val="20"/>
+              </w:rPr>
+              <w:t>Note:</w:t>
+            </w:r>
+            <w:r>
+              <w:rPr>
+                <w:sz w:val="20"/>
+                <w:szCs w:val="20"/>
+              </w:rPr>
+              <w:t xml:space="preserve"> </w:t>
+            </w:r>
+            <w:r>
+              <w:rPr>
+                <w:sz w:val="20"/>
+                <w:szCs w:val="20"/>
+              </w:rPr>
+              <w:t>The available filter options may vary depending on the module. Each module displays only the filters relevant to its corresponding table columns and data structure.</w:t>
+            </w:r>
+          </w:p>
+        </w:tc>
+      </w:tr>
+    </w:tbl>
+    <w:p/>
+    <w:p/>
+    <w:p>
+      <w:pPr>
+        <w:pStyle w:val="Heading3"/>
+      </w:pPr>
+      <w:bookmarkStart w:id="45" w:name="_Toc228128997"/>
+      <w:r>
+        <w:t>Search</w:t>
+      </w:r>
+      <w:bookmarkEnd w:id="45"/>
+    </w:p>
+    <w:p>
+      <w:r>
+        <w:t xml:space="preserve">The </w:t>
+      </w:r>
+      <w:r>
+        <w:rPr>
+          <w:b/>
+          <w:bCs/>
+        </w:rPr>
+        <w:t>Search</w:t>
+      </w:r>
+      <w:r>
+        <w:t xml:space="preserve"> functionality allows users to quickly locate records within a table by entering keywords. The search is applied dynamically and filters the displayed results based on matching values.</w:t>
+      </w:r>
+    </w:p>
+    <w:p>
+      <w:r>
+        <w:drawing>
+          <wp:inline distT="0" distB="0" distL="0" distR="0" wp14:anchorId="2F969335" wp14:editId="44054002">
+            <wp:extent cx="3657600" cy="356616"/>
+            <wp:effectExtent l="0" t="0" r="0" b="5715"/>
+            <wp:docPr id="279822710" name="Picture 1"/>
+            <wp:cNvGraphicFramePr>
+              <a:graphicFrameLocks xmlns:a="http://schemas.openxmlformats.org/drawingml/2006/main" noChangeAspect="1"/>
+            </wp:cNvGraphicFramePr>
+            <a:graphic xmlns:a="http://schemas.openxmlformats.org/drawingml/2006/main">
+              <a:graphicData uri="http://schemas.openxmlformats.org/drawingml/2006/picture">
+                <pic:pic xmlns:pic="http://schemas.openxmlformats.org/drawingml/2006/picture">
+                  <pic:nvPicPr>
+                    <pic:cNvPr id="279822710" name=""/>
+                    <pic:cNvPicPr/>
+                  </pic:nvPicPr>
+                  <pic:blipFill>
+                    <a:blip r:embed="rId67"/>
+                    <a:stretch>
+                      <a:fillRect/>
+                    </a:stretch>
+                  </pic:blipFill>
+                  <pic:spPr>
+                    <a:xfrm>
+                      <a:off x="0" y="0"/>
+                      <a:ext cx="3657600" cy="356616"/>
+                    </a:xfrm>
+                    <a:prstGeom prst="rect">
+                      <a:avLst/>
+                    </a:prstGeom>
+                  </pic:spPr>
+                </pic:pic>
+              </a:graphicData>
+            </a:graphic>
+          </wp:inline>
+        </w:drawing>
+      </w:r>
+    </w:p>
+    <w:tbl>
+      <w:tblPr>
+        <w:tblStyle w:val="TableGrid"/>
+        <w:tblW w:w="10612" w:type="dxa"/>
+        <w:tblBorders>
+          <w:top w:val="single" w:sz="6" w:space="0" w:color="0C3512" w:themeColor="accent3" w:themeShade="80"/>
+          <w:left w:val="single" w:sz="6" w:space="0" w:color="0C3512" w:themeColor="accent3" w:themeShade="80"/>
+          <w:bottom w:val="single" w:sz="6" w:space="0" w:color="0C3512" w:themeColor="accent3" w:themeShade="80"/>
+          <w:right w:val="single" w:sz="6" w:space="0" w:color="0C3512" w:themeColor="accent3" w:themeShade="80"/>
+          <w:insideH w:val="single" w:sz="6" w:space="0" w:color="0C3512" w:themeColor="accent3" w:themeShade="80"/>
+          <w:insideV w:val="single" w:sz="6" w:space="0" w:color="0C3512" w:themeColor="accent3" w:themeShade="80"/>
+        </w:tblBorders>
+        <w:tblLook w:val="04A0" w:firstRow="1" w:lastRow="0" w:firstColumn="1" w:lastColumn="0" w:noHBand="0" w:noVBand="1"/>
+      </w:tblPr>
+      <w:tblGrid>
+        <w:gridCol w:w="10612"/>
+      </w:tblGrid>
+      <w:tr>
+        <w:trPr>
+          <w:trHeight w:val="352"/>
+        </w:trPr>
+        <w:tc>
+          <w:tcPr>
+            <w:tcW w:w="10612" w:type="dxa"/>
+            <w:tcBorders>
+              <w:top w:val="single" w:sz="4" w:space="0" w:color="9CA6D2"/>
+              <w:left w:val="single" w:sz="4" w:space="0" w:color="9CA6D2"/>
+              <w:bottom w:val="single" w:sz="4" w:space="0" w:color="9CA6D2"/>
+              <w:right w:val="single" w:sz="4" w:space="0" w:color="9CA6D2"/>
+            </w:tcBorders>
+            <w:shd w:val="clear" w:color="auto" w:fill="DFEFFD"/>
+          </w:tcPr>
+          <w:p>
+            <w:r>
+              <w:rPr>
+                <w:b/>
+                <w:bCs/>
+                <w:sz w:val="20"/>
+                <w:szCs w:val="20"/>
+              </w:rPr>
+              <w:t>Info:</w:t>
+            </w:r>
+            <w:r>
+              <w:rPr>
+                <w:sz w:val="20"/>
+                <w:szCs w:val="20"/>
+              </w:rPr>
+              <w:t xml:space="preserve"> </w:t>
+            </w:r>
+            <w:r>
+              <w:rPr>
+                <w:sz w:val="20"/>
+                <w:szCs w:val="20"/>
+              </w:rPr>
+              <w:t>A minimum of 3 characters is required to perform a search.</w:t>
+            </w:r>
+          </w:p>
+        </w:tc>
+      </w:tr>
+    </w:tbl>
+    <w:p/>
+    <w:p/>
+    <w:p>
+      <w:pPr>
+        <w:pStyle w:val="Heading3"/>
+      </w:pPr>
+      <w:bookmarkStart w:id="46" w:name="_Toc228128998"/>
+      <w:r>
+        <w:t>Export</w:t>
+      </w:r>
+      <w:bookmarkEnd w:id="46"/>
+    </w:p>
+    <w:p>
+      <w:proofErr w:type="gramStart"/>
+      <w:r>
+        <w:t xml:space="preserve">The </w:t>
+      </w:r>
+      <w:r>
+        <w:rPr>
+          <w:b/>
+          <w:bCs/>
+        </w:rPr>
+        <w:t>Export</w:t>
+      </w:r>
+      <w:proofErr w:type="gramEnd"/>
+      <w:r>
+        <w:t xml:space="preserve"> functionality allows users to download the data displayed in a table as an Excel file. This feature is useful for offline analysis, reporting, or data sharing.</w:t>
+      </w:r>
+    </w:p>
+    <w:p>
+      <w:pPr>
+        <w:pStyle w:val="Heading4"/>
+      </w:pPr>
+      <w:r>
+        <w:t>How it works</w:t>
+      </w:r>
+    </w:p>
+    <w:p>
+      <w:r>
+        <w:t xml:space="preserve">By clicking the </w:t>
+      </w:r>
+      <w:r>
+        <w:rPr>
+          <w:rStyle w:val="Strong"/>
+        </w:rPr>
+        <w:t>Export</w:t>
+      </w:r>
+      <w:r>
+        <w:t xml:space="preserve"> button, the system generates and downloads an Excel file containing the records and columns currently available </w:t>
+      </w:r>
+      <w:proofErr w:type="gramStart"/>
+      <w:r>
+        <w:t>in</w:t>
+      </w:r>
+      <w:proofErr w:type="gramEnd"/>
+      <w:r>
+        <w:t xml:space="preserve"> the table.</w:t>
+      </w:r>
+    </w:p>
+    <w:tbl>
+      <w:tblPr>
+        <w:tblStyle w:val="TableGrid"/>
+        <w:tblW w:w="10612" w:type="dxa"/>
+        <w:tblBorders>
+          <w:top w:val="single" w:sz="6" w:space="0" w:color="0C3512" w:themeColor="accent3" w:themeShade="80"/>
+          <w:left w:val="single" w:sz="6" w:space="0" w:color="0C3512" w:themeColor="accent3" w:themeShade="80"/>
+          <w:bottom w:val="single" w:sz="6" w:space="0" w:color="0C3512" w:themeColor="accent3" w:themeShade="80"/>
+          <w:right w:val="single" w:sz="6" w:space="0" w:color="0C3512" w:themeColor="accent3" w:themeShade="80"/>
+          <w:insideH w:val="single" w:sz="6" w:space="0" w:color="0C3512" w:themeColor="accent3" w:themeShade="80"/>
+          <w:insideV w:val="single" w:sz="6" w:space="0" w:color="0C3512" w:themeColor="accent3" w:themeShade="80"/>
+        </w:tblBorders>
+        <w:tblLook w:val="04A0" w:firstRow="1" w:lastRow="0" w:firstColumn="1" w:lastColumn="0" w:noHBand="0" w:noVBand="1"/>
+      </w:tblPr>
+      <w:tblGrid>
+        <w:gridCol w:w="10612"/>
+      </w:tblGrid>
+      <w:tr>
+        <w:trPr>
+          <w:trHeight w:val="352"/>
+        </w:trPr>
+        <w:tc>
+          <w:tcPr>
+            <w:tcW w:w="10612" w:type="dxa"/>
+            <w:tcBorders>
+              <w:top w:val="single" w:sz="4" w:space="0" w:color="9CA6D2"/>
+              <w:left w:val="single" w:sz="4" w:space="0" w:color="9CA6D2"/>
+              <w:bottom w:val="single" w:sz="4" w:space="0" w:color="9CA6D2"/>
+              <w:right w:val="single" w:sz="4" w:space="0" w:color="9CA6D2"/>
+            </w:tcBorders>
+            <w:shd w:val="clear" w:color="auto" w:fill="DFEFFD"/>
+          </w:tcPr>
+          <w:p>
+            <w:r>
+              <w:rPr>
+                <w:b/>
+                <w:bCs/>
+                <w:sz w:val="20"/>
+                <w:szCs w:val="20"/>
+              </w:rPr>
+              <w:t>Info:</w:t>
+            </w:r>
+            <w:r>
+              <w:rPr>
+                <w:sz w:val="20"/>
+                <w:szCs w:val="20"/>
+              </w:rPr>
+              <w:t xml:space="preserve"> </w:t>
+            </w:r>
+            <w:r>
+              <w:rPr>
+                <w:sz w:val="20"/>
+                <w:szCs w:val="20"/>
+              </w:rPr>
+              <w:t xml:space="preserve">The </w:t>
+            </w:r>
+            <w:r>
+              <w:rPr>
+                <w:sz w:val="20"/>
+                <w:szCs w:val="20"/>
+              </w:rPr>
+              <w:t>exports are</w:t>
+            </w:r>
+            <w:r>
+              <w:rPr>
+                <w:sz w:val="20"/>
+                <w:szCs w:val="20"/>
+              </w:rPr>
+              <w:t xml:space="preserve"> limited to a maximum of 5,000 records per file.</w:t>
+            </w:r>
+          </w:p>
+        </w:tc>
+      </w:tr>
+    </w:tbl>
+    <w:p/>
+    <w:p/>
+    <w:p>
+      <w:pPr>
+        <w:pStyle w:val="Heading3"/>
+      </w:pPr>
+      <w:bookmarkStart w:id="47" w:name="_Toc228128999"/>
+      <w:r>
+        <w:t>Show/Hide Columns</w:t>
+      </w:r>
+      <w:bookmarkEnd w:id="47"/>
+    </w:p>
+    <w:p>
+      <w:r>
+        <w:t xml:space="preserve">The </w:t>
+      </w:r>
+      <w:r>
+        <w:rPr>
+          <w:b/>
+          <w:bCs/>
+        </w:rPr>
+        <w:t>Show/Hide Columns</w:t>
+      </w:r>
+      <w:r>
+        <w:t xml:space="preserve"> functionality allows users to customize the visibility of table columns within each module. Users can choose which columns to display based on their preferences or specific data needs.</w:t>
+      </w:r>
+    </w:p>
+    <w:p>
+      <w:pPr>
+        <w:pStyle w:val="Heading4"/>
+      </w:pPr>
+      <w:r>
+        <w:t>How it works</w:t>
+      </w:r>
+    </w:p>
+    <w:p>
+      <w:r>
+        <w:t>By clicking the Show/Hide Columns option, a panel is displayed listing all available columns for the current module. Users can:</w:t>
+      </w:r>
+    </w:p>
+    <w:p>
+      <w:pPr>
+        <w:pStyle w:val="ListParagraph"/>
+        <w:numPr>
+          <w:ilvl w:val="0"/>
+          <w:numId w:val="11"/>
+        </w:numPr>
+      </w:pPr>
+      <w:r>
+        <w:t>Select (check) a column to make it visible</w:t>
+      </w:r>
+    </w:p>
+    <w:p>
+      <w:pPr>
+        <w:pStyle w:val="ListParagraph"/>
+        <w:numPr>
+          <w:ilvl w:val="0"/>
+          <w:numId w:val="11"/>
+        </w:numPr>
+      </w:pPr>
+      <w:r>
+        <w:t>Deselect (uncheck) a column to hide it</w:t>
+      </w:r>
+    </w:p>
+    <w:p>
+      <w:pPr>
+        <w:pStyle w:val="ListParagraph"/>
+        <w:numPr>
+          <w:ilvl w:val="0"/>
+          <w:numId w:val="11"/>
+        </w:numPr>
+      </w:pPr>
+      <w:r>
+        <w:t>Reorder columns by dragging them into the desired position</w:t>
+      </w:r>
+    </w:p>
+    <w:tbl>
+      <w:tblPr>
+        <w:tblStyle w:val="TableGrid"/>
+        <w:tblW w:w="10612" w:type="dxa"/>
+        <w:tblBorders>
+          <w:top w:val="single" w:sz="6" w:space="0" w:color="0C3512" w:themeColor="accent3" w:themeShade="80"/>
+          <w:left w:val="single" w:sz="6" w:space="0" w:color="0C3512" w:themeColor="accent3" w:themeShade="80"/>
+          <w:bottom w:val="single" w:sz="6" w:space="0" w:color="0C3512" w:themeColor="accent3" w:themeShade="80"/>
+          <w:right w:val="single" w:sz="6" w:space="0" w:color="0C3512" w:themeColor="accent3" w:themeShade="80"/>
+          <w:insideH w:val="single" w:sz="6" w:space="0" w:color="0C3512" w:themeColor="accent3" w:themeShade="80"/>
+          <w:insideV w:val="single" w:sz="6" w:space="0" w:color="0C3512" w:themeColor="accent3" w:themeShade="80"/>
+        </w:tblBorders>
+        <w:tblLook w:val="04A0" w:firstRow="1" w:lastRow="0" w:firstColumn="1" w:lastColumn="0" w:noHBand="0" w:noVBand="1"/>
+      </w:tblPr>
+      <w:tblGrid>
+        <w:gridCol w:w="10612"/>
+      </w:tblGrid>
+      <w:tr>
+        <w:trPr>
+          <w:trHeight w:val="352"/>
+        </w:trPr>
+        <w:tc>
+          <w:tcPr>
+            <w:tcW w:w="10612" w:type="dxa"/>
+            <w:tcBorders>
+              <w:top w:val="single" w:sz="4" w:space="0" w:color="9CA6D2"/>
+              <w:left w:val="single" w:sz="4" w:space="0" w:color="9CA6D2"/>
+              <w:bottom w:val="single" w:sz="4" w:space="0" w:color="9CA6D2"/>
+              <w:right w:val="single" w:sz="4" w:space="0" w:color="9CA6D2"/>
+            </w:tcBorders>
+            <w:shd w:val="clear" w:color="auto" w:fill="DFEFFD"/>
+          </w:tcPr>
+          <w:p>
+            <w:r>
+              <w:rPr>
+                <w:b/>
+                <w:bCs/>
+                <w:sz w:val="20"/>
+                <w:szCs w:val="20"/>
+              </w:rPr>
+              <w:t>Info:</w:t>
+            </w:r>
+            <w:r>
+              <w:rPr>
+                <w:sz w:val="20"/>
+                <w:szCs w:val="20"/>
+              </w:rPr>
+              <w:t xml:space="preserve"> </w:t>
+            </w:r>
+            <w:r>
+              <w:rPr>
+                <w:sz w:val="20"/>
+                <w:szCs w:val="20"/>
+              </w:rPr>
+              <w:t>The available columns may vary depending on the module, as each table contains different data fields.</w:t>
+            </w:r>
+          </w:p>
+        </w:tc>
+      </w:tr>
+    </w:tbl>
+    <w:p/>
+    <w:p>
+      <w:pPr>
         <w:tabs>
           <w:tab w:val="left" w:pos="5991"/>
         </w:tabs>
@@ -14531,104 +18801,6 @@
           <w:tab w:val="left" w:pos="5991"/>
         </w:tabs>
       </w:pPr>
-    </w:p>
-    <w:p>
-      <w:pPr>
-        <w:tabs>
-          <w:tab w:val="left" w:pos="5991"/>
-        </w:tabs>
-      </w:pPr>
-    </w:p>
-    <w:p>
-      <w:pPr>
-        <w:tabs>
-          <w:tab w:val="left" w:pos="5991"/>
-        </w:tabs>
-      </w:pPr>
-    </w:p>
-    <w:p>
-      <w:pPr>
-        <w:tabs>
-          <w:tab w:val="left" w:pos="5991"/>
-        </w:tabs>
-      </w:pPr>
-    </w:p>
-    <w:p>
-      <w:pPr>
-        <w:tabs>
-          <w:tab w:val="left" w:pos="5991"/>
-        </w:tabs>
-      </w:pPr>
-    </w:p>
-    <w:p>
-      <w:pPr>
-        <w:tabs>
-          <w:tab w:val="left" w:pos="5991"/>
-        </w:tabs>
-      </w:pPr>
-    </w:p>
-    <w:p>
-      <w:pPr>
-        <w:tabs>
-          <w:tab w:val="left" w:pos="5991"/>
-        </w:tabs>
-      </w:pPr>
-    </w:p>
-    <w:p>
-      <w:pPr>
-        <w:tabs>
-          <w:tab w:val="left" w:pos="5991"/>
-        </w:tabs>
-      </w:pPr>
-    </w:p>
-    <w:p>
-      <w:pPr>
-        <w:tabs>
-          <w:tab w:val="left" w:pos="5991"/>
-        </w:tabs>
-      </w:pPr>
-    </w:p>
-    <w:p>
-      <w:pPr>
-        <w:tabs>
-          <w:tab w:val="left" w:pos="5991"/>
-        </w:tabs>
-      </w:pPr>
-    </w:p>
-    <w:p>
-      <w:pPr>
-        <w:tabs>
-          <w:tab w:val="left" w:pos="5991"/>
-        </w:tabs>
-      </w:pPr>
-    </w:p>
-    <w:p>
-      <w:pPr>
-        <w:tabs>
-          <w:tab w:val="left" w:pos="5991"/>
-        </w:tabs>
-      </w:pPr>
-    </w:p>
-    <w:p>
-      <w:pPr>
-        <w:tabs>
-          <w:tab w:val="left" w:pos="5991"/>
-        </w:tabs>
-      </w:pPr>
-    </w:p>
-    <w:p>
-      <w:pPr>
-        <w:tabs>
-          <w:tab w:val="left" w:pos="5991"/>
-        </w:tabs>
-      </w:pPr>
-    </w:p>
-    <w:p>
-      <w:pPr>
-        <w:tabs>
-          <w:tab w:val="left" w:pos="5991"/>
-        </w:tabs>
-      </w:pPr>
       <w:r>
         <w:tab/>
       </w:r>
@@ -14637,11 +18809,12 @@
       <w:pPr>
         <w:pStyle w:val="Heading2"/>
       </w:pPr>
-      <w:bookmarkStart w:id="47" w:name="_Toc227502425"/>
-      <w:r>
+      <w:bookmarkStart w:id="48" w:name="_Toc228129000"/>
+      <w:r>
+        <w:lastRenderedPageBreak/>
         <w:t>User Roles</w:t>
       </w:r>
-      <w:bookmarkEnd w:id="47"/>
+      <w:bookmarkEnd w:id="48"/>
     </w:p>
     <w:p>
       <w:r>
@@ -14839,10 +19012,10 @@
                           <pic:cNvPicPr/>
                         </pic:nvPicPr>
                         <pic:blipFill>
-                          <a:blip r:embed="rId63">
+                          <a:blip r:embed="rId68">
                             <a:extLst>
                               <a:ext uri="{96DAC541-7B7A-43D3-8B79-37D633B846F1}">
-                                <asvg:svgBlip xmlns:asvg="http://schemas.microsoft.com/office/drawing/2016/SVG/main" r:embed="rId64"/>
+                                <asvg:svgBlip xmlns:asvg="http://schemas.microsoft.com/office/drawing/2016/SVG/main" r:embed="rId69"/>
                               </a:ext>
                             </a:extLst>
                           </a:blip>
@@ -14915,10 +19088,10 @@
                           <pic:cNvPicPr/>
                         </pic:nvPicPr>
                         <pic:blipFill>
-                          <a:blip r:embed="rId63">
+                          <a:blip r:embed="rId68">
                             <a:extLst>
                               <a:ext uri="{96DAC541-7B7A-43D3-8B79-37D633B846F1}">
-                                <asvg:svgBlip xmlns:asvg="http://schemas.microsoft.com/office/drawing/2016/SVG/main" r:embed="rId64"/>
+                                <asvg:svgBlip xmlns:asvg="http://schemas.microsoft.com/office/drawing/2016/SVG/main" r:embed="rId69"/>
                               </a:ext>
                             </a:extLst>
                           </a:blip>
@@ -15016,10 +19189,10 @@
                           <pic:cNvPicPr/>
                         </pic:nvPicPr>
                         <pic:blipFill>
-                          <a:blip r:embed="rId63">
+                          <a:blip r:embed="rId68">
                             <a:extLst>
                               <a:ext uri="{96DAC541-7B7A-43D3-8B79-37D633B846F1}">
-                                <asvg:svgBlip xmlns:asvg="http://schemas.microsoft.com/office/drawing/2016/SVG/main" r:embed="rId64"/>
+                                <asvg:svgBlip xmlns:asvg="http://schemas.microsoft.com/office/drawing/2016/SVG/main" r:embed="rId69"/>
                               </a:ext>
                             </a:extLst>
                           </a:blip>
@@ -15078,10 +19251,10 @@
                           <pic:cNvPicPr/>
                         </pic:nvPicPr>
                         <pic:blipFill>
-                          <a:blip r:embed="rId63">
+                          <a:blip r:embed="rId68">
                             <a:extLst>
                               <a:ext uri="{96DAC541-7B7A-43D3-8B79-37D633B846F1}">
-                                <asvg:svgBlip xmlns:asvg="http://schemas.microsoft.com/office/drawing/2016/SVG/main" r:embed="rId64"/>
+                                <asvg:svgBlip xmlns:asvg="http://schemas.microsoft.com/office/drawing/2016/SVG/main" r:embed="rId69"/>
                               </a:ext>
                             </a:extLst>
                           </a:blip>
@@ -15190,10 +19363,10 @@
                           <pic:cNvPicPr/>
                         </pic:nvPicPr>
                         <pic:blipFill>
-                          <a:blip r:embed="rId63">
+                          <a:blip r:embed="rId68">
                             <a:extLst>
                               <a:ext uri="{96DAC541-7B7A-43D3-8B79-37D633B846F1}">
-                                <asvg:svgBlip xmlns:asvg="http://schemas.microsoft.com/office/drawing/2016/SVG/main" r:embed="rId64"/>
+                                <asvg:svgBlip xmlns:asvg="http://schemas.microsoft.com/office/drawing/2016/SVG/main" r:embed="rId69"/>
                               </a:ext>
                             </a:extLst>
                           </a:blip>
@@ -15305,7 +19478,7 @@
       <w:pPr>
         <w:pStyle w:val="Heading1"/>
         <w:sectPr>
-          <w:headerReference w:type="default" r:id="rId65"/>
+          <w:headerReference w:type="default" r:id="rId70"/>
           <w:pgSz w:w="12240" w:h="15840"/>
           <w:pgMar w:top="1411" w:right="850" w:bottom="1411" w:left="850" w:header="720" w:footer="720" w:gutter="0"/>
           <w:pgNumType w:chapSep="period"/>
@@ -15318,12 +19491,12 @@
       <w:pPr>
         <w:pStyle w:val="Heading1"/>
       </w:pPr>
-      <w:bookmarkStart w:id="48" w:name="_Toc227502426"/>
+      <w:bookmarkStart w:id="49" w:name="_Toc228129001"/>
       <w:r>
         <w:lastRenderedPageBreak/>
         <w:t>WORKING PROCEDURES</w:t>
       </w:r>
-      <w:bookmarkEnd w:id="48"/>
+      <w:bookmarkEnd w:id="49"/>
     </w:p>
     <w:p>
       <w:r>
@@ -15334,11 +19507,11 @@
       <w:pPr>
         <w:pStyle w:val="Heading2"/>
       </w:pPr>
-      <w:bookmarkStart w:id="49" w:name="_Toc227502427"/>
+      <w:bookmarkStart w:id="50" w:name="_Toc228129002"/>
       <w:r>
         <w:t>Working Procedure 1</w:t>
       </w:r>
-      <w:bookmarkEnd w:id="49"/>
+      <w:bookmarkEnd w:id="50"/>
     </w:p>
     <w:p>
       <w:r>
@@ -15363,11 +19536,11 @@
       <w:pPr>
         <w:pStyle w:val="Heading2"/>
       </w:pPr>
-      <w:bookmarkStart w:id="50" w:name="_Toc227502428"/>
+      <w:bookmarkStart w:id="51" w:name="_Toc228129003"/>
       <w:r>
         <w:t>Working Procedure 2</w:t>
       </w:r>
-      <w:bookmarkEnd w:id="50"/>
+      <w:bookmarkEnd w:id="51"/>
     </w:p>
     <w:p>
       <w:r>
@@ -15392,14 +19565,14 @@
       <w:pPr>
         <w:pStyle w:val="Heading2"/>
       </w:pPr>
-      <w:bookmarkStart w:id="51" w:name="_Toc227502429"/>
+      <w:bookmarkStart w:id="52" w:name="_Toc228129004"/>
       <w:r>
         <w:t xml:space="preserve">Working Procedure </w:t>
       </w:r>
       <w:r>
         <w:t>3</w:t>
       </w:r>
-      <w:bookmarkEnd w:id="51"/>
+      <w:bookmarkEnd w:id="52"/>
     </w:p>
     <w:p>
       <w:r>
@@ -15451,7 +19624,7 @@
         <w:pStyle w:val="Heading1"/>
         <w:spacing w:after="360"/>
         <w:sectPr>
-          <w:headerReference w:type="default" r:id="rId66"/>
+          <w:headerReference w:type="default" r:id="rId71"/>
           <w:pgSz w:w="12240" w:h="15840"/>
           <w:pgMar w:top="1411" w:right="850" w:bottom="1411" w:left="850" w:header="720" w:footer="720" w:gutter="0"/>
           <w:pgNumType w:chapSep="period"/>
@@ -15465,12 +19638,12 @@
         <w:pStyle w:val="Heading1"/>
         <w:spacing w:after="360"/>
       </w:pPr>
-      <w:bookmarkStart w:id="52" w:name="_Toc227502430"/>
+      <w:bookmarkStart w:id="53" w:name="_Toc228129005"/>
       <w:r>
         <w:lastRenderedPageBreak/>
         <w:t>APPROVAL SIGNATURES</w:t>
       </w:r>
-      <w:bookmarkEnd w:id="52"/>
+      <w:bookmarkEnd w:id="53"/>
     </w:p>
     <w:p>
       <w:pPr>
@@ -15481,7 +19654,15 @@
         </w:rPr>
       </w:pPr>
       <w:r>
-        <w:t>Digital signature blocks below are formatted for DocuSign / Adobe Sign.</w:t>
+        <w:t xml:space="preserve">Digital signature blocks below are formatted for </w:t>
+      </w:r>
+      <w:proofErr w:type="spellStart"/>
+      <w:r>
+        <w:t>DocuSign</w:t>
+      </w:r>
+      <w:proofErr w:type="spellEnd"/>
+      <w:r>
+        <w:t xml:space="preserve"> / Adobe Sign.</w:t>
       </w:r>
     </w:p>
     <w:tbl>
@@ -15499,15 +19680,15 @@
         <w:tblLook w:val="04A0" w:firstRow="1" w:lastRow="0" w:firstColumn="1" w:lastColumn="0" w:noHBand="0" w:noVBand="1"/>
       </w:tblPr>
       <w:tblGrid>
-        <w:gridCol w:w="1765"/>
-        <w:gridCol w:w="2460"/>
-        <w:gridCol w:w="4410"/>
-        <w:gridCol w:w="1980"/>
+        <w:gridCol w:w="1615"/>
+        <w:gridCol w:w="2160"/>
+        <w:gridCol w:w="5040"/>
+        <w:gridCol w:w="1800"/>
       </w:tblGrid>
       <w:tr>
         <w:tc>
           <w:tcPr>
-            <w:tcW w:w="1765" w:type="dxa"/>
+            <w:tcW w:w="1615" w:type="dxa"/>
             <w:shd w:val="clear" w:color="auto" w:fill="4F7ABA"/>
           </w:tcPr>
           <w:p>
@@ -15534,7 +19715,7 @@
         </w:tc>
         <w:tc>
           <w:tcPr>
-            <w:tcW w:w="2460" w:type="dxa"/>
+            <w:tcW w:w="2160" w:type="dxa"/>
             <w:shd w:val="clear" w:color="auto" w:fill="4F7ABA"/>
           </w:tcPr>
           <w:p>
@@ -15561,7 +19742,7 @@
         </w:tc>
         <w:tc>
           <w:tcPr>
-            <w:tcW w:w="4410" w:type="dxa"/>
+            <w:tcW w:w="5040" w:type="dxa"/>
             <w:shd w:val="clear" w:color="auto" w:fill="4F7ABA"/>
           </w:tcPr>
           <w:p>
@@ -15588,7 +19769,7 @@
         </w:tc>
         <w:tc>
           <w:tcPr>
-            <w:tcW w:w="1980" w:type="dxa"/>
+            <w:tcW w:w="1800" w:type="dxa"/>
             <w:shd w:val="clear" w:color="auto" w:fill="4F7ABA"/>
           </w:tcPr>
           <w:p>
@@ -15620,82 +19801,82 @@
         </w:trPr>
         <w:tc>
           <w:tcPr>
-            <w:tcW w:w="1765" w:type="dxa"/>
-          </w:tcPr>
-          <w:p>
-            <w:pPr>
-              <w:rPr>
-                <w:sz w:val="20"/>
-                <w:szCs w:val="20"/>
-              </w:rPr>
-            </w:pPr>
-            <w:r>
-              <w:rPr>
-                <w:sz w:val="20"/>
-                <w:szCs w:val="20"/>
-              </w:rPr>
-              <w:t>Approval’s name</w:t>
-            </w:r>
-          </w:p>
-        </w:tc>
-        <w:tc>
-          <w:tcPr>
-            <w:tcW w:w="2460" w:type="dxa"/>
-          </w:tcPr>
-          <w:p>
-            <w:pPr>
-              <w:rPr>
-                <w:sz w:val="20"/>
-                <w:szCs w:val="20"/>
-              </w:rPr>
-            </w:pPr>
-            <w:r>
-              <w:rPr>
-                <w:sz w:val="20"/>
-                <w:szCs w:val="20"/>
-              </w:rPr>
-              <w:t>Approval’s role</w:t>
-            </w:r>
-          </w:p>
-        </w:tc>
-        <w:tc>
-          <w:tcPr>
-            <w:tcW w:w="4410" w:type="dxa"/>
-          </w:tcPr>
-          <w:p>
-            <w:pPr>
-              <w:rPr>
-                <w:sz w:val="20"/>
-                <w:szCs w:val="20"/>
-              </w:rPr>
-            </w:pPr>
-          </w:p>
-          <w:p>
-            <w:pPr>
-              <w:rPr>
-                <w:sz w:val="20"/>
-                <w:szCs w:val="20"/>
-              </w:rPr>
-            </w:pPr>
-          </w:p>
-        </w:tc>
-        <w:tc>
-          <w:tcPr>
-            <w:tcW w:w="1980" w:type="dxa"/>
-          </w:tcPr>
-          <w:p>
-            <w:pPr>
-              <w:rPr>
-                <w:sz w:val="20"/>
-                <w:szCs w:val="20"/>
-              </w:rPr>
-            </w:pPr>
-            <w:r>
-              <w:rPr>
-                <w:sz w:val="20"/>
-                <w:szCs w:val="20"/>
-              </w:rPr>
-              <w:t>20/04/2026</w:t>
+            <w:tcW w:w="1615" w:type="dxa"/>
+          </w:tcPr>
+          <w:p>
+            <w:pPr>
+              <w:rPr>
+                <w:sz w:val="20"/>
+                <w:szCs w:val="20"/>
+              </w:rPr>
+            </w:pPr>
+            <w:r>
+              <w:rPr>
+                <w:sz w:val="20"/>
+                <w:szCs w:val="20"/>
+              </w:rPr>
+              <w:t>Anthony Bures</w:t>
+            </w:r>
+          </w:p>
+        </w:tc>
+        <w:tc>
+          <w:tcPr>
+            <w:tcW w:w="2160" w:type="dxa"/>
+          </w:tcPr>
+          <w:p>
+            <w:pPr>
+              <w:rPr>
+                <w:sz w:val="20"/>
+                <w:szCs w:val="20"/>
+              </w:rPr>
+            </w:pPr>
+            <w:r>
+              <w:rPr>
+                <w:sz w:val="20"/>
+                <w:szCs w:val="20"/>
+              </w:rPr>
+              <w:t>Digital Development Manager</w:t>
+            </w:r>
+          </w:p>
+        </w:tc>
+        <w:tc>
+          <w:tcPr>
+            <w:tcW w:w="5040" w:type="dxa"/>
+          </w:tcPr>
+          <w:p>
+            <w:pPr>
+              <w:rPr>
+                <w:sz w:val="20"/>
+                <w:szCs w:val="20"/>
+              </w:rPr>
+            </w:pPr>
+          </w:p>
+          <w:p>
+            <w:pPr>
+              <w:rPr>
+                <w:sz w:val="20"/>
+                <w:szCs w:val="20"/>
+              </w:rPr>
+            </w:pPr>
+          </w:p>
+        </w:tc>
+        <w:tc>
+          <w:tcPr>
+            <w:tcW w:w="1800" w:type="dxa"/>
+          </w:tcPr>
+          <w:p>
+            <w:pPr>
+              <w:rPr>
+                <w:sz w:val="20"/>
+                <w:szCs w:val="20"/>
+              </w:rPr>
+            </w:pPr>
+            <w:r>
+              <w:rPr>
+                <w:sz w:val="20"/>
+                <w:szCs w:val="20"/>
+              </w:rPr>
+              <w:t>30/04/2026</w:t>
             </w:r>
           </w:p>
         </w:tc>
@@ -15706,54 +19887,54 @@
         </w:trPr>
         <w:tc>
           <w:tcPr>
-            <w:tcW w:w="1765" w:type="dxa"/>
-          </w:tcPr>
-          <w:p>
-            <w:pPr>
-              <w:rPr>
-                <w:sz w:val="20"/>
-                <w:szCs w:val="20"/>
-              </w:rPr>
-            </w:pPr>
-          </w:p>
-        </w:tc>
-        <w:tc>
-          <w:tcPr>
-            <w:tcW w:w="2460" w:type="dxa"/>
-          </w:tcPr>
-          <w:p>
-            <w:pPr>
-              <w:rPr>
-                <w:sz w:val="20"/>
-                <w:szCs w:val="20"/>
-              </w:rPr>
-            </w:pPr>
-          </w:p>
-        </w:tc>
-        <w:tc>
-          <w:tcPr>
-            <w:tcW w:w="4410" w:type="dxa"/>
-          </w:tcPr>
-          <w:p>
-            <w:pPr>
-              <w:rPr>
-                <w:sz w:val="20"/>
-                <w:szCs w:val="20"/>
-              </w:rPr>
-            </w:pPr>
-          </w:p>
-          <w:p>
-            <w:pPr>
-              <w:rPr>
-                <w:sz w:val="20"/>
-                <w:szCs w:val="20"/>
-              </w:rPr>
-            </w:pPr>
-          </w:p>
-        </w:tc>
-        <w:tc>
-          <w:tcPr>
-            <w:tcW w:w="1980" w:type="dxa"/>
+            <w:tcW w:w="1615" w:type="dxa"/>
+          </w:tcPr>
+          <w:p>
+            <w:pPr>
+              <w:rPr>
+                <w:sz w:val="20"/>
+                <w:szCs w:val="20"/>
+              </w:rPr>
+            </w:pPr>
+          </w:p>
+        </w:tc>
+        <w:tc>
+          <w:tcPr>
+            <w:tcW w:w="2160" w:type="dxa"/>
+          </w:tcPr>
+          <w:p>
+            <w:pPr>
+              <w:rPr>
+                <w:sz w:val="20"/>
+                <w:szCs w:val="20"/>
+              </w:rPr>
+            </w:pPr>
+          </w:p>
+        </w:tc>
+        <w:tc>
+          <w:tcPr>
+            <w:tcW w:w="5040" w:type="dxa"/>
+          </w:tcPr>
+          <w:p>
+            <w:pPr>
+              <w:rPr>
+                <w:sz w:val="20"/>
+                <w:szCs w:val="20"/>
+              </w:rPr>
+            </w:pPr>
+          </w:p>
+          <w:p>
+            <w:pPr>
+              <w:rPr>
+                <w:sz w:val="20"/>
+                <w:szCs w:val="20"/>
+              </w:rPr>
+            </w:pPr>
+          </w:p>
+        </w:tc>
+        <w:tc>
+          <w:tcPr>
+            <w:tcW w:w="1800" w:type="dxa"/>
           </w:tcPr>
           <w:p>
             <w:pPr>
@@ -15768,54 +19949,54 @@
       <w:tr>
         <w:tc>
           <w:tcPr>
-            <w:tcW w:w="1765" w:type="dxa"/>
-          </w:tcPr>
-          <w:p>
-            <w:pPr>
-              <w:rPr>
-                <w:sz w:val="20"/>
-                <w:szCs w:val="20"/>
-              </w:rPr>
-            </w:pPr>
-          </w:p>
-        </w:tc>
-        <w:tc>
-          <w:tcPr>
-            <w:tcW w:w="2460" w:type="dxa"/>
-          </w:tcPr>
-          <w:p>
-            <w:pPr>
-              <w:rPr>
-                <w:sz w:val="20"/>
-                <w:szCs w:val="20"/>
-              </w:rPr>
-            </w:pPr>
-          </w:p>
-        </w:tc>
-        <w:tc>
-          <w:tcPr>
-            <w:tcW w:w="4410" w:type="dxa"/>
-          </w:tcPr>
-          <w:p>
-            <w:pPr>
-              <w:rPr>
-                <w:sz w:val="20"/>
-                <w:szCs w:val="20"/>
-              </w:rPr>
-            </w:pPr>
-          </w:p>
-          <w:p>
-            <w:pPr>
-              <w:rPr>
-                <w:sz w:val="20"/>
-                <w:szCs w:val="20"/>
-              </w:rPr>
-            </w:pPr>
-          </w:p>
-        </w:tc>
-        <w:tc>
-          <w:tcPr>
-            <w:tcW w:w="1980" w:type="dxa"/>
+            <w:tcW w:w="1615" w:type="dxa"/>
+          </w:tcPr>
+          <w:p>
+            <w:pPr>
+              <w:rPr>
+                <w:sz w:val="20"/>
+                <w:szCs w:val="20"/>
+              </w:rPr>
+            </w:pPr>
+          </w:p>
+        </w:tc>
+        <w:tc>
+          <w:tcPr>
+            <w:tcW w:w="2160" w:type="dxa"/>
+          </w:tcPr>
+          <w:p>
+            <w:pPr>
+              <w:rPr>
+                <w:sz w:val="20"/>
+                <w:szCs w:val="20"/>
+              </w:rPr>
+            </w:pPr>
+          </w:p>
+        </w:tc>
+        <w:tc>
+          <w:tcPr>
+            <w:tcW w:w="5040" w:type="dxa"/>
+          </w:tcPr>
+          <w:p>
+            <w:pPr>
+              <w:rPr>
+                <w:sz w:val="20"/>
+                <w:szCs w:val="20"/>
+              </w:rPr>
+            </w:pPr>
+          </w:p>
+          <w:p>
+            <w:pPr>
+              <w:rPr>
+                <w:sz w:val="20"/>
+                <w:szCs w:val="20"/>
+              </w:rPr>
+            </w:pPr>
+          </w:p>
+        </w:tc>
+        <w:tc>
+          <w:tcPr>
+            <w:tcW w:w="1800" w:type="dxa"/>
           </w:tcPr>
           <w:p>
             <w:pPr>
@@ -15936,7 +20117,7 @@
     </w:tbl>
     <w:p/>
     <w:sectPr>
-      <w:headerReference w:type="default" r:id="rId67"/>
+      <w:headerReference w:type="default" r:id="rId72"/>
       <w:pgSz w:w="12240" w:h="15840"/>
       <w:pgMar w:top="1411" w:right="850" w:bottom="1411" w:left="850" w:header="720" w:footer="720" w:gutter="0"/>
       <w:pgNumType w:chapSep="period"/>
@@ -16068,8 +20249,25 @@
         <w:sz w:val="12"/>
         <w:szCs w:val="12"/>
       </w:rPr>
-      <w:t xml:space="preserve">2025 </w:t>
+      <w:t>202</w:t>
     </w:r>
+    <w:r>
+      <w:rPr>
+        <w:bCs/>
+        <w:sz w:val="12"/>
+        <w:szCs w:val="12"/>
+      </w:rPr>
+      <w:t>6</w:t>
+    </w:r>
+    <w:r>
+      <w:rPr>
+        <w:bCs/>
+        <w:sz w:val="12"/>
+        <w:szCs w:val="12"/>
+      </w:rPr>
+      <w:t xml:space="preserve"> </w:t>
+    </w:r>
+    <w:proofErr w:type="spellStart"/>
     <w:r>
       <w:rPr>
         <w:sz w:val="12"/>
@@ -16077,6 +20275,7 @@
       </w:rPr>
       <w:t>ZTERS</w:t>
     </w:r>
+    <w:proofErr w:type="spellEnd"/>
     <w:r>
       <w:rPr>
         <w:sz w:val="12"/>
@@ -17436,6 +21635,119 @@
     </w:lvl>
   </w:abstractNum>
   <w:abstractNum w:abstractNumId="6" w15:restartNumberingAfterBreak="0">
+    <w:nsid w:val="5A4A1643"/>
+    <w:multiLevelType w:val="hybridMultilevel"/>
+    <w:tmpl w:val="77465220"/>
+    <w:lvl w:ilvl="0" w:tplc="04090001">
+      <w:start w:val="1"/>
+      <w:numFmt w:val="bullet"/>
+      <w:lvlText w:val=""/>
+      <w:lvlJc w:val="left"/>
+      <w:pPr>
+        <w:ind w:left="720" w:hanging="360"/>
+      </w:pPr>
+      <w:rPr>
+        <w:rFonts w:ascii="Symbol" w:hAnsi="Symbol" w:hint="default"/>
+      </w:rPr>
+    </w:lvl>
+    <w:lvl w:ilvl="1" w:tplc="04090003" w:tentative="1">
+      <w:start w:val="1"/>
+      <w:numFmt w:val="bullet"/>
+      <w:lvlText w:val="o"/>
+      <w:lvlJc w:val="left"/>
+      <w:pPr>
+        <w:ind w:left="1440" w:hanging="360"/>
+      </w:pPr>
+      <w:rPr>
+        <w:rFonts w:ascii="Courier New" w:hAnsi="Courier New" w:cs="Courier New" w:hint="default"/>
+      </w:rPr>
+    </w:lvl>
+    <w:lvl w:ilvl="2" w:tplc="04090005" w:tentative="1">
+      <w:start w:val="1"/>
+      <w:numFmt w:val="bullet"/>
+      <w:lvlText w:val=""/>
+      <w:lvlJc w:val="left"/>
+      <w:pPr>
+        <w:ind w:left="2160" w:hanging="360"/>
+      </w:pPr>
+      <w:rPr>
+        <w:rFonts w:ascii="Wingdings" w:hAnsi="Wingdings" w:hint="default"/>
+      </w:rPr>
+    </w:lvl>
+    <w:lvl w:ilvl="3" w:tplc="04090001" w:tentative="1">
+      <w:start w:val="1"/>
+      <w:numFmt w:val="bullet"/>
+      <w:lvlText w:val=""/>
+      <w:lvlJc w:val="left"/>
+      <w:pPr>
+        <w:ind w:left="2880" w:hanging="360"/>
+      </w:pPr>
+      <w:rPr>
+        <w:rFonts w:ascii="Symbol" w:hAnsi="Symbol" w:hint="default"/>
+      </w:rPr>
+    </w:lvl>
+    <w:lvl w:ilvl="4" w:tplc="04090003" w:tentative="1">
+      <w:start w:val="1"/>
+      <w:numFmt w:val="bullet"/>
+      <w:lvlText w:val="o"/>
+      <w:lvlJc w:val="left"/>
+      <w:pPr>
+        <w:ind w:left="3600" w:hanging="360"/>
+      </w:pPr>
+      <w:rPr>
+        <w:rFonts w:ascii="Courier New" w:hAnsi="Courier New" w:cs="Courier New" w:hint="default"/>
+      </w:rPr>
+    </w:lvl>
+    <w:lvl w:ilvl="5" w:tplc="04090005" w:tentative="1">
+      <w:start w:val="1"/>
+      <w:numFmt w:val="bullet"/>
+      <w:lvlText w:val=""/>
+      <w:lvlJc w:val="left"/>
+      <w:pPr>
+        <w:ind w:left="4320" w:hanging="360"/>
+      </w:pPr>
+      <w:rPr>
+        <w:rFonts w:ascii="Wingdings" w:hAnsi="Wingdings" w:hint="default"/>
+      </w:rPr>
+    </w:lvl>
+    <w:lvl w:ilvl="6" w:tplc="04090001" w:tentative="1">
+      <w:start w:val="1"/>
+      <w:numFmt w:val="bullet"/>
+      <w:lvlText w:val=""/>
+      <w:lvlJc w:val="left"/>
+      <w:pPr>
+        <w:ind w:left="5040" w:hanging="360"/>
+      </w:pPr>
+      <w:rPr>
+        <w:rFonts w:ascii="Symbol" w:hAnsi="Symbol" w:hint="default"/>
+      </w:rPr>
+    </w:lvl>
+    <w:lvl w:ilvl="7" w:tplc="04090003" w:tentative="1">
+      <w:start w:val="1"/>
+      <w:numFmt w:val="bullet"/>
+      <w:lvlText w:val="o"/>
+      <w:lvlJc w:val="left"/>
+      <w:pPr>
+        <w:ind w:left="5760" w:hanging="360"/>
+      </w:pPr>
+      <w:rPr>
+        <w:rFonts w:ascii="Courier New" w:hAnsi="Courier New" w:cs="Courier New" w:hint="default"/>
+      </w:rPr>
+    </w:lvl>
+    <w:lvl w:ilvl="8" w:tplc="04090005" w:tentative="1">
+      <w:start w:val="1"/>
+      <w:numFmt w:val="bullet"/>
+      <w:lvlText w:val=""/>
+      <w:lvlJc w:val="left"/>
+      <w:pPr>
+        <w:ind w:left="6480" w:hanging="360"/>
+      </w:pPr>
+      <w:rPr>
+        <w:rFonts w:ascii="Wingdings" w:hAnsi="Wingdings" w:hint="default"/>
+      </w:rPr>
+    </w:lvl>
+  </w:abstractNum>
+  <w:abstractNum w:abstractNumId="7" w15:restartNumberingAfterBreak="0">
     <w:nsid w:val="5B6F0B7E"/>
     <w:multiLevelType w:val="hybridMultilevel"/>
     <w:tmpl w:val="CBC27C16"/>
@@ -17525,7 +21837,7 @@
       </w:pPr>
     </w:lvl>
   </w:abstractNum>
-  <w:abstractNum w:abstractNumId="7" w15:restartNumberingAfterBreak="0">
+  <w:abstractNum w:abstractNumId="8" w15:restartNumberingAfterBreak="0">
     <w:nsid w:val="73CF2B7A"/>
     <w:multiLevelType w:val="hybridMultilevel"/>
     <w:tmpl w:val="2BB4E1DC"/>
@@ -17638,7 +21950,120 @@
       </w:rPr>
     </w:lvl>
   </w:abstractNum>
-  <w:abstractNum w:abstractNumId="8" w15:restartNumberingAfterBreak="0">
+  <w:abstractNum w:abstractNumId="9" w15:restartNumberingAfterBreak="0">
+    <w:nsid w:val="77B2311D"/>
+    <w:multiLevelType w:val="hybridMultilevel"/>
+    <w:tmpl w:val="A07C4444"/>
+    <w:lvl w:ilvl="0" w:tplc="04090001">
+      <w:start w:val="1"/>
+      <w:numFmt w:val="bullet"/>
+      <w:lvlText w:val=""/>
+      <w:lvlJc w:val="left"/>
+      <w:pPr>
+        <w:ind w:left="720" w:hanging="360"/>
+      </w:pPr>
+      <w:rPr>
+        <w:rFonts w:ascii="Symbol" w:hAnsi="Symbol" w:hint="default"/>
+      </w:rPr>
+    </w:lvl>
+    <w:lvl w:ilvl="1" w:tplc="04090003" w:tentative="1">
+      <w:start w:val="1"/>
+      <w:numFmt w:val="bullet"/>
+      <w:lvlText w:val="o"/>
+      <w:lvlJc w:val="left"/>
+      <w:pPr>
+        <w:ind w:left="1440" w:hanging="360"/>
+      </w:pPr>
+      <w:rPr>
+        <w:rFonts w:ascii="Courier New" w:hAnsi="Courier New" w:cs="Courier New" w:hint="default"/>
+      </w:rPr>
+    </w:lvl>
+    <w:lvl w:ilvl="2" w:tplc="04090005" w:tentative="1">
+      <w:start w:val="1"/>
+      <w:numFmt w:val="bullet"/>
+      <w:lvlText w:val=""/>
+      <w:lvlJc w:val="left"/>
+      <w:pPr>
+        <w:ind w:left="2160" w:hanging="360"/>
+      </w:pPr>
+      <w:rPr>
+        <w:rFonts w:ascii="Wingdings" w:hAnsi="Wingdings" w:hint="default"/>
+      </w:rPr>
+    </w:lvl>
+    <w:lvl w:ilvl="3" w:tplc="04090001" w:tentative="1">
+      <w:start w:val="1"/>
+      <w:numFmt w:val="bullet"/>
+      <w:lvlText w:val=""/>
+      <w:lvlJc w:val="left"/>
+      <w:pPr>
+        <w:ind w:left="2880" w:hanging="360"/>
+      </w:pPr>
+      <w:rPr>
+        <w:rFonts w:ascii="Symbol" w:hAnsi="Symbol" w:hint="default"/>
+      </w:rPr>
+    </w:lvl>
+    <w:lvl w:ilvl="4" w:tplc="04090003" w:tentative="1">
+      <w:start w:val="1"/>
+      <w:numFmt w:val="bullet"/>
+      <w:lvlText w:val="o"/>
+      <w:lvlJc w:val="left"/>
+      <w:pPr>
+        <w:ind w:left="3600" w:hanging="360"/>
+      </w:pPr>
+      <w:rPr>
+        <w:rFonts w:ascii="Courier New" w:hAnsi="Courier New" w:cs="Courier New" w:hint="default"/>
+      </w:rPr>
+    </w:lvl>
+    <w:lvl w:ilvl="5" w:tplc="04090005" w:tentative="1">
+      <w:start w:val="1"/>
+      <w:numFmt w:val="bullet"/>
+      <w:lvlText w:val=""/>
+      <w:lvlJc w:val="left"/>
+      <w:pPr>
+        <w:ind w:left="4320" w:hanging="360"/>
+      </w:pPr>
+      <w:rPr>
+        <w:rFonts w:ascii="Wingdings" w:hAnsi="Wingdings" w:hint="default"/>
+      </w:rPr>
+    </w:lvl>
+    <w:lvl w:ilvl="6" w:tplc="04090001" w:tentative="1">
+      <w:start w:val="1"/>
+      <w:numFmt w:val="bullet"/>
+      <w:lvlText w:val=""/>
+      <w:lvlJc w:val="left"/>
+      <w:pPr>
+        <w:ind w:left="5040" w:hanging="360"/>
+      </w:pPr>
+      <w:rPr>
+        <w:rFonts w:ascii="Symbol" w:hAnsi="Symbol" w:hint="default"/>
+      </w:rPr>
+    </w:lvl>
+    <w:lvl w:ilvl="7" w:tplc="04090003" w:tentative="1">
+      <w:start w:val="1"/>
+      <w:numFmt w:val="bullet"/>
+      <w:lvlText w:val="o"/>
+      <w:lvlJc w:val="left"/>
+      <w:pPr>
+        <w:ind w:left="5760" w:hanging="360"/>
+      </w:pPr>
+      <w:rPr>
+        <w:rFonts w:ascii="Courier New" w:hAnsi="Courier New" w:cs="Courier New" w:hint="default"/>
+      </w:rPr>
+    </w:lvl>
+    <w:lvl w:ilvl="8" w:tplc="04090005" w:tentative="1">
+      <w:start w:val="1"/>
+      <w:numFmt w:val="bullet"/>
+      <w:lvlText w:val=""/>
+      <w:lvlJc w:val="left"/>
+      <w:pPr>
+        <w:ind w:left="6480" w:hanging="360"/>
+      </w:pPr>
+      <w:rPr>
+        <w:rFonts w:ascii="Wingdings" w:hAnsi="Wingdings" w:hint="default"/>
+      </w:rPr>
+    </w:lvl>
+  </w:abstractNum>
+  <w:abstractNum w:abstractNumId="10" w15:restartNumberingAfterBreak="0">
     <w:nsid w:val="7EAD0644"/>
     <w:multiLevelType w:val="hybridMultilevel"/>
     <w:tmpl w:val="0EA640BA"/>
@@ -17758,7 +22183,7 @@
     <w:abstractNumId w:val="5"/>
   </w:num>
   <w:num w:numId="3" w16cid:durableId="668951321">
-    <w:abstractNumId w:val="7"/>
+    <w:abstractNumId w:val="8"/>
   </w:num>
   <w:num w:numId="4" w16cid:durableId="898789704">
     <w:abstractNumId w:val="0"/>
@@ -17767,7 +22192,7 @@
     <w:abstractNumId w:val="4"/>
   </w:num>
   <w:num w:numId="6" w16cid:durableId="475219895">
-    <w:abstractNumId w:val="8"/>
+    <w:abstractNumId w:val="10"/>
   </w:num>
   <w:num w:numId="7" w16cid:durableId="1121459128">
     <w:abstractNumId w:val="1"/>
@@ -17776,6 +22201,12 @@
     <w:abstractNumId w:val="3"/>
   </w:num>
   <w:num w:numId="9" w16cid:durableId="1202670979">
+    <w:abstractNumId w:val="7"/>
+  </w:num>
+  <w:num w:numId="10" w16cid:durableId="657342370">
+    <w:abstractNumId w:val="9"/>
+  </w:num>
+  <w:num w:numId="11" w16cid:durableId="1816096080">
     <w:abstractNumId w:val="6"/>
   </w:num>
   <w:numIdMacAtCleanup w:val="1"/>
@@ -18182,7 +22613,7 @@
   <w:style w:type="paragraph" w:default="1" w:styleId="Normal">
     <w:name w:val="Normal"/>
     <w:qFormat/>
-    <w:rsid w:val="00C91D4D"/>
+    <w:rsid w:val="00DF4129"/>
   </w:style>
   <w:style w:type="paragraph" w:styleId="Heading1">
     <w:name w:val="heading 1"/>
@@ -18428,6 +22859,7 @@
   <w:style w:type="character" w:default="1" w:styleId="DefaultParagraphFont">
     <w:name w:val="Default Paragraph Font"/>
     <w:uiPriority w:val="1"/>
+    <w:semiHidden/>
     <w:unhideWhenUsed/>
   </w:style>
   <w:style w:type="table" w:default="1" w:styleId="TableNormal">
@@ -18958,6 +23390,17 @@
       <w:spacing w:after="0" w:line="240" w:lineRule="auto"/>
     </w:pPr>
   </w:style>
+  <w:style w:type="character" w:styleId="Strong">
+    <w:name w:val="Strong"/>
+    <w:basedOn w:val="DefaultParagraphFont"/>
+    <w:uiPriority w:val="22"/>
+    <w:qFormat/>
+    <w:rsid w:val="00CA6D1E"/>
+    <w:rPr>
+      <w:b/>
+      <w:bCs/>
+    </w:rPr>
+  </w:style>
 </w:styles>
 </file>
 
